--- a/org_frontier/slacker_thirds/chapter/chapter_v8_google_docs.docx
+++ b/org_frontier/slacker_thirds/chapter/chapter_v8_google_docs.docx
@@ -58,7 +58,7 @@
         <w:t xml:space="preserve"> </w:t>
       </w:r>
       <w:r>
-        <w:t xml:space="preserve">follows about a hundred people through one day in Austin. None of them has a continuous story. They talk, leave the frame, and do not return. Most of them never meet one another. The usual account says the camera joins scenes the characters do not join, and never names what the camera does when it joins them.</w:t>
+        <w:t xml:space="preserve">follows roughly a hundred people across one day in Austin. Almost none of them gets a continuous story. A character enters, talks for a stretch, then leaves the frame and does not come back as a continuing subject. Most of these people never meet one another. The day does not gather them into one plot, and the film still holds together for audiences who have no trouble following it. Published accounts of why it holds together usually stop at one claim: the camera joins scenes the characters do not join. That claim names a joiner. It does not say what kind of coordinator a camera is.</w:t>
       </w:r>
     </w:p>
     <w:p>
@@ -66,7 +66,7 @@
         <w:pStyle w:val="BodyText"/>
       </w:pPr>
       <w:r>
-        <w:t xml:space="preserve">A platform is a third that holds people within reach of one another and brokers none of their meetings: when it arranges one, it arranges it impersonally, knowing neither party as a party. People share a relation to something outside them; no broker pairs them. Austin holds the strangers available. The camera selects which stranger the viewer meets next. Markets, firms, and networks do not fit: the people on screen rarely contract, work under one hierarchy, or collaborate, yet the city and the camera still coordinate them. Apps and feeds are later machines built on that form.</w:t>
+        <w:t xml:space="preserve">By a third I mean a coordinating position that is neither of the parties it joins. It is not one of the strangers on screen, and not the viewer either. It is something that holds them in a shared field. A platform, in the sense I use here, is a third that holds people within reach of one another and brokers none of their meetings. When it arranges an encounter, it arranges it impersonally, knowing neither party as a party. People share a relation to something outside them; no broker—no intermediary who knows both sides of a particular pair—pairs them. Austin holds the strangers available. The camera selects which stranger the viewer meets next. Markets, firms, and networks do not fit the footage. The people on screen rarely contract, rarely work under one hierarchy, and rarely collaborate, yet the city and the camera still coordinate them. Apps and feeds are later machines that builders raised on that form, older than the software that now carries the name.</w:t>
       </w:r>
     </w:p>
     <w:p>
@@ -74,7 +74,7 @@
         <w:pStyle w:val="BodyText"/>
       </w:pPr>
       <w:r>
-        <w:t xml:space="preserve">Four writers make different parts of it legible. Simmel names a coordinator with no known pair. Royce explains belonging when people never meet. Reich describes access held as a grant whose reasons can be withheld. Stark and Pais later give the coordinating verb: platforms co-opt, where markets contract, hierarchies command, and networks collaborate.</w:t>
+        <w:t xml:space="preserve">Simmel named the structure of a coordinator that unifies by a common outside relation without knowing which two will meet. Royce named membership when those people never meet face to face. Reich named access that a grantor holds as a grant and whose reasons that grantor can withhold. Stark and Pais later gave the coordinating verb the earlier three lacked. Compress each organizational form into a verb and the contrast is sharp. Markets coordinate by contracting. Hierarchies coordinate by commanding. Networks coordinate by collaborating. Platforms coordinate by co-opting: owners enroll providers and users in the practices of algorithmic management without anyone having delegated managerial authority to them.</w:t>
       </w:r>
       <w:r>
         <w:rPr>
@@ -102,7 +102,7 @@
         <w:t xml:space="preserve"> </w:t>
       </w:r>
       <w:r>
-        <w:t xml:space="preserve">in 1990, after Reich and before Stark and Pais. The structures and powers were already available; digital systems had not yet gathered reach, selection, records, and enrollment into one apparatus.</w:t>
+        <w:t xml:space="preserve">in 1990, after Reich and before Stark and Pais. Simmel, Royce, and Reich had already theorized structure, membership, and grant-access; what digital systems had not yet done was gather reach, selection, permanent records, and enrollment into a single apparatus that issues determinations without a face to answer.</w:t>
       </w:r>
     </w:p>
     <w:p>
@@ -110,7 +110,7 @@
         <w:pStyle w:val="BodyText"/>
       </w:pPr>
       <w:r>
-        <w:t xml:space="preserve">The film does not forecast those systems. It shows the same form unfinished. Read beside later platforms, the parallels are large, and no one shooting in Austin could have known they were filming them; the last section names the skill those systems demand as algorithmacy.</w:t>
+        <w:t xml:space="preserve">The film does not predict Uber or a feed. It records the coordinating form before those machines fused its parts. Beside later platforms, the sidewalk and the cut already show three things platforms still do. A third holds strangers in reach. Something else decides who meets whom next. A grantor can deny access without stating a ground. No one shooting in Austin could have known the later names for those functions. The closing section returns to the competence those later machines demand of people who live inside them, which I call algorithmacy.</w:t>
       </w:r>
     </w:p>
     <w:bookmarkEnd w:id="11"/>
@@ -128,7 +128,7 @@
         <w:pStyle w:val="FirstParagraph"/>
       </w:pPr>
       <w:r>
-        <w:t xml:space="preserve">Without a structural name, the camera’s joins look like style. Simmel’s ordinary thirds will not supply that name, because each acts on a known pair. The non-partisan and the mediator repair a relation between two identified parties. The</w:t>
+        <w:t xml:space="preserve">If the camera’s joins have no structural name, critics will file them as style. They will call the joins an editing trademark, not a coordinating form. Simmel’s ordinary thirds will not supply that name, because each acts on a known pair. The non-partisan and the mediator repair a relation between two identified parties; the</w:t>
       </w:r>
       <w:r>
         <w:t xml:space="preserve"> </w:t>
@@ -141,10 +141,7 @@
         <w:t xml:space="preserve">tertius gaudens</w:t>
       </w:r>
       <w:r>
-        <w:t xml:space="preserve"> </w:t>
-      </w:r>
-      <w:r>
-        <w:t xml:space="preserve">profits from standing between them.</w:t>
+        <w:t xml:space="preserve">, the laughing third, profits from standing between them;</w:t>
       </w:r>
       <w:r>
         <w:t xml:space="preserve"> </w:t>
@@ -154,13 +151,10 @@
           <w:i/>
           <w:iCs/>
         </w:rPr>
-        <w:t xml:space="preserve">Divide et impera</w:t>
-      </w:r>
-      <w:r>
-        <w:t xml:space="preserve"> </w:t>
-      </w:r>
-      <w:r>
-        <w:t xml:space="preserve">sets them against each other in order to rule both.</w:t>
+        <w:t xml:space="preserve">divide et impera</w:t>
+      </w:r>
+      <w:r>
+        <w:t xml:space="preserve">, divide and rule, sets them against each other in order to rule both.</w:t>
       </w:r>
       <w:r>
         <w:rPr>
@@ -172,31 +166,37 @@
         <w:t xml:space="preserve"> </w:t>
       </w:r>
       <w:r>
-        <w:t xml:space="preserve">On the opening page of the same chapter he names a different figure: people drawn together</w:t>
-      </w:r>
-      <w:r>
-        <w:t xml:space="preserve"> </w:t>
-      </w:r>
-      <w:r>
-        <w:t xml:space="preserve">“by their common relation to a phenomenon which lies outside of them,”</w:t>
-      </w:r>
-      <w:r>
-        <w:t xml:space="preserve"> </w:t>
-      </w:r>
-      <w:r>
-        <w:t xml:space="preserve">for example an alliance against a common enemy or the invisible church. He does not analyze it. He says the group-forming mediation of a third element</w:t>
-      </w:r>
-      <w:r>
-        <w:t xml:space="preserve"> </w:t>
-      </w:r>
-      <w:r>
-        <w:t xml:space="preserve">“ist indes in späterem Zusammenhang zu behandeln,”</w:t>
-      </w:r>
-      <w:r>
-        <w:t xml:space="preserve"> </w:t>
-      </w:r>
-      <w:r>
-        <w:t xml:space="preserve">is to be treated in a later context.</w:t>
+        <w:t xml:space="preserve">On the opening page of the same chapter Wolff translates the sentence that matters here:</w:t>
+      </w:r>
+      <w:r>
+        <w:t xml:space="preserve"> </w:t>
+      </w:r>
+      <w:r>
+        <w:t xml:space="preserve">“It is sociologically very significant that isolated elements are unified by their common relation to a phenomenon which lies outside of them.”</w:t>
+      </w:r>
+      <w:r>
+        <w:t xml:space="preserve"> </w:t>
+      </w:r>
+      <w:r>
+        <w:t xml:space="preserve">The examples are an alliance against a common enemy and the invisible church. Then he withholds the analysis.</w:t>
+      </w:r>
+      <w:r>
+        <w:t xml:space="preserve"> </w:t>
+      </w:r>
+      <w:r>
+        <w:t xml:space="preserve">“The group-forming, mediating function of a third element will be discussed in a later context.”</w:t>
+      </w:r>
+      <w:r>
+        <w:t xml:space="preserve"> </w:t>
+      </w:r>
+      <w:r>
+        <w:t xml:space="preserve">In the German:</w:t>
+      </w:r>
+      <w:r>
+        <w:t xml:space="preserve"> </w:t>
+      </w:r>
+      <w:r>
+        <w:t xml:space="preserve">“Diese gesellschaftsbildende Vermittlung eines dritten Elementes ist indes in späterem Zusammenhang zu behandeln.”</w:t>
       </w:r>
       <w:r>
         <w:rPr>
@@ -208,13 +208,19 @@
         <w:t xml:space="preserve"> </w:t>
       </w:r>
       <w:r>
-        <w:t xml:space="preserve">That undeveloped figure is the deferred third: no known pair, no broker. It is the only Simmelian third that matches a cut between strangers who never meet.</w:t>
+        <w:t xml:space="preserve">The reason he gives for setting the case aside is distance: the third stands so far from the other two that there exist no properly sociological interactions which concern all three alike. That undeveloped figure is the deferred third. It has no known pair and no broker who stands between identified parties. It is the only Simmelian third that matches a cut between strangers who never meet.</w:t>
       </w:r>
     </w:p>
     <w:p>
       <w:pPr>
         <w:pStyle w:val="BodyText"/>
       </w:pPr>
+      <w:r>
+        <w:t xml:space="preserve">That deferred third organizes</w:t>
+      </w:r>
+      <w:r>
+        <w:t xml:space="preserve"> </w:t>
+      </w:r>
       <w:r>
         <w:rPr>
           <w:i/>
@@ -226,7 +232,7 @@
         <w:t xml:space="preserve"> </w:t>
       </w:r>
       <w:r>
-        <w:t xml:space="preserve">runs on it. A man off an overnight bus tells a taxi driver about lives he did not choose; the driver does not answer. One cut later, a woman lies in the street, struck, and strangers manage the emergency out loud: calling an ambulance, reaching her son, pressing a card on a witness:</w:t>
+        <w:t xml:space="preserve">from the first cut. A man off an overnight bus rides into Austin telling his taxi driver about the lives he did not choose; the driver never answers. One cut later a woman lies struck in the street, and the strangers who gather manage the emergency out loud, one calling an ambulance, one reaching her son by telephone, one pressing a business card on a witness:</w:t>
       </w:r>
       <w:r>
         <w:t xml:space="preserve"> </w:t>
@@ -244,7 +250,7 @@
         <w:t xml:space="preserve"> </w:t>
       </w:r>
       <w:r>
-        <w:t xml:space="preserve">The offer leads nowhere. He leaves before the police arrive. A bystander says what no one else has said:</w:t>
+        <w:t xml:space="preserve">The offer produces no later meeting. He leaves before the police arrive, and a bystander supplies the fact the scene has withheld:</w:t>
       </w:r>
       <w:r>
         <w:t xml:space="preserve"> </w:t>
@@ -256,7 +262,7 @@
         <w:t xml:space="preserve"> </w:t>
       </w:r>
       <w:r>
-        <w:t xml:space="preserve">Nothing audible connects the taxi to the accident. The two scenes share a day, a city, and a camera. No character brokers them: a broker knows both parties, and neither a sidewalk nor a cut does.</w:t>
+        <w:t xml:space="preserve">Between the taxi and the accident there is no audible link at all. Two strangers who will never learn of each other stand one scene apart; only their common relation to a day, a city, and a camera unifies them. No character brokers them. A broker knows both parties and stands between them; a sidewalk knows nobody, and neither does a cut.</w:t>
       </w:r>
     </w:p>
     <w:p>
@@ -264,7 +270,35 @@
         <w:pStyle w:val="BodyText"/>
       </w:pPr>
       <w:r>
-        <w:t xml:space="preserve">Two functions have to stay distinct or the platform claim collapses. Reach is the environment that holds people where they can summon one another without naming which two will meet: the sidewalk, the city, later the app’s pool of users. Selection is the choice of who comes next for a viewer or a user: the cut, later the feed. The cut selects for a viewer who is party to nothing; the feed selects for the parties themselves. What platforms inherited is the function, not the addressee. The film has both. Reach without brokerage, plus impersonal selection: that is already the platform shape, eighty years after Simmel set the figure aside and thirty years before an app fused the two functions.</w:t>
+        <w:t xml:space="preserve">Analysts must keep reach and selection apart, or</w:t>
+      </w:r>
+      <w:r>
+        <w:t xml:space="preserve"> </w:t>
+      </w:r>
+      <w:r>
+        <w:t xml:space="preserve">“platform”</w:t>
+      </w:r>
+      <w:r>
+        <w:t xml:space="preserve"> </w:t>
+      </w:r>
+      <w:r>
+        <w:t xml:space="preserve">collapses into anything that joins people. Reach is the environment that holds people where they can summon one another without naming which two will meet. In the film that environment is the sidewalk and the city; later it is the app’s pool of users. Selection is the choice of who comes next for a viewer or a user. In the film that choice is the cut; later it is the feed. The cut selects for a viewer who is party to nothing on screen. The feed selects for the parties themselves, assigning a driver or a title to someone inside the system. What platforms inherited is the pairing of those two functions, not the identity of the person for whom selection chooses.</w:t>
+      </w:r>
+      <w:r>
+        <w:t xml:space="preserve"> </w:t>
+      </w:r>
+      <w:r>
+        <w:rPr>
+          <w:i/>
+          <w:iCs/>
+        </w:rPr>
+        <w:t xml:space="preserve">Slacker</w:t>
+      </w:r>
+      <w:r>
+        <w:t xml:space="preserve"> </w:t>
+      </w:r>
+      <w:r>
+        <w:t xml:space="preserve">already has both, and keeps them in separate hands. The city supplies reach. The camera supplies selection. Eighty years after Simmel set the figure aside, and thirty years before an app fused the two functions into one machine, the film already shows the platform shape as a division of labor between city and camera.</w:t>
       </w:r>
     </w:p>
     <w:bookmarkEnd w:id="15"/>
@@ -282,19 +316,16 @@
         <w:pStyle w:val="FirstParagraph"/>
       </w:pPr>
       <w:r>
-        <w:t xml:space="preserve">Simmel’s deferred third joins people without a broker. It does not say what belonging looks like when they never meet. Without that account, a hundred strangers in one day are only a crowd. Royce supplies the missing account. He asked what makes a community and not a crowd. Members need not meet. A community of memory exists when each member</w:t>
-      </w:r>
-      <w:r>
-        <w:t xml:space="preserve"> </w:t>
-      </w:r>
-      <w:r>
-        <w:t xml:space="preserve">“accepts as part of his own individual life and self the same past events that each of his fellow-members accepts.”</w:t>
-      </w:r>
-      <w:r>
-        <w:t xml:space="preserve"> </w:t>
-      </w:r>
-      <w:r>
-        <w:t xml:space="preserve">A community of expectation uses the same relation to shared future events.</w:t>
+        <w:t xml:space="preserve">Simmel’s deferred third explains how a third can join strangers without a broker. It does not explain what belonging looks like when those strangers never meet, and without that account a hundred people in one day remain a crowd, not members of anything. Royce wrote the missing account in 1913. A community of memory, he says, takes shape when each of its members</w:t>
+      </w:r>
+      <w:r>
+        <w:t xml:space="preserve"> </w:t>
+      </w:r>
+      <w:r>
+        <w:t xml:space="preserve">“accepts as part of his own individual life and self the same past events that each of his fellow-members accepts”</w:t>
+      </w:r>
+      <w:r>
+        <w:t xml:space="preserve">; a community of expectation, by the same relation to shared future events.</w:t>
       </w:r>
       <w:r>
         <w:rPr>
@@ -306,7 +337,7 @@
         <w:t xml:space="preserve"> </w:t>
       </w:r>
       <w:r>
-        <w:t xml:space="preserve">Two Maori who each say they came over in the canoe Tai-Nui form a community on that past even if, as Royce adds,</w:t>
+        <w:t xml:space="preserve">His example is two Maori, each of whom says that he came over in the canoe Tai-Nui. They form a community on that past even if, as Royce adds,</w:t>
       </w:r>
       <w:r>
         <w:t xml:space="preserve"> </w:t>
@@ -324,7 +355,7 @@
         <w:t xml:space="preserve"> </w:t>
       </w:r>
       <w:r>
-        <w:t xml:space="preserve">Shared relation to an outside past or future is enough, so with Royce the film’s strangers are members before any platform keeps their record.</w:t>
+        <w:t xml:space="preserve">The present consciousnesses need not interpenetrate. Shared relation to an outside past or future is enough for membership. Under that standard, the film’s strangers are already members of a day and a city before any platform stores their record.</w:t>
       </w:r>
     </w:p>
     <w:p>
@@ -332,7 +363,7 @@
         <w:pStyle w:val="BodyText"/>
       </w:pPr>
       <w:r>
-        <w:t xml:space="preserve">Membership still leaves the camera undertheorized: why should a cut count as coordination and not as editing? Royce held that interpretation takes three terms.</w:t>
+        <w:t xml:space="preserve">Membership alone still leaves the camera undertheorized, because a cut could be mere montage—an aesthetic succession—and not a coordinating act. Royce held that interpretation takes three terms.</w:t>
       </w:r>
       <w:r>
         <w:t xml:space="preserve"> </w:t>
@@ -351,6 +382,12 @@
       </w:r>
       <w:r>
         <w:t xml:space="preserve">“In the technical phrase, interpretation is a triadic relation.”</w:t>
+      </w:r>
+      <w:r>
+        <w:t xml:space="preserve"> </w:t>
+      </w:r>
+      <w:r>
+        <w:t xml:space="preserve">That is, you cannot express any complete process of interpreting by merely naming two terms and then telling what dyadic relation exists between one and the other.</w:t>
       </w:r>
       <w:r>
         <w:rPr>
@@ -362,7 +399,7 @@
         <w:t xml:space="preserve"> </w:t>
       </w:r>
       <w:r>
-        <w:t xml:space="preserve">Two dyads in a row are not a triad.</w:t>
+        <w:t xml:space="preserve">Two dyads laid end to end are not a triad.</w:t>
       </w:r>
       <w:r>
         <w:rPr>
@@ -374,7 +411,7 @@
         <w:t xml:space="preserve"> </w:t>
       </w:r>
       <w:r>
-        <w:t xml:space="preserve">A camera that sequences strangers for a viewer occupies the interpreter’s place. Royce required communication among living members beyond a shared past,</w:t>
+        <w:t xml:space="preserve">A camera that sequences strangers for a viewer occupies the interpreter’s place. It takes one party’s situation as its object and addresses another party, the viewer, with a next encounter. Royce required communication among living members beyond a shared past,</w:t>
       </w:r>
       <w:r>
         <w:rPr>
@@ -398,7 +435,7 @@
         <w:t xml:space="preserve"> </w:t>
       </w:r>
       <w:r>
-        <w:t xml:space="preserve">Reading a camera as interpreter goes beyond him; that move is mine. He gives membership without meeting and does not give a machine interpreter, so the film needs the extension in which the cut does work he reserved for minds.</w:t>
+        <w:t xml:space="preserve">Reading a camera as interpreter therefore goes beyond him; that extension is mine. Royce gives membership without meeting. He does not give a machine that interprets. The film requires the extension, because the cut does work Royce reserved for minds: it selects who comes next for someone who never meets the people on screen.</w:t>
       </w:r>
     </w:p>
     <w:p>
@@ -406,7 +443,7 @@
         <w:pStyle w:val="BodyText"/>
       </w:pPr>
       <w:r>
-        <w:t xml:space="preserve">The film shows a Roycean join the characters do not arrange. In a café a man dictates aphorisms, casting himself as Dostoyevsky and his companion as Anna at work on</w:t>
+        <w:t xml:space="preserve">In a café a man dictates aphorisms, casting himself as Dostoyevsky and his companion as Anna at work on</w:t>
       </w:r>
       <w:r>
         <w:t xml:space="preserve"> </w:t>
@@ -419,7 +456,7 @@
         <w:t xml:space="preserve">The Gambler</w:t>
       </w:r>
       <w:r>
-        <w:t xml:space="preserve">. A passerby asks:</w:t>
+        <w:t xml:space="preserve">, when a passerby breaks in to ask after a friend:</w:t>
       </w:r>
       <w:r>
         <w:t xml:space="preserve"> </w:t>
@@ -431,7 +468,7 @@
         <w:t xml:space="preserve"> </w:t>
       </w:r>
       <w:r>
-        <w:t xml:space="preserve">Nobody has seen Gary for months. The passerby leaves. Somewhere else, another man says he overheard that a friend is missing: one stranger asked, and a different stranger answered. The shared past of Gary missing joins two people who never negotiated a handoff, a join Roycean in form though not yet in depth: neither man has taken Gary’s absence into his own life as Royce’s condition demands. The man who answered then holds his listener through a suppressed moon program and a rain-forest drug that leaves</w:t>
+        <w:t xml:space="preserve">Nobody in the café has seen Gary for months, and the passerby leaves without an answer. A later scene never brings that passerby back. Instead it shows a different man telling a different listener that he overheard someone ask after a missing friend. The film never lets those two men meet, speak, or hand anything across. What joins them for the viewer is only the shared report that Gary is gone. One scene poses the question. Another scene carries news of the same absence. Neither speaker knows the other exists. Neither man meant to join the other, and neither has taken Gary’s absence into his own life as Royce’s condition of appropriation demands. They still stand in a common relation to that reported past. The man who carries the news then holds his listener through a suppressed moon program and a rain-forest drug that leaves</w:t>
       </w:r>
       <w:r>
         <w:t xml:space="preserve"> </w:t>
@@ -443,13 +480,13 @@
         <w:t xml:space="preserve"> </w:t>
       </w:r>
       <w:r>
-        <w:t xml:space="preserve">and does not pass him on. Later he stops a second man (</w:t>
+        <w:t xml:space="preserve">and does not pass him on. Later he stops a second man—</w:t>
       </w:r>
       <w:r>
         <w:t xml:space="preserve">“Just a little security check. There’ve been some people missing”</w:t>
       </w:r>
       <w:r>
-        <w:t xml:space="preserve">) and lets him go:</w:t>
+        <w:t xml:space="preserve">—and lets him go:</w:t>
       </w:r>
       <w:r>
         <w:t xml:space="preserve"> </w:t>
@@ -461,7 +498,7 @@
         <w:t xml:space="preserve"> </w:t>
       </w:r>
       <w:r>
-        <w:t xml:space="preserve">The street made both openings possible and did not choose who would meet whom: reach without selection.</w:t>
+        <w:t xml:space="preserve">The street made both openings possible by holding strangers in reach; it did not choose which of them would meet. Reach supplies the openings. Selection would choose among them. The film has the first and withholds the second.</w:t>
       </w:r>
     </w:p>
     <w:bookmarkEnd w:id="22"/>
@@ -479,7 +516,7 @@
         <w:pStyle w:val="FirstParagraph"/>
       </w:pPr>
       <w:r>
-        <w:t xml:space="preserve">Simmel and Royce give structure and membership. They do not give what a deferred third can do to people who depend on it. Without those powers, the door scenes are local color and today’s licensing pages have no ancestor in the film. When Steve hits the guest list he is priced, evaluated, refused, and left with no ground of argument. Those are the powers: price an exchange, evaluate a party, remove a party, withhold the reason. This four-part reading is mine, taken from the door. Reich named the legal form of the dependence behind it: access held as a grant and not as property, twenty-six years before the film.</w:t>
+        <w:t xml:space="preserve">Structure and membership still leave unexplained what a deferred third can do to people who depend on it for access. Without an account of those powers, the door scenes remain local color and today’s licensing pages have no ancestor in the film. When Steve hits the guest list, the door prices him, evaluates him, refuses him, and leaves him with no ground of argument. I call those four acts the powers of a deferred third over a dependent party. The door can set a price for entry, judge whether a name belongs on the list, put someone out, and refuse to say why. The taxonomy is mine, taken from the door; it is not Reich’s. Reich named the legal form of the dependence behind those powers twenty-six years before the film. A grantor holds access as a grant: that grantor issues permission and can revoke it. The holder does not own access as alienable property.</w:t>
       </w:r>
       <w:r>
         <w:rPr>
@@ -511,19 +548,13 @@
         <w:t xml:space="preserve"> </w:t>
       </w:r>
       <w:r>
-        <w:t xml:space="preserve">Steve spells his name,</w:t>
-      </w:r>
-      <w:r>
-        <w:t xml:space="preserve"> </w:t>
-      </w:r>
-      <w:r>
-        <w:t xml:space="preserve">“S-T-E-V-E. Steve plus three or four,”</w:t>
-      </w:r>
-      <w:r>
-        <w:t xml:space="preserve"> </w:t>
-      </w:r>
-      <w:r>
-        <w:t xml:space="preserve">and the doorman refuses him:</w:t>
+        <w:t xml:space="preserve">Steve spells his name—</w:t>
+      </w:r>
+      <w:r>
+        <w:t xml:space="preserve">“S-T-E-V-E. Steve plus three or four”</w:t>
+      </w:r>
+      <w:r>
+        <w:t xml:space="preserve">—and the doorman refuses him:</w:t>
       </w:r>
       <w:r>
         <w:t xml:space="preserve"> </w:t>
@@ -535,7 +566,7 @@
         <w:t xml:space="preserve"> </w:t>
       </w:r>
       <w:r>
-        <w:t xml:space="preserve">He argues that the band on stage is his roommate’s. The door does not change. Without a reason he cannot contest price, evaluation, or removal, and the fourth power locks the other three.</w:t>
+        <w:t xml:space="preserve">He argues that the band on stage is his roommate’s. The door does not change. Without a stated reason he cannot contest price, evaluation, or removal, which is why withholding the reason locks the other three powers in place.</w:t>
       </w:r>
     </w:p>
     <w:p>
@@ -543,7 +574,7 @@
         <w:pStyle w:val="BodyText"/>
       </w:pPr>
       <w:r>
-        <w:t xml:space="preserve">The door prices; a cover is named at five dollars. It evaluates by checking a name against a list and refusing it. It removes at 2:00 a.m.:</w:t>
+        <w:t xml:space="preserve">The door prices, and names a cover out loud at five dollars. It evaluates by checking a name against a list and refusing it. It removes at 2:00 a.m.:</w:t>
       </w:r>
       <w:r>
         <w:t xml:space="preserve"> </w:t>
@@ -555,7 +586,7 @@
         <w:t xml:space="preserve"> </w:t>
       </w:r>
       <w:r>
-        <w:t xml:space="preserve">It never chooses which two people will meet. Powers attach to a deferred third without making it a broker, and later platforms will do the same when they control access without arranging every meeting.</w:t>
+        <w:t xml:space="preserve">Through all of it the door arranges nothing; it never chooses which two people will meet. Powers can therefore attach to a deferred third without turning that third into a broker. Later platforms do the same when they control access. They price a ride, rate a driver, or remove a title, and still arrange no meeting as a known pair.</w:t>
       </w:r>
     </w:p>
     <w:p>
@@ -563,7 +594,25 @@
         <w:pStyle w:val="BodyText"/>
       </w:pPr>
       <w:r>
-        <w:t xml:space="preserve">Reich also named the shift in how access itself is held, and that shift is what makes the guest list and the stamp two regimes, not two scrapes of local color. Valuables had moved from ownership into grants; the holder faces a counterparty that writes the terms, changes them, decides disputes in its own forum, and owes no procedure.</w:t>
+        <w:t xml:space="preserve">Reich also named the historical shift in how holders hold access itself, and that shift is what makes the guest list and the stamp two regimes of access, not two bits of nightclub business. Valuables had moved from ownership into grants; the holder faces a counterparty that writes the terms, changes them, decides disputes in its own forum, and owes no procedure.</w:t>
+      </w:r>
+      <w:r>
+        <w:t xml:space="preserve"> </w:t>
+      </w:r>
+      <w:r>
+        <w:t xml:space="preserve">“The granting, regulation, and revocation of government largess,”</w:t>
+      </w:r>
+      <w:r>
+        <w:t xml:space="preserve"> </w:t>
+      </w:r>
+      <w:r>
+        <w:t xml:space="preserve">he wrote,</w:t>
+      </w:r>
+      <w:r>
+        <w:t xml:space="preserve"> </w:t>
+      </w:r>
+      <w:r>
+        <w:t xml:space="preserve">“is carried on by procedures which, in varying degrees, represent short-cuts that tend to augment the power of the grantor at the expense of the recipient.”</w:t>
       </w:r>
       <w:r>
         <w:rPr>
@@ -593,13 +642,13 @@
         <w:t xml:space="preserve"> </w:t>
       </w:r>
       <w:r>
-        <w:t xml:space="preserve">Reich wrote that</w:t>
-      </w:r>
-      <w:r>
-        <w:t xml:space="preserve"> </w:t>
-      </w:r>
-      <w:r>
-        <w:t xml:space="preserve">“the denial of any form of privilege or benefit on the basis of undisclosed reasons should no longer be tolerated.”</w:t>
+        <w:t xml:space="preserve">His prescription states the fourth power as a legal demand against denial without disclosed grounds:</w:t>
+      </w:r>
+      <w:r>
+        <w:t xml:space="preserve"> </w:t>
+      </w:r>
+      <w:r>
+        <w:t xml:space="preserve">“The denial of any form of privilege or benefit on the basis of undisclosed reasons should no longer be tolerated.”</w:t>
       </w:r>
       <w:r>
         <w:rPr>
@@ -611,7 +660,7 @@
         <w:t xml:space="preserve"> </w:t>
       </w:r>
       <w:r>
-        <w:t xml:space="preserve">That sentence is the fourth power stated as a legal demand. The film shows both regimes on one night. The guest list is a grant: the grantor keeps the record and can deny without a stated ground.</w:t>
+        <w:t xml:space="preserve">The film shows both regimes on one night. The guest list is a grant. The grantor keeps the record and can deny without a stated ground.</w:t>
       </w:r>
       <w:r>
         <w:t xml:space="preserve"> </w:t>
@@ -635,10 +684,7 @@
         <w:t xml:space="preserve"> </w:t>
       </w:r>
       <w:r>
-        <w:t xml:space="preserve">He shows the transfer:</w:t>
-      </w:r>
-      <w:r>
-        <w:t xml:space="preserve"> </w:t>
+        <w:t xml:space="preserve">He shows the transfer—</w:t>
       </w:r>
       <w:r>
         <w:t xml:space="preserve">“Here, watch. It’s easy. Watch. You just do this,”</w:t>
@@ -663,7 +709,7 @@
         <w:t xml:space="preserve"> </w:t>
       </w:r>
       <w:r>
-        <w:t xml:space="preserve">is [DISC:S5]. At the next door the same group uses it against another five-dollar cover. A stamp can be shown and copied. A grant cannot. Platform life inherits the grant. The stamp is speakable access. Platforms kept the grant and dropped the demonstration. Reich wrote about government. I apply the structure to private doors because that is where the film and later platforms put it.</w:t>
+        <w:t xml:space="preserve">is [DISC:S5]—and at the next door the same group uses it against another five-dollar cover. A holder can show and copy a stamp; nobody can show and copy a grant, because only the grantor’s record can confirm it. Platform life inherits the grant. The stamp is speakable access: you can demonstrate it and hand it on aloud. Platforms kept the grant and dropped that demonstration, so access no longer copies between strangers. Reich wrote about government. I apply the structure to private doors because that is where the film and later platforms locate the same dependence.</w:t>
       </w:r>
       <w:r>
         <w:rPr>
@@ -677,7 +723,17 @@
         <w:pStyle w:val="BodyText"/>
       </w:pPr>
       <w:r>
-        <w:t xml:space="preserve">By 1964 structure, membership, and grant-access were on the page. The coordinating verb was not. The single apparatus that would gather all four powers and remove the face you argue with was not.</w:t>
+        <w:t xml:space="preserve">By 1964, then, writers already had on the page the structure of the deferred third, the membership conditions under it, and the grant form of access. Nobody had yet named the coordinating verb—</w:t>
+      </w:r>
+      <w:r>
+        <w:rPr>
+          <w:i/>
+          <w:iCs/>
+        </w:rPr>
+        <w:t xml:space="preserve">co-opt</w:t>
+      </w:r>
+      <w:r>
+        <w:t xml:space="preserve">—or the single apparatus that would gather all four powers and remove the human face to whom one could still argue. Linklater shot</w:t>
       </w:r>
       <w:r>
         <w:t xml:space="preserve"> </w:t>
@@ -693,7 +749,7 @@
         <w:t xml:space="preserve"> </w:t>
       </w:r>
       <w:r>
-        <w:t xml:space="preserve">was made in that gap.</w:t>
+        <w:t xml:space="preserve">in that historical interval, when people could still speak the form at a door and software had not yet gathered it.</w:t>
       </w:r>
     </w:p>
     <w:bookmarkEnd w:id="28"/>
@@ -711,7 +767,7 @@
         <w:pStyle w:val="FirstParagraph"/>
       </w:pPr>
       <w:r>
-        <w:t xml:space="preserve">Structure, membership, and powers stay abstract until they have a material host. A platform holds people in reach and brokers none of their meetings, so the film can show that form only where strangers are thick on the ground and where work does not already bind them into a firm. If Austin had been a workplace of continuous employment, the soundtrack would be hierarchy and payroll. If it had been a tight housing market, the day would read as bargaining over scarce shelter. The film needs both conditions, reach without employment, or it is the wrong evidence for the interval between Reich and Stark.</w:t>
+        <w:t xml:space="preserve">A platform holds people in reach and brokers none of their meetings, so the film can show that form only where strangers are thick on the ground and where work does not already bind them into a firm. If Austin had been a workplace of continuous employment, the soundtrack would be hierarchy and payroll. If it had been a tight housing market, the day would read as bargaining over scarce shelter. The interval needs both conditions at once: enough reach for strangers to meet, and no employment relation that would already coordinate them. Without that pair, the film would be the wrong evidence between Reich’s grant and Stark and Pais’s verb.</w:t>
       </w:r>
     </w:p>
     <w:p>
@@ -719,7 +775,7 @@
         <w:pStyle w:val="BodyText"/>
       </w:pPr>
       <w:r>
-        <w:t xml:space="preserve">In 1990 Austin had both. I recorded a prediction before the work census: only people staffing coordinating posts would be working: the taxi, the café counter, the door. The count kept the coordinating half and broke the exclusive half. Both coders found paid work in ten of thirty-five segments, including children selling Cokes, a man selling shirts and magazines, a newspaper vendor, a store security supervisor, and two officers at the accident.</w:t>
+        <w:t xml:space="preserve">In 1990 Austin had both. I recorded a prediction before the work census. I expected paid work only at coordinating posts—the taxi, the café counter, and the door—and I expected everyone else to pitch, trade, or refuse work. The count confirmed the coordinating half and refuted the exclusive half. Both coders found paid work in ten of thirty-five segments, including children selling Cokes, a man selling shirts and magazines, a newspaper vendor, a store security supervisor, and two officers at the accident.</w:t>
       </w:r>
       <w:r>
         <w:rPr>
@@ -731,19 +787,13 @@
         <w:t xml:space="preserve"> </w:t>
       </w:r>
       <w:r>
-        <w:t xml:space="preserve">Every audible coordinating post was staffed. The stronger finding was unexpected: across all thirty-five segments, nobody seeks, applies for, or arranges paid work. The only job search is a postcard about a housemate already gone:</w:t>
-      </w:r>
-      <w:r>
-        <w:t xml:space="preserve"> </w:t>
-      </w:r>
-      <w:r>
-        <w:t xml:space="preserve">“So now he’s looking for a job that doesn’t involve much work.”</w:t>
-      </w:r>
-      <w:r>
-        <w:t xml:space="preserve"> </w:t>
-      </w:r>
-      <w:r>
-        <w:t xml:space="preserve">The city coordinates encounter and does not employ the people it holds: a contact surface without payroll.</w:t>
+        <w:t xml:space="preserve">Someone staffs every audible coordinating post. The stronger finding surprised me. Across all thirty-five segments, nobody seeks, applies for, or arranges paid work. The only job search is a postcard about a housemate already gone—</w:t>
+      </w:r>
+      <w:r>
+        <w:t xml:space="preserve">“So now he’s looking for a job that doesn’t involve much work”</w:t>
+      </w:r>
+      <w:r>
+        <w:t xml:space="preserve">—so the city coordinates encounter without employing the people it holds. The day gives strangers a field in which they can meet, and no payroll that would turn those meetings into hierarchical work.</w:t>
       </w:r>
     </w:p>
     <w:p>
@@ -799,7 +849,7 @@
         <w:t xml:space="preserve"> </w:t>
       </w:r>
       <w:r>
-        <w:t xml:space="preserve">so low rent is not the point. Slack is. Slack made a $23,000 shoot possible,</w:t>
+        <w:t xml:space="preserve">which means cheap rent cannot explain the ecology. The figures show surplus vacancy and low production capital relative to the city’s talk and foot traffic—slack, not cheap rent. Slack made a $23,000 shoot possible,</w:t>
       </w:r>
       <w:r>
         <w:rPr>
@@ -823,7 +873,7 @@
         <w:t xml:space="preserve"> </w:t>
       </w:r>
       <w:r>
-        <w:t xml:space="preserve">If people take that filmed past as their own, they meet Royce’s community of memory, and the myth is membership, not the sidewalk and the cut.</w:t>
+        <w:t xml:space="preserve">If later audiences take that filmed past as their own, they meet Royce’s community of memory; the myth then does membership work, but it is not itself the sidewalk or the cut that coordinated the day.</w:t>
       </w:r>
     </w:p>
     <w:p>
@@ -831,7 +881,7 @@
         <w:pStyle w:val="BodyText"/>
       </w:pPr>
       <w:r>
-        <w:t xml:space="preserve">Digital platforms later fuse reach and selection in one apparatus. The film keeps them apart, which is how it teaches the shape of platform sequencing before one machine fused them. Early on, the cut does most of the joining: a question about a missing friend; a report that housemate Paul has vanished, closed with</w:t>
+        <w:t xml:space="preserve">Digital platforms later fuse reach and selection in one apparatus, so a single system both holds users available and chooses who meets whom. The film keeps those functions apart, which is why it can teach the shape of platform sequencing before one machine fused them. Early on, the cut does most of the joining. A question about a missing friend carries the viewer into the next scene. A report that housemate Paul has vanished does the same, and closes with</w:t>
       </w:r>
       <w:r>
         <w:t xml:space="preserve"> </w:t>
@@ -843,7 +893,7 @@
         <w:t xml:space="preserve"> </w:t>
       </w:r>
       <w:r>
-        <w:t xml:space="preserve">In the middle, characters take over with things they can hand over and say aloud: lifts, addresses, a van, a stamp, a camera. By dawn the cut resumes, over a recorded voice and a hail into an empty street.</w:t>
+        <w:t xml:space="preserve">In the middle, characters take over the joins with things they can hand over and say aloud. They offer lifts and addresses. They have a van. They pass a stamp and a camera. By dawn the cut resumes, over a recorded voice and a hail into an empty street.</w:t>
       </w:r>
     </w:p>
     <w:p>
@@ -851,7 +901,7 @@
         <w:pStyle w:val="BodyText"/>
       </w:pPr>
       <w:r>
-        <w:t xml:space="preserve">For each of the thirty-four transitions, two coders asked whether anything audible crosses the seam, and whether an act aimed at another person produces the next encounter (82 percent and 91 percent agreement; κ = 0.75 and 0.84).</w:t>
+        <w:t xml:space="preserve">For each of the thirty-four transitions, two coders asked whether anything audible crosses the seam, and whether an act aimed at another person produces the next encounter, agreeing on 82 percent and 91 percent of cases (Cohen’s κ = 0.75 and 0.84, chance-corrected agreement).</w:t>
       </w:r>
       <w:r>
         <w:rPr>
@@ -875,31 +925,31 @@
         <w:t xml:space="preserve"> </w:t>
       </w:r>
       <w:r>
-        <w:t xml:space="preserve">Of the first fifteen, four or five have a link; of the middle fifteen, eleven do; of the last four, the transcript shows none. Six transitions are deliberate in both codings, and five of those six fall in the middle third. Spoken handoffs:</w:t>
-      </w:r>
-      <w:r>
-        <w:t xml:space="preserve"> </w:t>
-      </w:r>
-      <w:r>
-        <w:t xml:space="preserve">“How about a lift back into town?”</w:t>
-      </w:r>
-      <w:r>
-        <w:t xml:space="preserve"> </w:t>
-      </w:r>
-      <w:r>
-        <w:t xml:space="preserve">“The address, man. Take me there.”</w:t>
-      </w:r>
-      <w:r>
-        <w:t xml:space="preserve"> </w:t>
-      </w:r>
-      <w:r>
-        <w:t xml:space="preserve">“Do I have a car? I have a van.”</w:t>
-      </w:r>
-      <w:r>
-        <w:t xml:space="preserve"> </w:t>
-      </w:r>
-      <w:r>
-        <w:t xml:space="preserve">At the party:</w:t>
+        <w:t xml:space="preserve">Of the first fifteen, four or five have a link; of the middle fifteen, eleven do; of the last four, the transcript shows none. Six transitions are deliberate in both codings, and five of those six fall in the middle third. Spoken handoffs include</w:t>
+      </w:r>
+      <w:r>
+        <w:t xml:space="preserve"> </w:t>
+      </w:r>
+      <w:r>
+        <w:t xml:space="preserve">“How about a lift back into town?,”</w:t>
+      </w:r>
+      <w:r>
+        <w:t xml:space="preserve"> </w:t>
+      </w:r>
+      <w:r>
+        <w:t xml:space="preserve">“The address, man. Take me there,”</w:t>
+      </w:r>
+      <w:r>
+        <w:t xml:space="preserve"> </w:t>
+      </w:r>
+      <w:r>
+        <w:t xml:space="preserve">“Do I have a car? I have a van,”</w:t>
+      </w:r>
+      <w:r>
+        <w:t xml:space="preserve"> </w:t>
+      </w:r>
+      <w:r>
+        <w:t xml:space="preserve">and, at the party,</w:t>
       </w:r>
       <w:r>
         <w:t xml:space="preserve"> </w:t>
@@ -911,7 +961,7 @@
         <w:t xml:space="preserve"> </w:t>
       </w:r>
       <w:r>
-        <w:t xml:space="preserve">When the cut joins scenes, there is nothing to hand over and no one to address. Selection continues while speakability drops, closer to a feed: reach holds from first frame to last, and who does the joining changes.</w:t>
+        <w:t xml:space="preserve">When the cut joins scenes, there is nothing to hand over and no one to address. Selection continues while the handoff becomes unsayable. Reach still holds from first frame to last, but who does the joining shifts from character to cut, and the later stretch already looks like a feed.</w:t>
       </w:r>
     </w:p>
     <w:bookmarkEnd w:id="38"/>
@@ -929,7 +979,7 @@
         <w:pStyle w:val="FirstParagraph"/>
       </w:pPr>
       <w:r>
-        <w:t xml:space="preserve">Simmel, Royce, and Reich still leave a classification problem. If platform coordination is only market, hierarchy, or network, then Steve at the door is a customer, an employee, or a collaborator, and none of those labels fits. Markets contract. Hierarchies command. Networks collaborate. Stark and Pais give a fourth verb: co-opt. Owners enroll providers and users in algorithmic management without delegating managerial authority.</w:t>
+        <w:t xml:space="preserve">If platform coordination were only market, hierarchy, or network, then Steve at the door would be a customer, an employee, or a collaborator, and none of those labels fits what the door does to him. Markets coordinate by contract, hierarchies by command, networks by collaboration. Stark and Pais give a fourth verb: co-opt. In the triangular relationship of owner, provider, and user, platform owners co-opt the behavior of the other two sides, enrolling them in the practices of algorithmic management without anyone having delegated managerial authority to them.</w:t>
       </w:r>
       <w:r>
         <w:rPr>
@@ -941,7 +991,7 @@
         <w:t xml:space="preserve"> </w:t>
       </w:r>
       <w:r>
-        <w:t xml:space="preserve">That classification was missing in 1990, though the enrollment was not.</w:t>
+        <w:t xml:space="preserve">That fourth classification had no named form in 1990; the enrollment it names already showed at the party and at the door.</w:t>
       </w:r>
     </w:p>
     <w:p>
@@ -949,7 +999,7 @@
         <w:pStyle w:val="BodyText"/>
       </w:pPr>
       <w:r>
-        <w:t xml:space="preserve">At the party a PixelVision camera passes hand to hand. People join someone else’s project. They are not hired. Terms are still spoken, and the man who wants the camera back can enforce them. A licensing page keeps the enrollment and drops the person you can argue with. Amazon’s Prime Video page says removed titles</w:t>
+        <w:t xml:space="preserve">At the party a PixelVision camera, a toy video recorder whose tape can pass hand to hand, circulates among strangers. People join someone else’s project without anyone hiring them. They still speak the terms, and the man who wants the camera back can enforce them face to face. A licensing page keeps that same structure of contribution without employment, and removes the person to whom one could argue. Amazon’s Prime Video page says removed titles</w:t>
       </w:r>
       <w:r>
         <w:t xml:space="preserve"> </w:t>
@@ -979,7 +1029,7 @@
         <w:t xml:space="preserve"> </w:t>
       </w:r>
       <w:r>
-        <w:t xml:space="preserve">The verdict arrives; the reasons do not. Prime Video judges live titles on engagement metrics and can remove weak performers. Rideshare Drivers United and the Asian Law Caucus surveyed 810 California drivers: two-thirds reported deactivation; 30 percent of those got no reason.</w:t>
+        <w:t xml:space="preserve">Prime Video issues a determination and withholds its grounds. On algorithmic feedback more generally, Stark and Pais note that parties can deflect and deny accountability. Prime Video judges live titles on engagement metrics and can remove weak performers. Rideshare Drivers United and the Asian Law Caucus surveyed 810 California drivers. Two-thirds reported deactivation, and 30 percent of those received no reason.</w:t>
       </w:r>
       <w:r>
         <w:rPr>
@@ -991,7 +1041,7 @@
         <w:t xml:space="preserve"> </w:t>
       </w:r>
       <w:r>
-        <w:t xml:space="preserve">Same enrollment as the party, with no face left to answer, and no one at that party could have known the later name.</w:t>
+        <w:t xml:space="preserve">Drivers on the app, like people at the party, contribute without being hired. The difference is that the platform has removed the face that could answer, and no one at that party could have known the later institutional name for what they were doing.</w:t>
       </w:r>
     </w:p>
     <w:p>
@@ -999,7 +1049,7 @@
         <w:pStyle w:val="BodyText"/>
       </w:pPr>
       <w:r>
-        <w:t xml:space="preserve">The city’s audible work fits the same verb: coordinating posts are staffed, people held in reach are not on payroll, and the powers price, evaluate, and remove enroll nightlife and attention without hiring.</w:t>
+        <w:t xml:space="preserve">The city’s audible work already co-opts. Someone staffs the coordinating posts. The city holds people in reach without putting them on payroll. The powers that price, evaluate, and remove draw nightlife and attention into the day’s coordination without hiring the people the city holds. People enter the day’s coordination without employment. That is co-optation before anyone used the word.</w:t>
       </w:r>
     </w:p>
     <w:p>
@@ -1007,7 +1057,7 @@
         <w:pStyle w:val="BodyText"/>
       </w:pPr>
       <w:r>
-        <w:t xml:space="preserve">Two limits keep every electronic third from counting as a platform of the</w:t>
+        <w:t xml:space="preserve">Not every electronic third is a platform of the</w:t>
       </w:r>
       <w:r>
         <w:t xml:space="preserve"> </w:t>
@@ -1023,7 +1073,7 @@
         <w:t xml:space="preserve"> </w:t>
       </w:r>
       <w:r>
-        <w:t xml:space="preserve">kind. First, standing between parties is not the power to withhold a reason. In the three years after the film’s release, the interdealer currency market built Reuters Dealing 2000-2 and EBS.</w:t>
+        <w:t xml:space="preserve">kind, because intermediacy alone does not entail the power to withhold a reason. In the three years after the film’s release, the interdealer currency market—screens professional traders use to match one another—built Reuters Dealing 2000-2 and EBS.</w:t>
       </w:r>
       <w:r>
         <w:rPr>
@@ -1035,7 +1085,7 @@
         <w:t xml:space="preserve"> </w:t>
       </w:r>
       <w:r>
-        <w:t xml:space="preserve">Those venues are third parties, not counterparties to the trades.</w:t>
+        <w:t xml:space="preserve">Those venues are third parties in the strict sense, standing between traders without themselves buying or selling; they are not counterparties to the trades.</w:t>
       </w:r>
       <w:r>
         <w:rPr>
@@ -1059,7 +1109,7 @@
         <w:t xml:space="preserve"> </w:t>
       </w:r>
       <w:r>
-        <w:t xml:space="preserve">Dealers also traded directly; the venues do not join people who would otherwise never meet. The same firm can owe written reasons under one rulebook and act in</w:t>
+        <w:t xml:space="preserve">Dealers also traded directly, so the venues do not join people who would otherwise never meet. The same firm can owe written reasons under one rulebook and act in</w:t>
       </w:r>
       <w:r>
         <w:t xml:space="preserve"> </w:t>
@@ -1083,7 +1133,7 @@
         <w:t xml:space="preserve"> </w:t>
       </w:r>
       <w:r>
-        <w:t xml:space="preserve">The four powers attach by rule; digital platforms harden the attachments and do not invent the form.</w:t>
+        <w:t xml:space="preserve">The four powers therefore attach by rule, not by the mere fact of standing between people; digital platforms harden those attachments into default software and do not invent the underlying form.</w:t>
       </w:r>
     </w:p>
     <w:p>
@@ -1091,7 +1141,7 @@
         <w:pStyle w:val="BodyText"/>
       </w:pPr>
       <w:r>
-        <w:t xml:space="preserve">Second, some thirds sit between parties barred from dealing with each other. Formal models ask whether such a third would still be needed if the ban were lifted.</w:t>
+        <w:t xml:space="preserve">Some thirds sit between parties whom the law bars from dealing with each other. Formal models of that case ask a counterfactual: if someone lifted the ban, would coordination still need the third, or would direct dealing replace it?</w:t>
       </w:r>
       <w:r>
         <w:rPr>
@@ -1103,7 +1153,7 @@
         <w:t xml:space="preserve"> </w:t>
       </w:r>
       <w:r>
-        <w:t xml:space="preserve">The deferred third has no such test, because its neighbors were never banned from meeting and simply never met.</w:t>
+        <w:t xml:space="preserve">The deferred third has no such test. Nobody ever banned its neighbors from meeting; they simply never met, which is why the counterfactual that classifies banned-edge intermediaries cannot classify Austin’s sidewalk or the film’s cut.</w:t>
       </w:r>
     </w:p>
     <w:bookmarkEnd w:id="47"/>
@@ -1121,19 +1171,7 @@
         <w:pStyle w:val="FirstParagraph"/>
       </w:pPr>
       <w:r>
-        <w:t xml:space="preserve">Once the form is named, Royce’s further demand still blocks an easy equation of platform and community: loyalty. A platform can meet his memory conditions and fail that demand, because shared logs are not devotion. On screen, people show little devotion to a calling. One man will take a job</w:t>
-      </w:r>
-      <w:r>
-        <w:t xml:space="preserve"> </w:t>
-      </w:r>
-      <w:r>
-        <w:t xml:space="preserve">“when I hear the true call”</w:t>
-      </w:r>
-      <w:r>
-        <w:t xml:space="preserve"> </w:t>
-      </w:r>
-      <w:r>
-        <w:t xml:space="preserve">and will not say what that is. Royce’s memory community needs selves that extend past the present, communication among contemporaries, and shared past events taken as part of each life. A platform meets all three more securely than a city, because it keeps the record. Loyalty makes a shared past</w:t>
+        <w:t xml:space="preserve">Royce’s demand for loyalty blocks any easy equation of platform with community. Loyalty, for him, is devotion that makes a shared past</w:t>
       </w:r>
       <w:r>
         <w:t xml:space="preserve"> </w:t>
@@ -1146,7 +1184,19 @@
         <w:t xml:space="preserve">mine</w:t>
       </w:r>
       <w:r>
-        <w:t xml:space="preserve">, not only true of me. The film’s people share a day and a city without that claim. Users who share logs and ratings they did not author as a common life meet the same conditions: membership without loyalty.</w:t>
+        <w:t xml:space="preserve">. The member owns that past as part of the self. It is not merely a fact that happens to be true of someone. A platform can meet his memory conditions, because it keeps logs of shared past events, and still fail the loyalty demand, because shared logs are not devotion. On screen, people show little devotion to a calling. One man will take a job</w:t>
+      </w:r>
+      <w:r>
+        <w:t xml:space="preserve"> </w:t>
+      </w:r>
+      <w:r>
+        <w:t xml:space="preserve">“when I hear the true call”</w:t>
+      </w:r>
+      <w:r>
+        <w:t xml:space="preserve"> </w:t>
+      </w:r>
+      <w:r>
+        <w:t xml:space="preserve">and will not say what that is. Royce’s memory community needs selves that extend past the present, communication among contemporaries, and shared past events that each member takes as part of a life. A platform meets all three more securely than a city, because it keeps the record permanently. The film’s people share a day and a city without claiming that past as loyalty. Users who share logs and ratings they did not author share a recorded past, not a life they take as their own.</w:t>
       </w:r>
     </w:p>
     <w:p>
@@ -1154,7 +1204,7 @@
         <w:pStyle w:val="BodyText"/>
       </w:pPr>
       <w:r>
-        <w:t xml:space="preserve">Two differences between film and platform show what the record and the automated queue changed. First, custody. The man surrounded by televisions says,</w:t>
+        <w:t xml:space="preserve">The permanent record changes custody. The man surrounded by televisions says,</w:t>
       </w:r>
       <w:r>
         <w:t xml:space="preserve"> </w:t>
@@ -1166,10 +1216,7 @@
         <w:t xml:space="preserve"> </w:t>
       </w:r>
       <w:r>
-        <w:t xml:space="preserve">A driver cannot replay an allocation. The platform keeps the past that members once kept themselves. The film names the problem as rewind. Second, indifference. A guest list fails in public:</w:t>
-      </w:r>
-      <w:r>
-        <w:t xml:space="preserve"> </w:t>
+        <w:t xml:space="preserve">A driver cannot replay an allocation once the queue has moved. The platform keeps the past that members once kept themselves, and the film names that problem as the loss of rewind. Automated assignment changes assent. A guest list fails in public—</w:t>
       </w:r>
       <w:r>
         <w:t xml:space="preserve">“Fuck. I’m not on the list.”</w:t>
@@ -1181,10 +1228,7 @@
         <w:t xml:space="preserve">“Figures.”</w:t>
       </w:r>
       <w:r>
-        <w:t xml:space="preserve"> </w:t>
-      </w:r>
-      <w:r>
-        <w:t xml:space="preserve">The group renegotiates on the sidewalk. An app assigns a queue spot whether or not the driver assents; he stays rateable either way. Membership without assent. Loyalty shows up outside the platform: Rideshare Drivers United and the Asian Law Caucus organized the survey; 810 drivers answered it, and that organization is loyalty against the third, not through it.</w:t>
+        <w:t xml:space="preserve">—and the group renegotiates on the sidewalk, so refusal still requires a spoken response. An app assigns a queue spot whether or not the driver assents; he remains subject to star ratings either way. Membership here does not wait for his yes. Loyalty shows up outside the platform. Rideshare Drivers United and the Asian Law Caucus organized the survey. 810 drivers answered it. That shared work answers a third that will not explain itself.</w:t>
       </w:r>
     </w:p>
     <w:p>
@@ -1192,7 +1236,7 @@
         <w:pStyle w:val="BodyText"/>
       </w:pPr>
       <w:r>
-        <w:t xml:space="preserve">Today’s platforms put into one system what</w:t>
+        <w:t xml:space="preserve">Today’s platforms gather into one system the parts</w:t>
       </w:r>
       <w:r>
         <w:t xml:space="preserve"> </w:t>
@@ -1208,7 +1252,7 @@
         <w:t xml:space="preserve"> </w:t>
       </w:r>
       <w:r>
-        <w:t xml:space="preserve">still keeps separate and speakable: reach and selection, grants and the four powers, enrollment without a face to answer. A scroll of loosely linked units, sequence decided elsewhere, is what a city and a cut were already doing. Place the film between Reich and Stark and the interval does its work: the form was under construction, the record and the automated queue came later, and the literacy required to live inside it is still catching up.</w:t>
+        <w:t xml:space="preserve">still keeps separate and speakable. They fuse reach with selection, hold access as grants backed by the four powers, and enroll people without leaving a face to answer. A scroll of loosely linked units, with something else deciding the sequence elsewhere, is what remains of a city and a cut once people can no longer say the handoffs aloud. Placing the film between Reich and Stark shows grant-access and deferred structure before the later verb, before the fused apparatus, and before the literacy that life inside opaque determinations later requires.</w:t>
       </w:r>
     </w:p>
     <w:bookmarkEnd w:id="48"/>
@@ -1226,7 +1270,7 @@
         <w:pStyle w:val="FirstParagraph"/>
       </w:pPr>
       <w:r>
-        <w:t xml:space="preserve">Naming the form does not name the skill of living in it. I call that skill algorithmacy: fluency in dealing with an algorithmic third that interprets both sides and issues determinations neither side controls.</w:t>
+        <w:t xml:space="preserve">Algorithmacy is the name I give to fluency in dealing with an algorithmic third that interprets both sides and issues determinations neither side controls.</w:t>
       </w:r>
       <w:r>
         <w:rPr>
@@ -1238,7 +1282,7 @@
         <w:t xml:space="preserve"> </w:t>
       </w:r>
       <w:r>
-        <w:t xml:space="preserve">Simmel, Royce, Reich, and Stark and Pais describe the structure, the membership, the grant, and the enrollment. They do not name the competence those arrangements demand once the reasons stop arriving.</w:t>
+        <w:t xml:space="preserve">Simmel, Royce, Reich, and Stark and Pais describe structure, membership, grant-access, and co-optive enrollment. None of them names the competence those arrangements demand of ordinary people once reasons stop arriving with the determinations.</w:t>
       </w:r>
     </w:p>
     <w:p>
@@ -1246,7 +1290,7 @@
         <w:pStyle w:val="BodyText"/>
       </w:pPr>
       <w:r>
-        <w:t xml:space="preserve">Writing is the analogy: fluency lagged the technology by generations.</w:t>
+        <w:t xml:space="preserve">Writing is the historical analogy. Populations did not become fluent with written institutions in the same generation that writing technologies spread; fluency lagged by generations.</w:t>
       </w:r>
       <w:r>
         <w:t xml:space="preserve"> </w:t>
@@ -1262,7 +1306,7 @@
         <w:t xml:space="preserve"> </w:t>
       </w:r>
       <w:r>
-        <w:t xml:space="preserve">is early in that lag for platforms. People on screen still handle thirds they can speak: a cover named aloud, a stamp shown, a list spelled to the person holding it. The camera already works like a feed: next encounter, often with nothing audible crossing the seam. The film knows coordination as something people can argue about at a door. It does not know pricing, evaluation, removal, and withheld reasons gathered into one impersonal apparatus. That split is the lag. Algorithmacy is the fluency the lag demands: living with a third that interprets both sides when the reasons may never come.</w:t>
+        <w:t xml:space="preserve">is early in the corresponding lag for platforms. People on screen still handle thirds they can speak. Someone names a cover aloud. Someone shows a stamp. Someone spells a name to the person holding the list. The camera already works like a feed. The next encounter often arrives with nothing audible crossing the seam. They still know how to argue with a door. They do not yet know how to live inside determinations that arrive without reasons. Algorithmacy names that later fluency. It is how people deal with a third that interprets both sides when the reasons may never come.</w:t>
       </w:r>
     </w:p>
     <w:p>
@@ -1270,7 +1314,7 @@
         <w:pStyle w:val="BodyText"/>
       </w:pPr>
       <w:r>
-        <w:t xml:space="preserve">At the last door the rule is spoken: past two o’clock, everybody out, you gotta be somewhere, you can’t be here. The room empties into the street where people keep talking.</w:t>
+        <w:t xml:space="preserve">At the last door the doorman states the rule out loud and empties the room into the street, where people keep talking.</w:t>
       </w:r>
     </w:p>
     <w:bookmarkEnd w:id="50"/>
@@ -1935,7 +1979,7 @@
         <w:t xml:space="preserve">Sociology</w:t>
       </w:r>
       <w:r>
-        <w:t xml:space="preserve">, 145. The English wording is Wolff’s and I have not been able to verify it against a copy of his translation; the passage is confirmed verbatim against the German original,</w:t>
+        <w:t xml:space="preserve">, 145. Wolff’s wording quoted in the text; the German original is</w:t>
       </w:r>
       <w:r>
         <w:t xml:space="preserve"> </w:t>
@@ -1951,13 +1995,7 @@
         <w:t xml:space="preserve"> </w:t>
       </w:r>
       <w:r>
-        <w:t xml:space="preserve">(Leipzig: Duncker &amp; Humblot, 1908), chap. 2, p. 103, where the deferral reads</w:t>
-      </w:r>
-      <w:r>
-        <w:t xml:space="preserve"> </w:t>
-      </w:r>
-      <w:r>
-        <w:t xml:space="preserve">“Diese gesellschaftsbildende Vermittlung eines dritten Elementes ist indes in späterem Zusammenhang zu behandeln.”</w:t>
+        <w:t xml:space="preserve">(Leipzig: Duncker &amp; Humblot, 1908), chap. 2, p. 103.</w:t>
       </w:r>
       <w:r>
         <w:t xml:space="preserve"> </w:t>
@@ -2253,7 +2291,7 @@
         <w:t xml:space="preserve"> </w:t>
       </w:r>
       <w:r>
-        <w:t xml:space="preserve">73, no. 5 (1964): 733–787.</w:t>
+        <w:t xml:space="preserve">73, no. 5 (1964): 733–787, at 751 for the grantor-power sentence quoted in the text.</w:t>
       </w:r>
     </w:p>
   </w:footnote>

--- a/org_frontier/slacker_thirds/chapter/chapter_v8_google_docs.docx
+++ b/org_frontier/slacker_thirds/chapter/chapter_v8_google_docs.docx
@@ -48,6 +48,12 @@
         <w:pStyle w:val="FirstParagraph"/>
       </w:pPr>
       <w:r>
+        <w:t xml:space="preserve">A platform is a third that holds people within reach of one another and brokers none of their meetings. Richard Linklater’s</w:t>
+      </w:r>
+      <w:r>
+        <w:t xml:space="preserve"> </w:t>
+      </w:r>
+      <w:r>
         <w:rPr>
           <w:i/>
           <w:iCs/>
@@ -58,7 +64,7 @@
         <w:t xml:space="preserve"> </w:t>
       </w:r>
       <w:r>
-        <w:t xml:space="preserve">follows roughly a hundred people across one day in Austin. Almost none of them gets a continuous story. A character enters, talks for a stretch, then leaves the frame and does not come back as a continuing subject. Most of these people never meet one another. The day does not gather them into one plot, and the film still holds together for audiences who have no trouble following it. Published accounts of why it holds together usually stop at one claim: the camera joins scenes the characters do not join. That claim names a joiner. It does not say what kind of coordinator a camera is.</w:t>
+        <w:t xml:space="preserve">(1990) records that arrangement across one Austin day: the sidewalk holds strangers in reach, and the cut chooses who the viewer meets next. Contract, command, and collaboration do not run the day. The cut is a coordinating act, not an editing trademark; later platforms automate the pairing of reach, selection, and grant, including access refused with no reason given. I track that pairing from Simmel’s postponed third through Royce and Reich into Linklater’s footage, then to Stark and Pais, who say platform owners co-opt providers and users. I take four powers from the club door, I read the camera as an interpreter beyond Royce, and I name the later literacy algorithmacy.</w:t>
       </w:r>
     </w:p>
     <w:p>
@@ -66,7 +72,29 @@
         <w:pStyle w:val="BodyText"/>
       </w:pPr>
       <w:r>
-        <w:t xml:space="preserve">By a third I mean a coordinating position that is neither of the parties it joins. It is not one of the strangers on screen, and not the viewer either. It is something that holds them in a shared field. A platform, in the sense I use here, is a third that holds people within reach of one another and brokers none of their meetings. When it arranges an encounter, it arranges it impersonally, knowing neither party as a party. People share a relation to something outside them; no broker—no intermediary who knows both sides of a particular pair—pairs them. Austin holds the strangers available. The camera selects which stranger the viewer meets next. Markets, firms, and networks do not fit the footage. The people on screen rarely contract, rarely work under one hierarchy, and rarely collaborate, yet the city and the camera still coordinate them. Apps and feeds are later machines that builders raised on that form, older than the software that now carries the name.</w:t>
+        <w:t xml:space="preserve">By a third I mean a coordinating position that belongs to neither party it joins: it keeps people in a shared field and does not pair two of them as a known encounter. Linklater follows roughly a hundred people across that Austin day. A character enters, talks for a stretch, leaves the frame, and does not return as a continuing subject. People share a city without sharing an encounter. No single plot gathers them; audiences still follow the day. In</w:t>
+      </w:r>
+      <w:r>
+        <w:t xml:space="preserve"> </w:t>
+      </w:r>
+      <w:r>
+        <w:rPr>
+          <w:i/>
+          <w:iCs/>
+        </w:rPr>
+        <w:t xml:space="preserve">Slacker</w:t>
+      </w:r>
+      <w:r>
+        <w:t xml:space="preserve"> </w:t>
+      </w:r>
+      <w:r>
+        <w:t xml:space="preserve">the strangers on screen do not occupy the third’s place, and neither does the viewer. Markets coordinate by contracting, hierarchies by commanding, and networks by collaborating. Platforms, Stark and Pais write, coordinate by co-opting: owners enroll providers and users in algorithmic management without anyone having delegated managerial authority to them.</w:t>
+      </w:r>
+      <w:r>
+        <w:rPr>
+          <w:rStyle w:val="FootnoteReference"/>
+        </w:rPr>
+        <w:footnoteReference w:id="10"/>
       </w:r>
     </w:p>
     <w:p>
@@ -74,19 +102,7 @@
         <w:pStyle w:val="BodyText"/>
       </w:pPr>
       <w:r>
-        <w:t xml:space="preserve">Simmel named the structure of a coordinator that unifies by a common outside relation without knowing which two will meet. Royce named membership when those people never meet face to face. Reich named access that a grantor holds as a grant and whose reasons that grantor can withhold. Stark and Pais later gave the coordinating verb the earlier three lacked. Compress each organizational form into a verb and the contrast is sharp. Markets coordinate by contracting. Hierarchies coordinate by commanding. Networks coordinate by collaborating. Platforms coordinate by co-opting: owners enroll providers and users in the practices of algorithmic management without anyone having delegated managerial authority to them.</w:t>
-      </w:r>
-      <w:r>
-        <w:rPr>
-          <w:rStyle w:val="FootnoteReference"/>
-        </w:rPr>
-        <w:footnoteReference w:id="1"/>
-      </w:r>
-      <w:r>
-        <w:t xml:space="preserve"> </w:t>
-      </w:r>
-      <w:r>
-        <w:t xml:space="preserve">Linklater shot</w:t>
+        <w:t xml:space="preserve">The people on screen rarely sign contracts, rarely answer to one boss, and rarely build shared work together, yet the city keeps them available and the camera keeps choosing who comes next. Simmel’s pair-broker thirds (the non-partisan, the mediator, the</w:t>
       </w:r>
       <w:r>
         <w:t xml:space="preserve"> </w:t>
@@ -96,13 +112,29 @@
           <w:i/>
           <w:iCs/>
         </w:rPr>
-        <w:t xml:space="preserve">Slacker</w:t>
-      </w:r>
-      <w:r>
-        <w:t xml:space="preserve"> </w:t>
-      </w:r>
-      <w:r>
-        <w:t xml:space="preserve">in 1990, after Reich and before Stark and Pais. Simmel, Royce, and Reich had already theorized structure, membership, and grant-access; what digital systems had not yet done was gather reach, selection, permanent records, and enrollment into a single apparatus that issues determinations without a face to answer.</w:t>
+        <w:t xml:space="preserve">tertius gaudens</w:t>
+      </w:r>
+      <w:r>
+        <w:t xml:space="preserve">, and</w:t>
+      </w:r>
+      <w:r>
+        <w:t xml:space="preserve"> </w:t>
+      </w:r>
+      <w:r>
+        <w:rPr>
+          <w:i/>
+          <w:iCs/>
+        </w:rPr>
+        <w:t xml:space="preserve">divide et impera</w:t>
+      </w:r>
+      <w:r>
+        <w:t xml:space="preserve">) each stand between two parties the third already knows. The sidewalk and the cut stand between no such pair. Brokerage research followed those pair-broker cases and counted the broker as a node between known alters. Name every joining a platform and you erase the difference between reach and selection, and between a broker and a deferred third. Apps and feeds later automate that pairing of reach and selection. The pairing is older than the word</w:t>
+      </w:r>
+      <w:r>
+        <w:t xml:space="preserve"> </w:t>
+      </w:r>
+      <w:r>
+        <w:t xml:space="preserve">“platform.”</w:t>
       </w:r>
     </w:p>
     <w:p>
@@ -110,11 +142,43 @@
         <w:pStyle w:val="BodyText"/>
       </w:pPr>
       <w:r>
-        <w:t xml:space="preserve">The film does not predict Uber or a feed. It records the coordinating form before those machines fused its parts. Beside later platforms, the sidewalk and the cut already show three things platforms still do. A third holds strangers in reach. Something else decides who meets whom next. A grantor can deny access without stating a ground. No one shooting in Austin could have known the later names for those functions. The closing section returns to the competence those later machines demand of people who live inside them, which I call algorithmacy.</w:t>
+        <w:t xml:space="preserve">Later platforms automate a pairing the film still keeps apart: they hold strangers in reach, they choose the next encounter without a spoken handoff, and they govern access as a grant. At the Blue Bayou door a worker names a cover price, checks a name against a list, refuses a person, and gives no ground. Those acts already give a deferred third power over someone who depends on it. A licensing page and a rideshare app keep those powers and remove the person who could still answer an argument. Linklater’s people still know how to argue at a door. They do not yet face determinations that arrive with no reasons attached.</w:t>
+      </w:r>
+    </w:p>
+    <w:p>
+      <w:pPr>
+        <w:pStyle w:val="BodyText"/>
+      </w:pPr>
+      <w:r>
+        <w:t xml:space="preserve">Simmel notes that isolated elements can unify through a common relation to something outside them, as in an alliance against a far enemy or an invisible church, then postpones the analysis, because that third stands at too great a</w:t>
+      </w:r>
+      <w:r>
+        <w:t xml:space="preserve"> </w:t>
+      </w:r>
+      <w:r>
+        <w:rPr>
+          <w:i/>
+          <w:iCs/>
+        </w:rPr>
+        <w:t xml:space="preserve">Distanz</w:t>
+      </w:r>
+      <w:r>
+        <w:t xml:space="preserve"> </w:t>
+      </w:r>
+      <w:r>
+        <w:t xml:space="preserve">for ordinary three-way interaction. I call what he postponed the deferred third: a third with no known pair and no broker between identified parties. Royce states when strangers count as members: they must take a shared past as their own and remain, in general, in communication. He builds interpretation as a triad among selves; I extend that triad to the camera. Reich names access held as a grant, which a grantor can price, judge, revoke, and leave unexplained. Linklater shoots in 1990, after that diagnosis and before Stark and Pais describe owners co-opting providers and users into algorithmic management. The filmed day shows enrollment without employment and grants still spoken at a door. I keep reach apart from selection, and I separate platforms that withhold reasons from electronic thirds that do not.</w:t>
+      </w:r>
+    </w:p>
+    <w:p>
+      <w:pPr>
+        <w:pStyle w:val="BodyText"/>
+      </w:pPr>
+      <w:r>
+        <w:t xml:space="preserve">The four powers come from the door, not from Reich’s list. The camera occupies the interpreter’s place Royce reserved for selves. Algorithmacy names fluency with determinations that arrive without reasons. The film does not predict Uber. It records the form before one system combined reach, selection, grant, and enrollment.</w:t>
       </w:r>
     </w:p>
     <w:bookmarkEnd w:id="11"/>
-    <w:bookmarkStart w:id="15" w:name="structure-deferred-1908"/>
+    <w:bookmarkStart w:id="18" w:name="structure-deferred-1908"/>
     <w:p>
       <w:pPr>
         <w:pStyle w:val="Heading2"/>
@@ -128,7 +192,7 @@
         <w:pStyle w:val="FirstParagraph"/>
       </w:pPr>
       <w:r>
-        <w:t xml:space="preserve">If the camera’s joins have no structural name, critics will file them as style. They will call the joins an editing trademark, not a coordinating form. Simmel’s ordinary thirds will not supply that name, because each acts on a known pair. The non-partisan and the mediator repair a relation between two identified parties; the</w:t>
+        <w:t xml:space="preserve">Without a structural name, the camera’s joins look like an editing trademark. They are a coordinating form. Simmel’s pair-broker thirds cannot supply that name, because each acts on a known pair. The non-partisan and the mediator repair a relation between two identified parties; the</w:t>
       </w:r>
       <w:r>
         <w:t xml:space="preserve"> </w:t>
@@ -160,7 +224,7 @@
         <w:rPr>
           <w:rStyle w:val="FootnoteReference"/>
         </w:rPr>
-        <w:footnoteReference w:id="2"/>
+        <w:footnoteReference w:id="12"/>
       </w:r>
       <w:r>
         <w:t xml:space="preserve"> </w:t>
@@ -202,13 +266,7 @@
         <w:rPr>
           <w:rStyle w:val="FootnoteReference"/>
         </w:rPr>
-        <w:footnoteReference w:id="3"/>
-      </w:r>
-      <w:r>
-        <w:t xml:space="preserve"> </w:t>
-      </w:r>
-      <w:r>
-        <w:t xml:space="preserve">The reason he gives for setting the case aside is distance: the third stands so far from the other two that there exist no properly sociological interactions which concern all three alike. That undeveloped figure is the deferred third. It has no known pair and no broker who stands between identified parties. It is the only Simmelian third that matches a cut between strangers who never meet.</w:t>
+        <w:footnoteReference w:id="13"/>
       </w:r>
     </w:p>
     <w:p>
@@ -216,7 +274,7 @@
         <w:pStyle w:val="BodyText"/>
       </w:pPr>
       <w:r>
-        <w:t xml:space="preserve">That deferred third organizes</w:t>
+        <w:t xml:space="preserve">He does not set the case aside as trivial. He sets it aside as the wrong object for a chapter on the triad as a close group. The German makes the ground sharper than Wolff’s English.</w:t>
       </w:r>
       <w:r>
         <w:t xml:space="preserve"> </w:t>
@@ -226,43 +284,74 @@
           <w:i/>
           <w:iCs/>
         </w:rPr>
+        <w:t xml:space="preserve">Denn</w:t>
+      </w:r>
+      <w:r>
+        <w:t xml:space="preserve"> </w:t>
+      </w:r>
+      <w:r>
+        <w:t xml:space="preserve">the third stands at such a</w:t>
+      </w:r>
+      <w:r>
+        <w:t xml:space="preserve"> </w:t>
+      </w:r>
+      <w:r>
+        <w:rPr>
+          <w:i/>
+          <w:iCs/>
+        </w:rPr>
+        <w:t xml:space="preserve">Distanz</w:t>
+      </w:r>
+      <w:r>
+        <w:t xml:space="preserve"> </w:t>
+      </w:r>
+      <w:r>
+        <w:t xml:space="preserve">from the other two that no properly sociological interactions encompass all three alike. What remains are</w:t>
+      </w:r>
+      <w:r>
+        <w:t xml:space="preserve"> </w:t>
+      </w:r>
+      <w:r>
+        <w:rPr>
+          <w:i/>
+          <w:iCs/>
+        </w:rPr>
+        <w:t xml:space="preserve">Zweierkonfigurationen</w:t>
+      </w:r>
+      <w:r>
+        <w:t xml:space="preserve">, configurations of two. Either sociology attends to the relation between the parties who join one another, or it attends to the relation between those parties taken as a unit and the outside center of interest that confronts them. The alliance against a common enemy and the invisible church both work that way. Members share a relation to something outside them. They do not form a three-element group in which enemy, ally, and ally, or God and two believers, interact as one sociological field. Simmel’s present concern is three elements close enough to constitute a group, permanent or momentary. The distant case falls outside that concern by construction. So he postpones it.</w:t>
+      </w:r>
+      <w:r>
+        <w:t xml:space="preserve"> </w:t>
+      </w:r>
+      <w:r>
+        <w:rPr>
+          <w:i/>
+          <w:iCs/>
+        </w:rPr>
+        <w:t xml:space="preserve">Behandeln</w:t>
+      </w:r>
+      <w:r>
+        <w:t xml:space="preserve"> </w:t>
+      </w:r>
+      <w:r>
+        <w:t xml:space="preserve">is still-to-be-treated, not dismissed. That distance is what</w:t>
+      </w:r>
+      <w:r>
+        <w:t xml:space="preserve"> </w:t>
+      </w:r>
+      <w:r>
+        <w:rPr>
+          <w:i/>
+          <w:iCs/>
+        </w:rPr>
         <w:t xml:space="preserve">Slacker</w:t>
       </w:r>
       <w:r>
         <w:t xml:space="preserve"> </w:t>
       </w:r>
       <w:r>
-        <w:t xml:space="preserve">from the first cut. A man off an overnight bus rides into Austin telling his taxi driver about the lives he did not choose; the driver never answers. One cut later a woman lies struck in the street, and the strangers who gather manage the emergency out loud, one calling an ambulance, one reaching her son by telephone, one pressing a business card on a witness:</w:t>
-      </w:r>
-      <w:r>
-        <w:t xml:space="preserve"> </w:t>
-      </w:r>
-      <w:r>
-        <w:t xml:space="preserve">“Take my card. Give me a call. … I’d like to hear from you. I mean it.”</w:t>
-      </w:r>
-      <w:r>
-        <w:rPr>
-          <w:rStyle w:val="FootnoteReference"/>
-        </w:rPr>
-        <w:footnoteReference w:id="4"/>
-      </w:r>
-      <w:r>
-        <w:t xml:space="preserve"> </w:t>
-      </w:r>
-      <w:r>
-        <w:t xml:space="preserve">The offer produces no later meeting. He leaves before the police arrive, and a bystander supplies the fact the scene has withheld:</w:t>
-      </w:r>
-      <w:r>
-        <w:t xml:space="preserve"> </w:t>
-      </w:r>
-      <w:r>
-        <w:t xml:space="preserve">“Looks like some guy, uh, ran over his mother.”</w:t>
-      </w:r>
-      <w:r>
-        <w:t xml:space="preserve"> </w:t>
-      </w:r>
-      <w:r>
-        <w:t xml:space="preserve">Between the taxi and the accident there is no audible link at all. Two strangers who will never learn of each other stand one scene apart; only their common relation to a day, a city, and a camera unifies them. No character brokers them. A broker knows both parties and stands between them; a sidewalk knows nobody, and neither does a cut.</w:t>
+        <w:t xml:space="preserve">records when the man who should have stayed at bus station and the hit-and-run strangers share Austin and a camera without entering one interaction field with those outside potencies as a known three.</w:t>
       </w:r>
     </w:p>
     <w:p>
@@ -270,19 +359,7 @@
         <w:pStyle w:val="BodyText"/>
       </w:pPr>
       <w:r>
-        <w:t xml:space="preserve">Analysts must keep reach and selection apart, or</w:t>
-      </w:r>
-      <w:r>
-        <w:t xml:space="preserve"> </w:t>
-      </w:r>
-      <w:r>
-        <w:t xml:space="preserve">“platform”</w:t>
-      </w:r>
-      <w:r>
-        <w:t xml:space="preserve"> </w:t>
-      </w:r>
-      <w:r>
-        <w:t xml:space="preserve">collapses into anything that joins people. Reach is the environment that holds people where they can summon one another without naming which two will meet. In the film that environment is the sidewalk and the city; later it is the app’s pool of users. Selection is the choice of who comes next for a viewer or a user. In the film that choice is the cut; later it is the feed. The cut selects for a viewer who is party to nothing on screen. The feed selects for the parties themselves, assigning a driver or a title to someone inside the system. What platforms inherited is the pairing of those two functions, not the identity of the person for whom selection chooses.</w:t>
+        <w:t xml:space="preserve">In</w:t>
       </w:r>
       <w:r>
         <w:t xml:space="preserve"> </w:t>
@@ -292,70 +369,59 @@
           <w:i/>
           <w:iCs/>
         </w:rPr>
-        <w:t xml:space="preserve">Slacker</w:t>
-      </w:r>
-      <w:r>
-        <w:t xml:space="preserve"> </w:t>
-      </w:r>
-      <w:r>
-        <w:t xml:space="preserve">already has both, and keeps them in separate hands. The city supplies reach. The camera supplies selection. Eighty years after Simmel set the figure aside, and thirty years before an app fused the two functions into one machine, the film already shows the platform shape as a division of labor between city and camera.</w:t>
-      </w:r>
-    </w:p>
-    <w:bookmarkEnd w:id="15"/>
-    <w:bookmarkStart w:id="22" w:name="membership-without-meeting-1913"/>
-    <w:p>
-      <w:pPr>
-        <w:pStyle w:val="Heading2"/>
-      </w:pPr>
-      <w:r>
-        <w:t xml:space="preserve">3. Membership without meeting (1913)</w:t>
+        <w:t xml:space="preserve">Der Streit</w:t>
+      </w:r>
+      <w:r>
+        <w:t xml:space="preserve">, he argues that conflict itself is already a form of association, not merely a cause of later organization. Once fighting begins, the fight is a movement toward some kind of unity, even if only by destroying one side. The purest illustration is the combat-game: people unite in order to fight, and they fight under mutually recognized norms so impersonal that cooperative associations rarely match their rigor.</w:t>
+      </w:r>
+      <w:r>
+        <w:rPr>
+          <w:rStyle w:val="FootnoteReference"/>
+        </w:rPr>
+        <w:footnoteReference w:id="14"/>
+      </w:r>
+      <w:r>
+        <w:t xml:space="preserve"> </w:t>
+      </w:r>
+      <w:r>
+        <w:t xml:space="preserve">Elsewhere a common enemy holds a group across its internal contradictions; when the shared opposition falls away, those contradictions reappear. Conflict already unifies through opposition, and belongs to the same family as the alliance against a common enemy that he named and deferred on the triad’s first page. The film does not use that kind of unification. Its strangers share no common foe; the taxi and the accident share only the city that holds them and the cut that places them one after the other.</w:t>
       </w:r>
     </w:p>
     <w:p>
       <w:pPr>
-        <w:pStyle w:val="FirstParagraph"/>
-      </w:pPr>
-      <w:r>
-        <w:t xml:space="preserve">Simmel’s deferred third explains how a third can join strangers without a broker. It does not explain what belonging looks like when those strangers never meet, and without that account a hundred people in one day remain a crowd, not members of anything. Royce wrote the missing account in 1913. A community of memory, he says, takes shape when each of its members</w:t>
-      </w:r>
-      <w:r>
-        <w:t xml:space="preserve"> </w:t>
-      </w:r>
-      <w:r>
-        <w:t xml:space="preserve">“accepts as part of his own individual life and self the same past events that each of his fellow-members accepts”</w:t>
-      </w:r>
-      <w:r>
-        <w:t xml:space="preserve">; a community of expectation, by the same relation to shared future events.</w:t>
-      </w:r>
-      <w:r>
-        <w:rPr>
-          <w:rStyle w:val="FootnoteReference"/>
-        </w:rPr>
-        <w:footnoteReference w:id="5"/>
-      </w:r>
-      <w:r>
-        <w:t xml:space="preserve"> </w:t>
-      </w:r>
-      <w:r>
-        <w:t xml:space="preserve">His example is two Maori, each of whom says that he came over in the canoe Tai-Nui. They form a community on that past even if, as Royce adds,</w:t>
-      </w:r>
-      <w:r>
-        <w:t xml:space="preserve"> </w:t>
-      </w:r>
-      <w:r>
-        <w:t xml:space="preserve">“Each may keep aloof from the other. They may be enemies.”</w:t>
-      </w:r>
-      <w:r>
-        <w:rPr>
-          <w:rStyle w:val="FootnoteReference"/>
-        </w:rPr>
-        <w:footnoteReference w:id="6"/>
-      </w:r>
-      <w:r>
-        <w:t xml:space="preserve"> </w:t>
-      </w:r>
-      <w:r>
-        <w:t xml:space="preserve">The present consciousnesses need not interpenetrate. Shared relation to an outside past or future is enough for membership. Under that standard, the film’s strangers are already members of a day and a city before any platform stores their record.</w:t>
+        <w:pStyle w:val="BodyText"/>
+      </w:pPr>
+      <w:r>
+        <w:t xml:space="preserve">The analysis he deferred was not conflict among parties who interact. It was group-forming mediation by a third so distant that no three-way sociological interaction obtains at all: God for the invisible church, the far enemy for an alliance of states. Those figures unify by a common outside relation without ever entering a triad that sociology can treat as one interaction field among three. Across the 1908</w:t>
+      </w:r>
+      <w:r>
+        <w:t xml:space="preserve"> </w:t>
+      </w:r>
+      <w:r>
+        <w:rPr>
+          <w:i/>
+          <w:iCs/>
+        </w:rPr>
+        <w:t xml:space="preserve">Soziologie</w:t>
+      </w:r>
+      <w:r>
+        <w:t xml:space="preserve">,</w:t>
+      </w:r>
+      <w:r>
+        <w:t xml:space="preserve"> </w:t>
+      </w:r>
+      <w:r>
+        <w:rPr>
+          <w:i/>
+          <w:iCs/>
+        </w:rPr>
+        <w:t xml:space="preserve">gesellschaftsbildende Vermittlung eines dritten Elementes</w:t>
+      </w:r>
+      <w:r>
+        <w:t xml:space="preserve"> </w:t>
+      </w:r>
+      <w:r>
+        <w:t xml:space="preserve">appears once, at the deferral, and does not return. I call what he left undeveloped the deferred third: a third with no known pair and no broker between identified parties. Among the thirds kept in the triad chapter, it is the one that matches a cut between strangers who never meet.</w:t>
       </w:r>
     </w:p>
     <w:p>
@@ -363,79 +429,54 @@
         <w:pStyle w:val="BodyText"/>
       </w:pPr>
       <w:r>
-        <w:t xml:space="preserve">Membership alone still leaves the camera undertheorized, because a cut could be mere montage—an aesthetic succession—and not a coordinating act. Royce held that interpretation takes three terms.</w:t>
-      </w:r>
-      <w:r>
-        <w:t xml:space="preserve"> </w:t>
-      </w:r>
-      <w:r>
-        <w:t xml:space="preserve">“Interpretation always involves a relation of three terms,”</w:t>
-      </w:r>
-      <w:r>
-        <w:t xml:space="preserve"> </w:t>
-      </w:r>
-      <w:r>
-        <w:t xml:space="preserve">he wrote.</w:t>
-      </w:r>
-      <w:r>
-        <w:t xml:space="preserve"> </w:t>
-      </w:r>
-      <w:r>
-        <w:t xml:space="preserve">“In the technical phrase, interpretation is a triadic relation.”</w:t>
-      </w:r>
-      <w:r>
-        <w:t xml:space="preserve"> </w:t>
-      </w:r>
-      <w:r>
-        <w:t xml:space="preserve">That is, you cannot express any complete process of interpreting by merely naming two terms and then telling what dyadic relation exists between one and the other.</w:t>
+        <w:t xml:space="preserve">Brokerage research followed the pair-broker thirds and left this case aside. It treats brokerage as one actor connected to two others who are not connected, measured as a node property. Burt’s structural-hole broker profits from the gap; Obstfeld’s</w:t>
+      </w:r>
+      <w:r>
+        <w:t xml:space="preserve"> </w:t>
+      </w:r>
+      <w:r>
+        <w:rPr>
+          <w:i/>
+          <w:iCs/>
+        </w:rPr>
+        <w:t xml:space="preserve">tertius iungens</w:t>
+      </w:r>
+      <w:r>
+        <w:t xml:space="preserve"> </w:t>
+      </w:r>
+      <w:r>
+        <w:t xml:space="preserve">joins across it on purpose. Neither matches</w:t>
+      </w:r>
+      <w:r>
+        <w:t xml:space="preserve"> </w:t>
+      </w:r>
+      <w:r>
+        <w:rPr>
+          <w:i/>
+          <w:iCs/>
+        </w:rPr>
+        <w:t xml:space="preserve">Distanz</w:t>
+      </w:r>
+      <w:r>
+        <w:t xml:space="preserve">: both still know which pair they stand between. Reviews screen out non-human networks and networks outside work, so Austin’s sidewalk and the film’s cut fall outside those instruments by construction.</w:t>
       </w:r>
       <w:r>
         <w:rPr>
           <w:rStyle w:val="FootnoteReference"/>
         </w:rPr>
-        <w:footnoteReference w:id="7"/>
-      </w:r>
-      <w:r>
-        <w:t xml:space="preserve"> </w:t>
-      </w:r>
-      <w:r>
-        <w:t xml:space="preserve">Two dyads laid end to end are not a triad.</w:t>
+        <w:footnoteReference w:id="15"/>
+      </w:r>
+      <w:r>
+        <w:t xml:space="preserve"> </w:t>
+      </w:r>
+      <w:r>
+        <w:t xml:space="preserve">Absent and institutional thirds already have other names, none of them this no-known-pair reading of the deferral.</w:t>
       </w:r>
       <w:r>
         <w:rPr>
           <w:rStyle w:val="FootnoteReference"/>
         </w:rPr>
-        <w:footnoteReference w:id="8"/>
-      </w:r>
-      <w:r>
-        <w:t xml:space="preserve"> </w:t>
-      </w:r>
-      <w:r>
-        <w:t xml:space="preserve">A camera that sequences strangers for a viewer occupies the interpreter’s place. It takes one party’s situation as its object and addresses another party, the viewer, with a next encounter. Royce required communication among living members beyond a shared past,</w:t>
-      </w:r>
-      <w:r>
-        <w:rPr>
-          <w:rStyle w:val="FootnoteReference"/>
-        </w:rPr>
-        <w:footnoteReference w:id="9"/>
-      </w:r>
-      <w:r>
-        <w:t xml:space="preserve"> </w:t>
-      </w:r>
-      <w:r>
-        <w:t xml:space="preserve">and for him all three terms are selves.</w:t>
-      </w:r>
-      <w:r>
-        <w:rPr>
-          <w:rStyle w:val="FootnoteReference"/>
-        </w:rPr>
-        <w:footnoteReference w:id="10"/>
-      </w:r>
-      <w:r>
-        <w:t xml:space="preserve"> </w:t>
-      </w:r>
-      <w:r>
-        <w:t xml:space="preserve">Reading a camera as interpreter therefore goes beyond him; that extension is mine. Royce gives membership without meeting. He does not give a machine that interprets. The film requires the extension, because the cut does work Royce reserved for minds: it selects who comes next for someone who never meets the people on screen.</w:t>
+        <w:footnoteReference w:id="16"/>
       </w:r>
     </w:p>
     <w:p>
@@ -443,7 +484,7 @@
         <w:pStyle w:val="BodyText"/>
       </w:pPr>
       <w:r>
-        <w:t xml:space="preserve">In a café a man dictates aphorisms, casting himself as Dostoyevsky and his companion as Anna at work on</w:t>
+        <w:t xml:space="preserve">That deferred third organizes</w:t>
       </w:r>
       <w:r>
         <w:t xml:space="preserve"> </w:t>
@@ -453,120 +494,120 @@
           <w:i/>
           <w:iCs/>
         </w:rPr>
-        <w:t xml:space="preserve">The Gambler</w:t>
-      </w:r>
-      <w:r>
-        <w:t xml:space="preserve">, when a passerby breaks in to ask after a friend:</w:t>
-      </w:r>
-      <w:r>
-        <w:t xml:space="preserve"> </w:t>
-      </w:r>
-      <w:r>
-        <w:t xml:space="preserve">“You seen Gary around?”</w:t>
-      </w:r>
-      <w:r>
-        <w:t xml:space="preserve"> </w:t>
-      </w:r>
-      <w:r>
-        <w:t xml:space="preserve">Nobody in the café has seen Gary for months, and the passerby leaves without an answer. A later scene never brings that passerby back. Instead it shows a different man telling a different listener that he overheard someone ask after a missing friend. The film never lets those two men meet, speak, or hand anything across. What joins them for the viewer is only the shared report that Gary is gone. One scene poses the question. Another scene carries news of the same absence. Neither speaker knows the other exists. Neither man meant to join the other, and neither has taken Gary’s absence into his own life as Royce’s condition of appropriation demands. They still stand in a common relation to that reported past. The man who carries the news then holds his listener through a suppressed moon program and a rain-forest drug that leaves</w:t>
-      </w:r>
-      <w:r>
-        <w:t xml:space="preserve"> </w:t>
-      </w:r>
-      <w:r>
-        <w:t xml:space="preserve">“perfect employees,”</w:t>
-      </w:r>
-      <w:r>
-        <w:t xml:space="preserve"> </w:t>
-      </w:r>
-      <w:r>
-        <w:t xml:space="preserve">and does not pass him on. Later he stops a second man—</w:t>
-      </w:r>
-      <w:r>
-        <w:t xml:space="preserve">“Just a little security check. There’ve been some people missing”</w:t>
-      </w:r>
-      <w:r>
-        <w:t xml:space="preserve">—and lets him go:</w:t>
-      </w:r>
-      <w:r>
-        <w:t xml:space="preserve"> </w:t>
-      </w:r>
-      <w:r>
-        <w:t xml:space="preserve">“You’re in a hurry. That makes perfect sense.”</w:t>
-      </w:r>
-      <w:r>
-        <w:t xml:space="preserve"> </w:t>
-      </w:r>
-      <w:r>
-        <w:t xml:space="preserve">The street made both openings possible by holding strangers in reach; it did not choose which of them would meet. Reach supplies the openings. Selection would choose among them. The film has the first and withholds the second.</w:t>
-      </w:r>
-    </w:p>
-    <w:bookmarkEnd w:id="22"/>
-    <w:bookmarkStart w:id="28" w:name="grants-and-powers-1964"/>
-    <w:p>
-      <w:pPr>
-        <w:pStyle w:val="Heading2"/>
-      </w:pPr>
-      <w:r>
-        <w:t xml:space="preserve">4. Grants and powers (1964)</w:t>
+        <w:t xml:space="preserve">Slacker</w:t>
+      </w:r>
+      <w:r>
+        <w:t xml:space="preserve"> </w:t>
+      </w:r>
+      <w:r>
+        <w:t xml:space="preserve">from the first cut. Linklater himself rides in from the overnight bus, credited only as the man who should have stayed at bus station, and from a taxi he talks through a dream where nothing happened, then a theory that every thought of an unchosen path keeps going as its own reality. At the station he almost skipped the cab; in that life a woman picks him up and he moves in. The driver never answers, and he never seems to notice. He closes on the credit’s regret. The sequence places him walking from the cab onto a street where a woman lies struck. A jogger, still jogging in place, barks not to touch her. Someone goes for help. A man who pulled over asks if he is needed, hears no, then presses his card on the jogger anyway:</w:t>
+      </w:r>
+      <w:r>
+        <w:t xml:space="preserve"> </w:t>
+      </w:r>
+      <w:r>
+        <w:t xml:space="preserve">“Take my card. Give me a call. … I’d like to hear from you. I mean it.”</w:t>
+      </w:r>
+      <w:r>
+        <w:rPr>
+          <w:rStyle w:val="FootnoteReference"/>
+        </w:rPr>
+        <w:footnoteReference w:id="17"/>
+      </w:r>
+      <w:r>
+        <w:t xml:space="preserve"> </w:t>
+      </w:r>
+      <w:r>
+        <w:t xml:space="preserve">She wants nothing. He drives off before the police arrive. The camera leaves the body and follows the driver who did it into a house; officers take him for running over his mother. Between taxi talk and street there is no spoken bridge. What joins those beats is only the city and the cut, plus a rhyme no character notices: the dream’s someone getting run over landing on the son’s crime. No one brokers the sequence as a plot. Neither the sidewalk nor the cut names a known pair.</w:t>
       </w:r>
     </w:p>
     <w:p>
       <w:pPr>
-        <w:pStyle w:val="FirstParagraph"/>
-      </w:pPr>
-      <w:r>
-        <w:t xml:space="preserve">Structure and membership still leave unexplained what a deferred third can do to people who depend on it for access. Without an account of those powers, the door scenes remain local color and today’s licensing pages have no ancestor in the film. When Steve hits the guest list, the door prices him, evaluates him, refuses him, and leaves him with no ground of argument. I call those four acts the powers of a deferred third over a dependent party. The door can set a price for entry, judge whether a name belongs on the list, put someone out, and refuse to say why. The taxonomy is mine, taken from the door; it is not Reich’s. Reich named the legal form of the dependence behind those powers twenty-six years before the film. A grantor holds access as a grant: that grantor issues permission and can revoke it. The holder does not own access as alienable property.</w:t>
-      </w:r>
-      <w:r>
-        <w:rPr>
-          <w:rStyle w:val="FootnoteReference"/>
-        </w:rPr>
-        <w:footnoteReference w:id="11"/>
+        <w:pStyle w:val="BodyText"/>
+      </w:pPr>
+      <w:r>
+        <w:t xml:space="preserve">Analysts must keep reach and selection apart, or</w:t>
+      </w:r>
+      <w:r>
+        <w:t xml:space="preserve"> </w:t>
+      </w:r>
+      <w:r>
+        <w:t xml:space="preserve">“platform”</w:t>
+      </w:r>
+      <w:r>
+        <w:t xml:space="preserve"> </w:t>
+      </w:r>
+      <w:r>
+        <w:t xml:space="preserve">collapses into anything that joins people. Reach is the environment that holds people where they can summon one another without naming which two will meet. In the film that environment is the sidewalk and the city; later it is the app’s pool of users. Selection is the choice of who comes next for a viewer or a user. In the film that choice is the cut; later it is the feed. The cut selects for a viewer who is party to nothing on screen. The feed selects for the parties themselves, assigning a driver or a title to someone inside the system. What platforms inherited is the pairing of those two functions, not who selection chooses for. In the film the city holds people in reach and the camera selects among them. That division of labor is already the platform shape, before one system did both.</w:t>
+      </w:r>
+    </w:p>
+    <w:bookmarkEnd w:id="18"/>
+    <w:bookmarkStart w:id="27" w:name="membership-without-meeting-1913"/>
+    <w:p>
+      <w:pPr>
+        <w:pStyle w:val="Heading2"/>
+      </w:pPr>
+      <w:r>
+        <w:t xml:space="preserve">3. Membership without meeting (1913)</w:t>
       </w:r>
     </w:p>
     <w:p>
       <w:pPr>
-        <w:pStyle w:val="BodyText"/>
-      </w:pPr>
-      <w:r>
-        <w:t xml:space="preserve">“What’s up, dude? I’m on the guest list.”</w:t>
-      </w:r>
-      <w:r>
-        <w:t xml:space="preserve"> </w:t>
-      </w:r>
-      <w:r>
-        <w:t xml:space="preserve">The doorman answers with a price:</w:t>
-      </w:r>
-      <w:r>
-        <w:t xml:space="preserve"> </w:t>
-      </w:r>
-      <w:r>
-        <w:t xml:space="preserve">“Three dollars.”</w:t>
-      </w:r>
-      <w:r>
-        <w:t xml:space="preserve"> </w:t>
-      </w:r>
-      <w:r>
-        <w:t xml:space="preserve">Steve spells his name—</w:t>
-      </w:r>
-      <w:r>
-        <w:t xml:space="preserve">“S-T-E-V-E. Steve plus three or four”</w:t>
-      </w:r>
-      <w:r>
-        <w:t xml:space="preserve">—and the doorman refuses him:</w:t>
-      </w:r>
-      <w:r>
-        <w:t xml:space="preserve"> </w:t>
-      </w:r>
-      <w:r>
-        <w:t xml:space="preserve">“Sorry, Steve. Don’t see you.”</w:t>
-      </w:r>
-      <w:r>
-        <w:t xml:space="preserve"> </w:t>
-      </w:r>
-      <w:r>
-        <w:t xml:space="preserve">He argues that the band on stage is his roommate’s. The door does not change. Without a stated reason he cannot contest price, evaluation, or removal, which is why withholding the reason locks the other three powers in place.</w:t>
+        <w:pStyle w:val="FirstParagraph"/>
+      </w:pPr>
+      <w:r>
+        <w:t xml:space="preserve">Strangers can share a city under a deferred third and still leave open whether they take that day as theirs. Simmel’s invisible church points at belonging and then falls with the undeveloped case. Royce wrote the members’-side account in 1913. A community of memory, he says, takes shape when each of its members</w:t>
+      </w:r>
+      <w:r>
+        <w:t xml:space="preserve"> </w:t>
+      </w:r>
+      <w:r>
+        <w:t xml:space="preserve">“accepts as part of his own individual life and self the same past events that each of his fellow-members accepts”</w:t>
+      </w:r>
+      <w:r>
+        <w:t xml:space="preserve">; a community of expectation, by the same relation to shared future events.</w:t>
+      </w:r>
+      <w:r>
+        <w:rPr>
+          <w:rStyle w:val="FootnoteReference"/>
+        </w:rPr>
+        <w:footnoteReference w:id="19"/>
+      </w:r>
+      <w:r>
+        <w:t xml:space="preserve"> </w:t>
+      </w:r>
+      <w:r>
+        <w:t xml:space="preserve">His example is two Maori, each of whom says that he came over in the canoe Tai-Nui. They form a community on that past even if, as Royce adds,</w:t>
+      </w:r>
+      <w:r>
+        <w:t xml:space="preserve"> </w:t>
+      </w:r>
+      <w:r>
+        <w:t xml:space="preserve">“Each may keep aloof from the other. They may be enemies.”</w:t>
+      </w:r>
+      <w:r>
+        <w:rPr>
+          <w:rStyle w:val="FootnoteReference"/>
+        </w:rPr>
+        <w:footnoteReference w:id="20"/>
+      </w:r>
+      <w:r>
+        <w:t xml:space="preserve"> </w:t>
+      </w:r>
+      <w:r>
+        <w:t xml:space="preserve">The present consciousnesses need not interpenetrate. Shared relation to an outside past or future is not enough by itself: Royce also requires communicable contemporaries, generally engaged in communication.</w:t>
+      </w:r>
+      <w:r>
+        <w:rPr>
+          <w:rStyle w:val="FootnoteReference"/>
+        </w:rPr>
+        <w:footnoteReference w:id="21"/>
+      </w:r>
+      <w:r>
+        <w:t xml:space="preserve"> </w:t>
+      </w:r>
+      <w:r>
+        <w:t xml:space="preserve">Under that standard, strangers who only share a city remain candidates until they take that day as theirs.</w:t>
       </w:r>
     </w:p>
     <w:p>
@@ -574,19 +615,91 @@
         <w:pStyle w:val="BodyText"/>
       </w:pPr>
       <w:r>
-        <w:t xml:space="preserve">The door prices, and names a cover out loud at five dollars. It evaluates by checking a name against a list and refusing it. It removes at 2:00 a.m.:</w:t>
-      </w:r>
-      <w:r>
-        <w:t xml:space="preserve"> </w:t>
-      </w:r>
-      <w:r>
-        <w:t xml:space="preserve">“It’s past 2:00. Everybody out. … You gotta be somewhere. You can’t be here. And I wanna go home.”</w:t>
-      </w:r>
-      <w:r>
-        <w:t xml:space="preserve"> </w:t>
-      </w:r>
-      <w:r>
-        <w:t xml:space="preserve">Through all of it the door arranges nothing; it never chooses which two people will meet. Powers can therefore attach to a deferred third without turning that third into a broker. Later platforms do the same when they control access. They price a ride, rate a driver, or remove a title, and still arrange no meeting as a known pair.</w:t>
+        <w:t xml:space="preserve">A cut could still be montage, an aesthetic succession, and not a coordinating act. Royce held that interpretation takes three terms.</w:t>
+      </w:r>
+      <w:r>
+        <w:t xml:space="preserve"> </w:t>
+      </w:r>
+      <w:r>
+        <w:t xml:space="preserve">“Interpretation always involves a relation of three terms,”</w:t>
+      </w:r>
+      <w:r>
+        <w:t xml:space="preserve"> </w:t>
+      </w:r>
+      <w:r>
+        <w:t xml:space="preserve">he wrote.</w:t>
+      </w:r>
+      <w:r>
+        <w:t xml:space="preserve"> </w:t>
+      </w:r>
+      <w:r>
+        <w:t xml:space="preserve">“In the technical phrase, interpretation is a triadic relation.”</w:t>
+      </w:r>
+      <w:r>
+        <w:t xml:space="preserve"> </w:t>
+      </w:r>
+      <w:r>
+        <w:t xml:space="preserve">That is, you cannot express any complete process of interpreting by merely naming two terms and then telling what dyadic relation exists between one and the other.</w:t>
+      </w:r>
+      <w:r>
+        <w:rPr>
+          <w:rStyle w:val="FootnoteReference"/>
+        </w:rPr>
+        <w:footnoteReference w:id="22"/>
+      </w:r>
+      <w:r>
+        <w:t xml:space="preserve"> </w:t>
+      </w:r>
+      <w:r>
+        <w:t xml:space="preserve">Two dyads laid end to end are not a triad.</w:t>
+      </w:r>
+      <w:r>
+        <w:rPr>
+          <w:rStyle w:val="FootnoteReference"/>
+        </w:rPr>
+        <w:footnoteReference w:id="23"/>
+      </w:r>
+      <w:r>
+        <w:t xml:space="preserve"> </w:t>
+      </w:r>
+      <w:r>
+        <w:t xml:space="preserve">A camera that sequences strangers for a viewer occupies the interpreter’s place. It takes one party’s situation as its object and addresses another party, the viewer, with a next encounter. Royce required communication among living members beyond a shared past,</w:t>
+      </w:r>
+      <w:r>
+        <w:rPr>
+          <w:rStyle w:val="FootnoteReference"/>
+        </w:rPr>
+        <w:footnoteReference w:id="24"/>
+      </w:r>
+      <w:r>
+        <w:t xml:space="preserve"> </w:t>
+      </w:r>
+      <w:r>
+        <w:t xml:space="preserve">and for him all three terms are selves.</w:t>
+      </w:r>
+      <w:r>
+        <w:rPr>
+          <w:rStyle w:val="FootnoteReference"/>
+        </w:rPr>
+        <w:footnoteReference w:id="25"/>
+      </w:r>
+      <w:r>
+        <w:t xml:space="preserve"> </w:t>
+      </w:r>
+      <w:r>
+        <w:t xml:space="preserve">Reading a camera as interpreter therefore goes beyond him; that extension is mine.</w:t>
+      </w:r>
+      <w:r>
+        <w:rPr>
+          <w:rStyle w:val="FootnoteReference"/>
+        </w:rPr>
+        <w:footnoteReference w:id="26"/>
+      </w:r>
+      <w:r>
+        <w:t xml:space="preserve"> </w:t>
+      </w:r>
+      <w:r>
+        <w:t xml:space="preserve">I extend Royce because the cut selects who comes next for a viewer who never meets the people on screen.</w:t>
       </w:r>
     </w:p>
     <w:p>
@@ -594,106 +707,7 @@
         <w:pStyle w:val="BodyText"/>
       </w:pPr>
       <w:r>
-        <w:t xml:space="preserve">Reich also named the historical shift in how holders hold access itself, and that shift is what makes the guest list and the stamp two regimes of access, not two bits of nightclub business. Valuables had moved from ownership into grants; the holder faces a counterparty that writes the terms, changes them, decides disputes in its own forum, and owes no procedure.</w:t>
-      </w:r>
-      <w:r>
-        <w:t xml:space="preserve"> </w:t>
-      </w:r>
-      <w:r>
-        <w:t xml:space="preserve">“The granting, regulation, and revocation of government largess,”</w:t>
-      </w:r>
-      <w:r>
-        <w:t xml:space="preserve"> </w:t>
-      </w:r>
-      <w:r>
-        <w:t xml:space="preserve">he wrote,</w:t>
-      </w:r>
-      <w:r>
-        <w:t xml:space="preserve"> </w:t>
-      </w:r>
-      <w:r>
-        <w:t xml:space="preserve">“is carried on by procedures which, in varying degrees, represent short-cuts that tend to augment the power of the grantor at the expense of the recipient.”</w:t>
-      </w:r>
-      <w:r>
-        <w:rPr>
-          <w:rStyle w:val="FootnoteReference"/>
-        </w:rPr>
-        <w:footnoteReference w:id="11"/>
-      </w:r>
-      <w:r>
-        <w:t xml:space="preserve"> </w:t>
-      </w:r>
-      <w:r>
-        <w:t xml:space="preserve">Courts moved first where livelihood was at stake, on interests</w:t>
-      </w:r>
-      <w:r>
-        <w:t xml:space="preserve"> </w:t>
-      </w:r>
-      <w:r>
-        <w:t xml:space="preserve">“intimately bound up with the individual’s freedom to earn a living.”</w:t>
-      </w:r>
-      <w:r>
-        <w:rPr>
-          <w:rStyle w:val="FootnoteReference"/>
-        </w:rPr>
-        <w:footnoteReference w:id="12"/>
-      </w:r>
-      <w:r>
-        <w:t xml:space="preserve"> </w:t>
-      </w:r>
-      <w:r>
-        <w:t xml:space="preserve">His prescription states the fourth power as a legal demand against denial without disclosed grounds:</w:t>
-      </w:r>
-      <w:r>
-        <w:t xml:space="preserve"> </w:t>
-      </w:r>
-      <w:r>
-        <w:t xml:space="preserve">“The denial of any form of privilege or benefit on the basis of undisclosed reasons should no longer be tolerated.”</w:t>
-      </w:r>
-      <w:r>
-        <w:rPr>
-          <w:rStyle w:val="FootnoteReference"/>
-        </w:rPr>
-        <w:footnoteReference w:id="13"/>
-      </w:r>
-      <w:r>
-        <w:t xml:space="preserve"> </w:t>
-      </w:r>
-      <w:r>
-        <w:t xml:space="preserve">The film shows both regimes on one night. The guest list is a grant. The grantor keeps the record and can deny without a stated ground.</w:t>
-      </w:r>
-      <w:r>
-        <w:t xml:space="preserve"> </w:t>
-      </w:r>
-      <w:r>
-        <w:t xml:space="preserve">“I made him put me on the guest list, and I’m on the guest list,”</w:t>
-      </w:r>
-      <w:r>
-        <w:t xml:space="preserve"> </w:t>
-      </w:r>
-      <w:r>
-        <w:t xml:space="preserve">says a woman who is not on it. The stamp is property. Outside another door a man offers:</w:t>
-      </w:r>
-      <w:r>
-        <w:t xml:space="preserve"> </w:t>
-      </w:r>
-      <w:r>
-        <w:t xml:space="preserve">“But, uh, I got a stamp. I think I can, you know, get you in or something.”</w:t>
-      </w:r>
-      <w:r>
-        <w:t xml:space="preserve"> </w:t>
-      </w:r>
-      <w:r>
-        <w:t xml:space="preserve">He shows the transfer—</w:t>
-      </w:r>
-      <w:r>
-        <w:t xml:space="preserve">“Here, watch. It’s easy. Watch. You just do this,”</w:t>
-      </w:r>
-      <w:r>
-        <w:t xml:space="preserve"> </w:t>
-      </w:r>
-      <w:r>
-        <w:t xml:space="preserve">whatever</w:t>
+        <w:t xml:space="preserve">Reach without selection is already on the street before anyone takes the day as theirs. In a café later identified as Captain Quackenbush’s on the Drag, a man Linklater cast from a former roommate dictates aphorisms as Dostoyevsky to a companion cast as Anna on</w:t>
       </w:r>
       <w:r>
         <w:t xml:space="preserve"> </w:t>
@@ -703,37 +717,298 @@
           <w:i/>
           <w:iCs/>
         </w:rPr>
-        <w:t xml:space="preserve">this</w:t>
-      </w:r>
-      <w:r>
-        <w:t xml:space="preserve"> </w:t>
-      </w:r>
-      <w:r>
-        <w:t xml:space="preserve">is [DISC:S5]—and at the next door the same group uses it against another five-dollar cover. A holder can show and copy a stamp; nobody can show and copy a grant, because only the grantor’s record can confirm it. Platform life inherits the grant. The stamp is speakable access: you can demonstrate it and hand it on aloud. Platforms kept the grant and dropped that demonstration, so access no longer copies between strangers. Reich wrote about government. I apply the structure to private doors because that is where the film and later platforms locate the same dependence.</w:t>
-      </w:r>
-      <w:r>
-        <w:rPr>
-          <w:rStyle w:val="FootnoteReference"/>
-        </w:rPr>
-        <w:footnoteReference w:id="14"/>
+        <w:t xml:space="preserve">The Gambler</w:t>
+      </w:r>
+      <w:r>
+        <w:t xml:space="preserve">: the immense effort required not to create; passivity as a route to freedom. A passerby breaks in—</w:t>
+      </w:r>
+      <w:r>
+        <w:t xml:space="preserve">“You seen Gary around?”</w:t>
+      </w:r>
+      <w:r>
+        <w:t xml:space="preserve">—hears that no one has seen him for months, and leaves without an answer. Outside, another man has overheard. He latches on and will not let go: suppressed moon transmissions, Mars since ’62, a rain-forest drug that leaves</w:t>
+      </w:r>
+      <w:r>
+        <w:t xml:space="preserve"> </w:t>
+      </w:r>
+      <w:r>
+        <w:t xml:space="preserve">“perfect employees,”</w:t>
+      </w:r>
+      <w:r>
+        <w:t xml:space="preserve"> </w:t>
+      </w:r>
+      <w:r>
+        <w:t xml:space="preserve">Gary maybe already recruited. The asker peels off toward a friend’s place; the talker waits outside to make sure they were not followed, then stops a second stranger—</w:t>
+      </w:r>
+      <w:r>
+        <w:t xml:space="preserve">“Just a little security check. There’ve been some people missing”</w:t>
+      </w:r>
+      <w:r>
+        <w:t xml:space="preserve">—and waves him on:</w:t>
+      </w:r>
+      <w:r>
+        <w:t xml:space="preserve"> </w:t>
+      </w:r>
+      <w:r>
+        <w:t xml:space="preserve">“You’re in a hurry. That makes perfect sense.”</w:t>
+      </w:r>
+      <w:r>
+        <w:t xml:space="preserve"> </w:t>
+      </w:r>
+      <w:r>
+        <w:t xml:space="preserve">Gary never appears. Neither man takes that absence into his own life as Royce’s appropriation demands; the talker spends it as conspiracy fuel. The street made both openings possible by holding strangers in reach; it did not choose which of them would meet.</w:t>
+      </w:r>
+    </w:p>
+    <w:bookmarkEnd w:id="27"/>
+    <w:bookmarkStart w:id="34" w:name="grants-and-powers-1964"/>
+    <w:p>
+      <w:pPr>
+        <w:pStyle w:val="Heading2"/>
+      </w:pPr>
+      <w:r>
+        <w:t xml:space="preserve">4. Grants and powers (1964)</w:t>
       </w:r>
     </w:p>
     <w:p>
       <w:pPr>
+        <w:pStyle w:val="FirstParagraph"/>
+      </w:pPr>
+      <w:r>
+        <w:t xml:space="preserve">A deferred third can set a price, judge a name against a list, put someone out, and refuse to say why. At the Blue Bayou on South Congress, the credit will name him S-T-E-V-E With A Van. Steve has already sold the night: roommate’s band, his real van, a guest list he made the roommate write. In the car he talks ants and how women are from hell; at the curb he claims the club keeps a spot for him because he is</w:t>
+      </w:r>
+      <w:r>
+        <w:t xml:space="preserve"> </w:t>
+      </w:r>
+      <w:r>
+        <w:t xml:space="preserve">“tight.”</w:t>
+      </w:r>
+      <w:r>
+        <w:t xml:space="preserve"> </w:t>
+      </w:r>
+      <w:r>
+        <w:t xml:space="preserve">Then the door prices him:</w:t>
+      </w:r>
+      <w:r>
+        <w:t xml:space="preserve"> </w:t>
+      </w:r>
+      <w:r>
+        <w:t xml:space="preserve">“Three dollars.”</w:t>
+      </w:r>
+      <w:r>
+        <w:t xml:space="preserve"> </w:t>
+      </w:r>
+      <w:r>
+        <w:t xml:space="preserve">He spells it—</w:t>
+      </w:r>
+      <w:r>
+        <w:t xml:space="preserve">“S-T-E-V-E. Steve plus three or four”</w:t>
+      </w:r>
+      <w:r>
+        <w:t xml:space="preserve">—and the doorman refuses him:</w:t>
+      </w:r>
+      <w:r>
+        <w:t xml:space="preserve"> </w:t>
+      </w:r>
+      <w:r>
+        <w:t xml:space="preserve">“Sorry, Steve. Don’t see you.”</w:t>
+      </w:r>
+      <w:r>
+        <w:t xml:space="preserve"> </w:t>
+      </w:r>
+      <w:r>
+        <w:t xml:space="preserve">“Fuck. I’m not on the list.”</w:t>
+      </w:r>
+      <w:r>
+        <w:t xml:space="preserve"> </w:t>
+      </w:r>
+      <w:r>
+        <w:t xml:space="preserve">“Figures.”</w:t>
+      </w:r>
+      <w:r>
+        <w:t xml:space="preserve"> </w:t>
+      </w:r>
+      <w:r>
+        <w:t xml:space="preserve">Some pay or peel off; the boast dies on the sidewalk. I call those acts the powers of a deferred third over a dependent party. The taxonomy is mine, taken from the door; it is not Reich’s. Reich named the legal form of the dependence behind those powers twenty-six years before the film. A grantor holds access as a grant: that grantor issues permission and can revoke it. The holder does not own access as alienable property.</w:t>
+      </w:r>
+      <w:r>
+        <w:rPr>
+          <w:rStyle w:val="FootnoteReference"/>
+        </w:rPr>
+        <w:footnoteReference w:id="28"/>
+      </w:r>
+    </w:p>
+    <w:p>
+      <w:pPr>
         <w:pStyle w:val="BodyText"/>
       </w:pPr>
       <w:r>
-        <w:t xml:space="preserve">By 1964, then, writers already had on the page the structure of the deferred third, the membership conditions under it, and the grant form of access. Nobody had yet named the coordinating verb—</w:t>
+        <w:t xml:space="preserve">Without a stated reason he cannot contest price, evaluation, or removal, which is why withholding the reason locks the other three powers in place.</w:t>
+      </w:r>
+    </w:p>
+    <w:p>
+      <w:pPr>
+        <w:pStyle w:val="BodyText"/>
+      </w:pPr>
+      <w:r>
+        <w:t xml:space="preserve">The door also names a cover out loud at five dollars. Outside that door a man offers a hand stamp—</w:t>
+      </w:r>
+      <w:r>
+        <w:t xml:space="preserve">“I got a stamp. I think I can, you know, get you in”</w:t>
+      </w:r>
+      <w:r>
+        <w:t xml:space="preserve">—and demonstrates a transfer Austin audiences later recognized as local cheat-code: lick the wrist, press the ink.</w:t>
+      </w:r>
+      <w:r>
+        <w:rPr>
+          <w:rStyle w:val="FootnoteReference"/>
+        </w:rPr>
+        <w:footnoteReference w:id="29"/>
+      </w:r>
+      <w:r>
+        <w:t xml:space="preserve"> </w:t>
+      </w:r>
+      <w:r>
+        <w:t xml:space="preserve">“No, man. I don’t want him licking my arm.”</w:t>
+      </w:r>
+      <w:r>
+        <w:t xml:space="preserve"> </w:t>
+      </w:r>
+      <w:r>
+        <w:t xml:space="preserve">They do it anyway and walk in free. The stamp is property you can show and copy. The guest list was a grant only the door’s record could confirm. At 2:00 a.m. the room empties on a spoken rule:</w:t>
+      </w:r>
+      <w:r>
+        <w:t xml:space="preserve"> </w:t>
+      </w:r>
+      <w:r>
+        <w:t xml:space="preserve">“It’s past 2:00. Everybody out. … You gotta be somewhere. You can’t be here. And I wanna go home.”</w:t>
+      </w:r>
+      <w:r>
+        <w:t xml:space="preserve"> </w:t>
+      </w:r>
+      <w:r>
+        <w:t xml:space="preserve">Through all of it the door arranges no meeting as a known pair. Powers can attach to a deferred third without turning that third into a broker. Later platforms do the same when they control access. They price a ride, rate a driver, or remove a title, and still arrange no meeting as a known pair.</w:t>
+      </w:r>
+    </w:p>
+    <w:p>
+      <w:pPr>
+        <w:pStyle w:val="BodyText"/>
+      </w:pPr>
+      <w:r>
+        <w:t xml:space="preserve">Reich also named the historical shift in how holders hold access itself, and that shift is what makes the guest list and the stamp two regimes of access, not two local door practices. Valuables had moved from ownership into grants; the holder faces a counterparty that writes the terms, changes them, decides disputes in its own forum, and owes no procedure.</w:t>
+      </w:r>
+      <w:r>
+        <w:t xml:space="preserve"> </w:t>
+      </w:r>
+      <w:r>
+        <w:t xml:space="preserve">“The granting, regulation, and revocation of government largess,”</w:t>
+      </w:r>
+      <w:r>
+        <w:t xml:space="preserve"> </w:t>
+      </w:r>
+      <w:r>
+        <w:t xml:space="preserve">he wrote,</w:t>
+      </w:r>
+      <w:r>
+        <w:t xml:space="preserve"> </w:t>
+      </w:r>
+      <w:r>
+        <w:t xml:space="preserve">“is carried on by procedures which, in varying degrees, represent short-cuts that tend to augment the power of the grantor at the expense of the recipient.”</w:t>
+      </w:r>
+      <w:r>
+        <w:rPr>
+          <w:rStyle w:val="FootnoteReference"/>
+        </w:rPr>
+        <w:footnoteReference w:id="30"/>
+      </w:r>
+      <w:r>
+        <w:t xml:space="preserve"> </w:t>
+      </w:r>
+      <w:r>
+        <w:t xml:space="preserve">Courts moved first where livelihood was at stake, on interests</w:t>
+      </w:r>
+      <w:r>
+        <w:t xml:space="preserve"> </w:t>
+      </w:r>
+      <w:r>
+        <w:t xml:space="preserve">“intimately bound up with the individual’s freedom to earn a living.”</w:t>
+      </w:r>
+      <w:r>
+        <w:rPr>
+          <w:rStyle w:val="FootnoteReference"/>
+        </w:rPr>
+        <w:footnoteReference w:id="31"/>
+      </w:r>
+      <w:r>
+        <w:t xml:space="preserve"> </w:t>
+      </w:r>
+      <w:r>
+        <w:t xml:space="preserve">His prescription, which is not a fourth structural power in the reception, demands that denials without disclosed grounds</w:t>
+      </w:r>
+      <w:r>
+        <w:t xml:space="preserve"> </w:t>
+      </w:r>
+      <w:r>
+        <w:t xml:space="preserve">“should no longer be tolerated.”</w:t>
+      </w:r>
+      <w:r>
+        <w:rPr>
+          <w:rStyle w:val="FootnoteReference"/>
+        </w:rPr>
+        <w:footnoteReference w:id="32"/>
+      </w:r>
+      <w:r>
+        <w:t xml:space="preserve"> </w:t>
+      </w:r>
+      <w:r>
+        <w:t xml:space="preserve">Platform access keeps the grant structure and loses the stamp’s transferable demonstration, so strangers can no longer copy access between themselves. Reich later argued that large private organizations raise the same issues; I carry that private-door structure to the film and to later platforms.</w:t>
+      </w:r>
+      <w:r>
+        <w:rPr>
+          <w:rStyle w:val="FootnoteReference"/>
+        </w:rPr>
+        <w:footnoteReference w:id="33"/>
+      </w:r>
+    </w:p>
+    <w:p>
+      <w:pPr>
+        <w:pStyle w:val="BodyText"/>
+      </w:pPr>
+      <w:r>
+        <w:t xml:space="preserve">By 1964, then, writers already had on the page the structure of the deferred third, the membership conditions under it, and the grant form of access. Nobody had yet said that platforms coordinate by co-opting, or built a single system that would gather all four powers and remove anyone to whom one could still argue. Linklater shot</w:t>
+      </w:r>
+      <w:r>
+        <w:t xml:space="preserve"> </w:t>
       </w:r>
       <w:r>
         <w:rPr>
           <w:i/>
           <w:iCs/>
         </w:rPr>
-        <w:t xml:space="preserve">co-opt</w:t>
-      </w:r>
-      <w:r>
-        <w:t xml:space="preserve">—or the single apparatus that would gather all four powers and remove the human face to whom one could still argue. Linklater shot</w:t>
+        <w:t xml:space="preserve">Slacker</w:t>
+      </w:r>
+      <w:r>
+        <w:t xml:space="preserve"> </w:t>
+      </w:r>
+      <w:r>
+        <w:t xml:space="preserve">in that interval, when people could still speak the form at a door and software had not yet gathered it.</w:t>
+      </w:r>
+    </w:p>
+    <w:bookmarkEnd w:id="34"/>
+    <w:bookmarkStart w:id="37" w:name="the-interval-a-city-and-a-camera-1990"/>
+    <w:p>
+      <w:pPr>
+        <w:pStyle w:val="Heading2"/>
+      </w:pPr>
+      <w:r>
+        <w:t xml:space="preserve">5. The interval: a city and a camera (1990)</w:t>
+      </w:r>
+    </w:p>
+    <w:p>
+      <w:pPr>
+        <w:pStyle w:val="FirstParagraph"/>
+      </w:pPr>
+      <w:r>
+        <w:t xml:space="preserve">The film can show a third that brokers no meetings only where strangers are thick on the ground and work has not already bound them into a firm. A workplace day would sound like hierarchy and payroll.</w:t>
       </w:r>
       <w:r>
         <w:t xml:space="preserve"> </w:t>
@@ -749,25 +1024,33 @@
         <w:t xml:space="preserve"> </w:t>
       </w:r>
       <w:r>
-        <w:t xml:space="preserve">in that historical interval, when people could still speak the form at a door and software had not yet gathered it.</w:t>
-      </w:r>
-    </w:p>
-    <w:bookmarkEnd w:id="28"/>
-    <w:bookmarkStart w:id="38" w:name="the-interval-a-city-and-a-camera-1990"/>
-    <w:p>
-      <w:pPr>
-        <w:pStyle w:val="Heading2"/>
-      </w:pPr>
-      <w:r>
-        <w:t xml:space="preserve">5. The interval: a city and a camera (1990)</w:t>
+        <w:t xml:space="preserve">shows a city that holds people available and puts none of them on one payroll.</w:t>
       </w:r>
     </w:p>
     <w:p>
       <w:pPr>
-        <w:pStyle w:val="FirstParagraph"/>
-      </w:pPr>
-      <w:r>
-        <w:t xml:space="preserve">A platform holds people in reach and brokers none of their meetings, so the film can show that form only where strangers are thick on the ground and where work does not already bind them into a firm. If Austin had been a workplace of continuous employment, the soundtrack would be hierarchy and payroll. If it had been a tight housing market, the day would read as bargaining over scarce shelter. The interval needs both conditions at once: enough reach for strangers to meet, and no employment relation that would already coordinate them. Without that pair, the film would be the wrong evidence between Reich’s grant and Stark and Pais’s verb.</w:t>
+        <w:pStyle w:val="BodyText"/>
+      </w:pPr>
+      <w:r>
+        <w:t xml:space="preserve">A silent taxi driver carries Linklater’s monologue. The café and the door price, refuse, and empty a room. Kids hawk Cokes on the street; a man sells T-shirts and magazines; officers arrest the hit-and-run son. Around them people pitch, latch on, trade a lift or a stamp, and peel off. Nobody clocks in for the day the camera follows. The sidewalk supplies reach; it does not hire the strangers it holds. Erickson and Long read the film as identity and place-myth.</w:t>
+      </w:r>
+      <w:r>
+        <w:rPr>
+          <w:rStyle w:val="FootnoteReference"/>
+        </w:rPr>
+        <w:footnoteReference w:id="35"/>
+      </w:r>
+      <w:r>
+        <w:t xml:space="preserve"> </w:t>
+      </w:r>
+      <w:r>
+        <w:t xml:space="preserve">If later audiences take that filmed past as their own, they can meet a community of memory; that Roycean join is mine, and the myth is still not the sidewalk or cut.</w:t>
+      </w:r>
+      <w:r>
+        <w:rPr>
+          <w:rStyle w:val="FootnoteReference"/>
+        </w:rPr>
+        <w:footnoteReference w:id="36"/>
       </w:r>
     </w:p>
     <w:p>
@@ -775,105 +1058,91 @@
         <w:pStyle w:val="BodyText"/>
       </w:pPr>
       <w:r>
-        <w:t xml:space="preserve">In 1990 Austin had both. I recorded a prediction before the work census. I expected paid work only at coordinating posts—the taxi, the café counter, and the door—and I expected everyone else to pitch, trade, or refuse work. The count confirmed the coordinating half and refuted the exclusive half. Both coders found paid work in ten of thirty-five segments, including children selling Cokes, a man selling shirts and magazines, a newspaper vendor, a store security supervisor, and two officers at the accident.</w:t>
-      </w:r>
-      <w:r>
-        <w:rPr>
-          <w:rStyle w:val="FootnoteReference"/>
-        </w:rPr>
-        <w:footnoteReference w:id="15"/>
-      </w:r>
-      <w:r>
-        <w:t xml:space="preserve"> </w:t>
-      </w:r>
-      <w:r>
-        <w:t xml:space="preserve">Someone staffs every audible coordinating post. The stronger finding surprised me. Across all thirty-five segments, nobody seeks, applies for, or arranges paid work. The only job search is a postcard about a housemate already gone—</w:t>
-      </w:r>
-      <w:r>
-        <w:t xml:space="preserve">“So now he’s looking for a job that doesn’t involve much work”</w:t>
-      </w:r>
-      <w:r>
-        <w:t xml:space="preserve">—so the city coordinates encounter without employing the people it holds. The day gives strangers a field in which they can meet, and no payroll that would turn those meetings into hierarchical work.</w:t>
+        <w:t xml:space="preserve">Digital platforms later fuse reach and selection in one apparatus, so a single system both holds users available and chooses who meets whom. The film keeps those functions apart, which is why it can teach the shape of platform sequencing before one machine fused them. Early on, the cut does most of the joining. A missing-friend question on the sidewalk pulls a conspiracy monologue into the frame. A friend breaks a voting rant to say Paul vanished, then invites</w:t>
+      </w:r>
+      <w:r>
+        <w:t xml:space="preserve"> </w:t>
+      </w:r>
+      <w:r>
+        <w:t xml:space="preserve">“Why don’t you come look? It’s really weird.”</w:t>
+      </w:r>
+      <w:r>
+        <w:t xml:space="preserve"> </w:t>
+      </w:r>
+      <w:r>
+        <w:t xml:space="preserve">In the middle, characters take over the joins with things they can hand over and say aloud: a lift after a junkyard parts run (</w:t>
+      </w:r>
+      <w:r>
+        <w:t xml:space="preserve">“How about a lift back into town?”</w:t>
+      </w:r>
+      <w:r>
+        <w:t xml:space="preserve">), an address to the Video Backpacker after a burglary that scored de Sade instead of a TV (</w:t>
+      </w:r>
+      <w:r>
+        <w:t xml:space="preserve">“The address, man. Take me there”</w:t>
+      </w:r>
+      <w:r>
+        <w:t xml:space="preserve">), Steve’s van (</w:t>
+      </w:r>
+      <w:r>
+        <w:t xml:space="preserve">“Do I have a car? I have a van”</w:t>
+      </w:r>
+      <w:r>
+        <w:t xml:space="preserve">), the stamp, and, at the party, the PixelVision camera:</w:t>
+      </w:r>
+      <w:r>
+        <w:t xml:space="preserve"> </w:t>
+      </w:r>
+      <w:r>
+        <w:t xml:space="preserve">“Shoot whatever you want. Pass it around … But I want my camera back, all right?”</w:t>
+      </w:r>
+      <w:r>
+        <w:t xml:space="preserve"> </w:t>
+      </w:r>
+      <w:r>
+        <w:t xml:space="preserve">By dawn the cut resumes with</w:t>
+      </w:r>
+      <w:r>
+        <w:t xml:space="preserve"> </w:t>
+      </w:r>
+      <w:r>
+        <w:t xml:space="preserve">“Wake up, America”</w:t>
+      </w:r>
+      <w:r>
+        <w:t xml:space="preserve"> </w:t>
+      </w:r>
+      <w:r>
+        <w:t xml:space="preserve">from a car, a tape weapons rant, then a wordless Super-8 toss at Mount Bonnell. When the cut joins scenes, there is nothing to hand over and no one to address. Selection continues even when no one can say the handoff aloud. Reach still holds from first frame to last, but who does the joining shifts from character to cut, and the later stretch sequences encounters without spoken links, as a feed does.</w:t>
+      </w:r>
+    </w:p>
+    <w:bookmarkEnd w:id="37"/>
+    <w:bookmarkStart w:id="46" w:name="co-optation-2020"/>
+    <w:p>
+      <w:pPr>
+        <w:pStyle w:val="Heading2"/>
+      </w:pPr>
+      <w:r>
+        <w:t xml:space="preserve">6. Co-optation (2020)</w:t>
       </w:r>
     </w:p>
     <w:p>
       <w:pPr>
-        <w:pStyle w:val="BodyText"/>
-      </w:pPr>
-      <w:r>
-        <w:t xml:space="preserve">Across the 1980s housing grew faster than population, 48.0 percent against 34.6.</w:t>
+        <w:pStyle w:val="FirstParagraph"/>
+      </w:pPr>
+      <w:r>
+        <w:t xml:space="preserve">Steve at the door is not a customer, an employee, or a collaborator. Markets coordinate by contract, hierarchies by command, networks by collaboration. Stark and Pais add a fourth mode: in the triangular relationship of owner, provider, and user, platform owners co-opt the behavior of the other two sides, enrolling them in the practices of algorithmic management without anyone having delegated managerial authority to them.</w:t>
       </w:r>
       <w:r>
         <w:rPr>
           <w:rStyle w:val="FootnoteReference"/>
         </w:rPr>
-        <w:footnoteReference w:id="16"/>
-      </w:r>
-      <w:r>
-        <w:t xml:space="preserve"> </w:t>
-      </w:r>
-      <w:r>
-        <w:t xml:space="preserve">In December 1989 Austin issued no multifamily permits, against 632 in Houston and 260 in Dallas.</w:t>
-      </w:r>
-      <w:r>
-        <w:rPr>
-          <w:rStyle w:val="FootnoteReference"/>
-        </w:rPr>
-        <w:footnoteReference w:id="17"/>
-      </w:r>
-      <w:r>
-        <w:t xml:space="preserve"> </w:t>
-      </w:r>
-      <w:r>
-        <w:t xml:space="preserve">Vacancy was 11.6 percent with 50,245 university students that autumn.</w:t>
-      </w:r>
-      <w:r>
-        <w:rPr>
-          <w:rStyle w:val="FootnoteReference"/>
-        </w:rPr>
-        <w:footnoteReference w:id="18"/>
-      </w:r>
-      <w:r>
-        <w:t xml:space="preserve"> </w:t>
-      </w:r>
-      <w:r>
-        <w:t xml:space="preserve">Median contract rent was $346, above Houston and San Antonio,</w:t>
-      </w:r>
-      <w:r>
-        <w:rPr>
-          <w:rStyle w:val="FootnoteReference"/>
-        </w:rPr>
-        <w:footnoteReference w:id="19"/>
-      </w:r>
-      <w:r>
-        <w:t xml:space="preserve"> </w:t>
-      </w:r>
-      <w:r>
-        <w:t xml:space="preserve">which means cheap rent cannot explain the ecology. The figures show surplus vacancy and low production capital relative to the city’s talk and foot traffic—slack, not cheap rent. Slack made a $23,000 shoot possible,</w:t>
-      </w:r>
-      <w:r>
-        <w:rPr>
-          <w:rStyle w:val="FootnoteReference"/>
-        </w:rPr>
-        <w:footnoteReference w:id="20"/>
-      </w:r>
-      <w:r>
-        <w:t xml:space="preserve"> </w:t>
-      </w:r>
-      <w:r>
-        <w:t xml:space="preserve">and slack lets a deferred third run on sidewalks and cuts instead of on payroll. Erickson and Long read the film as identity and place-myth.</w:t>
-      </w:r>
-      <w:r>
-        <w:rPr>
-          <w:rStyle w:val="FootnoteReference"/>
-        </w:rPr>
-        <w:footnoteReference w:id="21"/>
-      </w:r>
-      <w:r>
-        <w:t xml:space="preserve"> </w:t>
-      </w:r>
-      <w:r>
-        <w:t xml:space="preserve">If later audiences take that filmed past as their own, they meet Royce’s community of memory; the myth then does membership work, but it is not itself the sidewalk or the cut that coordinated the day.</w:t>
+        <w:footnoteReference w:id="38"/>
+      </w:r>
+      <w:r>
+        <w:t xml:space="preserve"> </w:t>
+      </w:r>
+      <w:r>
+        <w:t xml:space="preserve">No one had that description in hand in 1990. Enrollment without employment already showed at the party and at the door; algorithmic management is the later addition.</w:t>
       </w:r>
     </w:p>
     <w:p>
@@ -881,19 +1150,61 @@
         <w:pStyle w:val="BodyText"/>
       </w:pPr>
       <w:r>
-        <w:t xml:space="preserve">Digital platforms later fuse reach and selection in one apparatus, so a single system both holds users available and chooses who meets whom. The film keeps those functions apart, which is why it can teach the shape of platform sequencing before one machine fused them. Early on, the cut does most of the joining. A question about a missing friend carries the viewer into the next scene. A report that housemate Paul has vanished does the same, and closes with</w:t>
-      </w:r>
-      <w:r>
-        <w:t xml:space="preserve"> </w:t>
-      </w:r>
-      <w:r>
-        <w:t xml:space="preserve">“Why don’t you come look? It’s really weird.”</w:t>
-      </w:r>
-      <w:r>
-        <w:t xml:space="preserve"> </w:t>
-      </w:r>
-      <w:r>
-        <w:t xml:space="preserve">In the middle, characters take over the joins with things they can hand over and say aloud. They offer lifts and addresses. They have a van. They pass a stamp and a camera. By dawn the cut resumes, over a recorded voice and a hail into an empty street.</w:t>
+        <w:t xml:space="preserve">At the party, just after the stamp gets them in, someone hands off a PixelVision toy camera for</w:t>
+      </w:r>
+      <w:r>
+        <w:t xml:space="preserve"> </w:t>
+      </w:r>
+      <w:r>
+        <w:t xml:space="preserve">“a project,”</w:t>
+      </w:r>
+      <w:r>
+        <w:t xml:space="preserve"> </w:t>
+      </w:r>
+      <w:r>
+        <w:t xml:space="preserve">terms spoken aloud: shoot whatever you want, pass it around, but I want it back. People join without being hired; the owner can still enforce face to face. Beside them a Freemason rant; a heckler says there is no film in that shit. Then the room empties on the 2:00 rule. A licensing page keeps that same structure of contribution without employment, and removes the person to whom one could argue. Amazon’s Prime Video page says removed titles</w:t>
+      </w:r>
+      <w:r>
+        <w:t xml:space="preserve"> </w:t>
+      </w:r>
+      <w:r>
+        <w:t xml:space="preserve">“may not be resubmitted or appealed,”</w:t>
+      </w:r>
+      <w:r>
+        <w:t xml:space="preserve"> </w:t>
+      </w:r>
+      <w:r>
+        <w:t xml:space="preserve">that selection is at Prime Video’s sole discretion, and that the company</w:t>
+      </w:r>
+      <w:r>
+        <w:t xml:space="preserve"> </w:t>
+      </w:r>
+      <w:r>
+        <w:t xml:space="preserve">“cannot provide additional details about why any specific title was or was not selected.”</w:t>
+      </w:r>
+      <w:r>
+        <w:rPr>
+          <w:rStyle w:val="FootnoteReference"/>
+        </w:rPr>
+        <w:footnoteReference w:id="39"/>
+      </w:r>
+      <w:r>
+        <w:t xml:space="preserve"> </w:t>
+      </w:r>
+      <w:r>
+        <w:t xml:space="preserve">Prime Video issues a determination and withholds its grounds. On algorithmic feedback more generally, Stark and Pais note that parties can deflect and deny accountability. Prime Video judges live titles on engagement metrics and can remove weak performers. Rideshare Drivers United and the Asian Law Caucus surveyed 810 California drivers. Two-thirds reported deactivation, and 30 percent of those received no reason.</w:t>
+      </w:r>
+      <w:r>
+        <w:rPr>
+          <w:rStyle w:val="FootnoteReference"/>
+        </w:rPr>
+        <w:footnoteReference w:id="40"/>
+      </w:r>
+      <w:r>
+        <w:t xml:space="preserve"> </w:t>
+      </w:r>
+      <w:r>
+        <w:t xml:space="preserve">Drivers on the app, like people at that party, contribute without being hired. The difference is that the platform has removed anyone who could answer, and no one passing the toy camera could have known the later institutional name for what they were doing.</w:t>
       </w:r>
     </w:p>
     <w:p>
@@ -901,97 +1212,91 @@
         <w:pStyle w:val="BodyText"/>
       </w:pPr>
       <w:r>
-        <w:t xml:space="preserve">For each of the thirty-four transitions, two coders asked whether anything audible crosses the seam, and whether an act aimed at another person produces the next encounter, agreeing on 82 percent and 91 percent of cases (Cohen’s κ = 0.75 and 0.84, chance-corrected agreement).</w:t>
-      </w:r>
-      <w:r>
-        <w:rPr>
-          <w:rStyle w:val="FootnoteReference"/>
-        </w:rPr>
-        <w:footnoteReference w:id="22"/>
-      </w:r>
-      <w:r>
-        <w:t xml:space="preserve"> </w:t>
-      </w:r>
-      <w:r>
-        <w:t xml:space="preserve">Fifteen or sixteen transitions carry an audible link; four or five are equivocal.</w:t>
-      </w:r>
-      <w:r>
-        <w:rPr>
-          <w:rStyle w:val="FootnoteReference"/>
-        </w:rPr>
-        <w:footnoteReference w:id="23"/>
-      </w:r>
-      <w:r>
-        <w:t xml:space="preserve"> </w:t>
-      </w:r>
-      <w:r>
-        <w:t xml:space="preserve">Of the first fifteen, four or five have a link; of the middle fifteen, eleven do; of the last four, the transcript shows none. Six transitions are deliberate in both codings, and five of those six fall in the middle third. Spoken handoffs include</w:t>
-      </w:r>
-      <w:r>
-        <w:t xml:space="preserve"> </w:t>
-      </w:r>
-      <w:r>
-        <w:t xml:space="preserve">“How about a lift back into town?,”</w:t>
-      </w:r>
-      <w:r>
-        <w:t xml:space="preserve"> </w:t>
-      </w:r>
-      <w:r>
-        <w:t xml:space="preserve">“The address, man. Take me there,”</w:t>
-      </w:r>
-      <w:r>
-        <w:t xml:space="preserve"> </w:t>
-      </w:r>
-      <w:r>
-        <w:t xml:space="preserve">“Do I have a car? I have a van,”</w:t>
-      </w:r>
-      <w:r>
-        <w:t xml:space="preserve"> </w:t>
-      </w:r>
-      <w:r>
-        <w:t xml:space="preserve">and, at the party,</w:t>
-      </w:r>
-      <w:r>
-        <w:t xml:space="preserve"> </w:t>
-      </w:r>
-      <w:r>
-        <w:t xml:space="preserve">“Shoot whatever you want. Pass it around … But I want my camera back, all right?”</w:t>
-      </w:r>
-      <w:r>
-        <w:t xml:space="preserve"> </w:t>
-      </w:r>
-      <w:r>
-        <w:t xml:space="preserve">When the cut joins scenes, there is nothing to hand over and no one to address. Selection continues while the handoff becomes unsayable. Reach still holds from first frame to last, but who does the joining shifts from character to cut, and the later stretch already looks like a feed.</w:t>
-      </w:r>
-    </w:p>
-    <w:bookmarkEnd w:id="38"/>
-    <w:bookmarkStart w:id="47" w:name="the-verb-arrives-2020"/>
-    <w:p>
-      <w:pPr>
-        <w:pStyle w:val="Heading2"/>
-      </w:pPr>
-      <w:r>
-        <w:t xml:space="preserve">6. The verb arrives (2020)</w:t>
+        <w:t xml:space="preserve">Someone staffs the taxi, the counter, and the door. The sidewalk holds people in reach without hiring them. Price, evaluation, and removal at those posts draw nightlife and attention into the day’s coordination without putting the people the city holds on payroll. That is enrollment without employment. Algorithmic management is the later addition.</w:t>
       </w:r>
     </w:p>
     <w:p>
       <w:pPr>
-        <w:pStyle w:val="FirstParagraph"/>
-      </w:pPr>
-      <w:r>
-        <w:t xml:space="preserve">If platform coordination were only market, hierarchy, or network, then Steve at the door would be a customer, an employee, or a collaborator, and none of those labels fits what the door does to him. Markets coordinate by contract, hierarchies by command, networks by collaboration. Stark and Pais give a fourth verb: co-opt. In the triangular relationship of owner, provider, and user, platform owners co-opt the behavior of the other two sides, enrolling them in the practices of algorithmic management without anyone having delegated managerial authority to them.</w:t>
+        <w:pStyle w:val="BodyText"/>
+      </w:pPr>
+      <w:r>
+        <w:t xml:space="preserve">Intermediacy alone does not make an electronic third a platform of the</w:t>
+      </w:r>
+      <w:r>
+        <w:t xml:space="preserve"> </w:t>
+      </w:r>
+      <w:r>
+        <w:rPr>
+          <w:i/>
+          <w:iCs/>
+        </w:rPr>
+        <w:t xml:space="preserve">Slacker</w:t>
+      </w:r>
+      <w:r>
+        <w:t xml:space="preserve"> </w:t>
+      </w:r>
+      <w:r>
+        <w:t xml:space="preserve">kind, because standing between people does not entail the power to withhold a reason. In the three years after the film’s release, the interdealer currency market, the screens professional traders use to match one another, built Reuters Dealing 2000-2 and EBS.</w:t>
       </w:r>
       <w:r>
         <w:rPr>
           <w:rStyle w:val="FootnoteReference"/>
         </w:rPr>
-        <w:footnoteReference w:id="1"/>
-      </w:r>
-      <w:r>
-        <w:t xml:space="preserve"> </w:t>
-      </w:r>
-      <w:r>
-        <w:t xml:space="preserve">That fourth classification had no named form in 1990; the enrollment it names already showed at the party and at the door.</w:t>
+        <w:footnoteReference w:id="41"/>
+      </w:r>
+      <w:r>
+        <w:t xml:space="preserve"> </w:t>
+      </w:r>
+      <w:r>
+        <w:t xml:space="preserve">Those venues are third parties in the strict sense, standing between traders without themselves buying or selling; they are not counterparties to the trades.</w:t>
+      </w:r>
+      <w:r>
+        <w:rPr>
+          <w:rStyle w:val="FootnoteReference"/>
+        </w:rPr>
+        <w:footnoteReference w:id="42"/>
+      </w:r>
+      <w:r>
+        <w:t xml:space="preserve"> </w:t>
+      </w:r>
+      <w:r>
+        <w:t xml:space="preserve">Liquidity concentrated on one venue per currency pair.</w:t>
+      </w:r>
+      <w:r>
+        <w:rPr>
+          <w:rStyle w:val="FootnoteReference"/>
+        </w:rPr>
+        <w:footnoteReference w:id="43"/>
+      </w:r>
+      <w:r>
+        <w:t xml:space="preserve"> </w:t>
+      </w:r>
+      <w:r>
+        <w:t xml:space="preserve">Dealers also traded directly, so the venues do not join people who would otherwise never meet. The same firm can owe written reasons under one rulebook and act in</w:t>
+      </w:r>
+      <w:r>
+        <w:t xml:space="preserve"> </w:t>
+      </w:r>
+      <w:r>
+        <w:t xml:space="preserve">“sole discretion”</w:t>
+      </w:r>
+      <w:r>
+        <w:t xml:space="preserve"> </w:t>
+      </w:r>
+      <w:r>
+        <w:t xml:space="preserve">under another.</w:t>
+      </w:r>
+      <w:r>
+        <w:rPr>
+          <w:rStyle w:val="FootnoteReference"/>
+        </w:rPr>
+        <w:footnoteReference w:id="44"/>
+      </w:r>
+      <w:r>
+        <w:t xml:space="preserve"> </w:t>
+      </w:r>
+      <w:r>
+        <w:t xml:space="preserve">The four powers therefore attach by rule, not by the mere fact of standing between people; digital platforms harden those attachments into default software and do not invent the underlying form.</w:t>
       </w:r>
     </w:p>
     <w:p>
@@ -999,57 +1304,102 @@
         <w:pStyle w:val="BodyText"/>
       </w:pPr>
       <w:r>
-        <w:t xml:space="preserve">At the party a PixelVision camera, a toy video recorder whose tape can pass hand to hand, circulates among strangers. People join someone else’s project without anyone hiring them. They still speak the terms, and the man who wants the camera back can enforce them face to face. A licensing page keeps that same structure of contribution without employment, and removes the person to whom one could argue. Amazon’s Prime Video page says removed titles</w:t>
-      </w:r>
-      <w:r>
-        <w:t xml:space="preserve"> </w:t>
-      </w:r>
-      <w:r>
-        <w:t xml:space="preserve">“may not be resubmitted or appealed,”</w:t>
-      </w:r>
-      <w:r>
-        <w:t xml:space="preserve"> </w:t>
-      </w:r>
-      <w:r>
-        <w:t xml:space="preserve">that selection is at Prime Video’s sole discretion, and that the company</w:t>
-      </w:r>
-      <w:r>
-        <w:t xml:space="preserve"> </w:t>
-      </w:r>
-      <w:r>
-        <w:t xml:space="preserve">“cannot provide additional details about why any specific title was or was not selected.”</w:t>
+        <w:t xml:space="preserve">Some thirds sit between parties whom the law bars from dealing with each other. Formal models of that case ask a counterfactual: if someone lifted the ban, would coordination still need the third, or would direct dealing replace it?</w:t>
       </w:r>
       <w:r>
         <w:rPr>
           <w:rStyle w:val="FootnoteReference"/>
         </w:rPr>
-        <w:footnoteReference w:id="24"/>
-      </w:r>
-      <w:r>
-        <w:t xml:space="preserve"> </w:t>
-      </w:r>
-      <w:r>
-        <w:t xml:space="preserve">Prime Video issues a determination and withholds its grounds. On algorithmic feedback more generally, Stark and Pais note that parties can deflect and deny accountability. Prime Video judges live titles on engagement metrics and can remove weak performers. Rideshare Drivers United and the Asian Law Caucus surveyed 810 California drivers. Two-thirds reported deactivation, and 30 percent of those received no reason.</w:t>
-      </w:r>
-      <w:r>
-        <w:rPr>
-          <w:rStyle w:val="FootnoteReference"/>
-        </w:rPr>
-        <w:footnoteReference w:id="25"/>
-      </w:r>
-      <w:r>
-        <w:t xml:space="preserve"> </w:t>
-      </w:r>
-      <w:r>
-        <w:t xml:space="preserve">Drivers on the app, like people at the party, contribute without being hired. The difference is that the platform has removed the face that could answer, and no one at that party could have known the later institutional name for what they were doing.</w:t>
+        <w:footnoteReference w:id="45"/>
+      </w:r>
+      <w:r>
+        <w:t xml:space="preserve"> </w:t>
+      </w:r>
+      <w:r>
+        <w:t xml:space="preserve">The deferred third has no such test. Nobody ever banned its neighbors from meeting; they simply never met, which is why the counterfactual that classifies banned-edge intermediaries cannot classify Austin’s sidewalk or the film’s cut.</w:t>
+      </w:r>
+    </w:p>
+    <w:bookmarkEnd w:id="46"/>
+    <w:bookmarkStart w:id="48" w:name="loyalty-rewind-and-assent"/>
+    <w:p>
+      <w:pPr>
+        <w:pStyle w:val="Heading2"/>
+      </w:pPr>
+      <w:r>
+        <w:t xml:space="preserve">7. Loyalty, rewind, and assent</w:t>
       </w:r>
     </w:p>
     <w:p>
       <w:pPr>
-        <w:pStyle w:val="BodyText"/>
-      </w:pPr>
-      <w:r>
-        <w:t xml:space="preserve">The city’s audible work already co-opts. Someone staffs the coordinating posts. The city holds people in reach without putting them on payroll. The powers that price, evaluate, and remove draw nightlife and attention into the day’s coordination without hiring the people the city holds. People enter the day’s coordination without employment. That is co-optation before anyone used the word.</w:t>
+        <w:pStyle w:val="FirstParagraph"/>
+      </w:pPr>
+      <w:r>
+        <w:t xml:space="preserve">Royce’s demand for loyalty blocks treating a platform as</w:t>
+      </w:r>
+      <w:r>
+        <w:t xml:space="preserve"> </w:t>
+      </w:r>
+      <w:r>
+        <w:rPr>
+          <w:i/>
+          <w:iCs/>
+        </w:rPr>
+        <w:t xml:space="preserve">genuine</w:t>
+      </w:r>
+      <w:r>
+        <w:t xml:space="preserve"> </w:t>
+      </w:r>
+      <w:r>
+        <w:t xml:space="preserve">community. Loyalty makes a shared past</w:t>
+      </w:r>
+      <w:r>
+        <w:t xml:space="preserve"> </w:t>
+      </w:r>
+      <w:r>
+        <w:rPr>
+          <w:i/>
+          <w:iCs/>
+        </w:rPr>
+        <w:t xml:space="preserve">mine</w:t>
+      </w:r>
+      <w:r>
+        <w:t xml:space="preserve">; it constitutes conscious community rather than a fourth condition of thin memory community.</w:t>
+      </w:r>
+      <w:r>
+        <w:rPr>
+          <w:rStyle w:val="FootnoteReference"/>
+        </w:rPr>
+        <w:footnoteReference w:id="47"/>
+      </w:r>
+      <w:r>
+        <w:t xml:space="preserve"> </w:t>
+      </w:r>
+      <w:r>
+        <w:t xml:space="preserve">A platform can host logs and still fail appropriation and loyalty. Outside Les Amis a hitchhiker fresh from his stepfather’s funeral, credited as awaiting the</w:t>
+      </w:r>
+      <w:r>
+        <w:t xml:space="preserve"> </w:t>
+      </w:r>
+      <w:r>
+        <w:t xml:space="preserve">“true call,”</w:t>
+      </w:r>
+      <w:r>
+        <w:t xml:space="preserve"> </w:t>
+      </w:r>
+      <w:r>
+        <w:t xml:space="preserve">faces a diegetic camera crew and will take a job only</w:t>
+      </w:r>
+      <w:r>
+        <w:t xml:space="preserve"> </w:t>
+      </w:r>
+      <w:r>
+        <w:t xml:space="preserve">“when I hear the true call,”</w:t>
+      </w:r>
+      <w:r>
+        <w:t xml:space="preserve"> </w:t>
+      </w:r>
+      <w:r>
+        <w:t xml:space="preserve">then refuses to say what that is. He adds that every commodity workers produce is a piece of their own death, and ends the interview. Royce’s memory community needs selves that extend past the present, communication among contemporaries, and shared past events each member takes as part of a life. Permanence of record does not make a platform more secure than a city on those conditions. Sharing Austin for a day is not yet taking that past as loyalty. Users who share logs and ratings they did not author share a recorded past, not a life they take as their own.</w:t>
       </w:r>
     </w:p>
     <w:p>
@@ -1057,7 +1407,51 @@
         <w:pStyle w:val="BodyText"/>
       </w:pPr>
       <w:r>
-        <w:t xml:space="preserve">Not every electronic third is a platform of the</w:t>
+        <w:t xml:space="preserve">The Video Backpacker, in a room of sets he</w:t>
+      </w:r>
+      <w:r>
+        <w:t xml:space="preserve"> </w:t>
+      </w:r>
+      <w:r>
+        <w:t xml:space="preserve">“rotates,”</w:t>
+      </w:r>
+      <w:r>
+        <w:t xml:space="preserve"> </w:t>
+      </w:r>
+      <w:r>
+        <w:t xml:space="preserve">argues that a video image is more powerful than an actual event: he once saw a stabbing and now</w:t>
+      </w:r>
+      <w:r>
+        <w:t xml:space="preserve"> </w:t>
+      </w:r>
+      <w:r>
+        <w:t xml:space="preserve">“can’t press rewind,”</w:t>
+      </w:r>
+      <w:r>
+        <w:t xml:space="preserve"> </w:t>
+      </w:r>
+      <w:r>
+        <w:t xml:space="preserve">can’t pause, can’t fix the hue. He keeps pirate tapes and contacts. A driver cannot replay an allocation once the queue has moved. The platform keeps the past that members once kept themselves; the film states that problem as the loss of rewind. Steve’s guest list has already failed in public (</w:t>
+      </w:r>
+      <w:r>
+        <w:t xml:space="preserve">“Fuck. I’m not on the list.”</w:t>
+      </w:r>
+      <w:r>
+        <w:t xml:space="preserve"> </w:t>
+      </w:r>
+      <w:r>
+        <w:t xml:space="preserve">“Figures.”</w:t>
+      </w:r>
+      <w:r>
+        <w:t xml:space="preserve">), and the group renegotiates on the sidewalk, so refusal still requires a spoken response. An app assigns a queue spot whether or not the driver assents; he remains subject to star ratings either way. Enrollment here does not wait for his yes. Outside the platform, Rideshare Drivers United and the Asian Law Caucus organized the survey. 810 drivers answered it. That shared work answers a third that will not explain itself.</w:t>
+      </w:r>
+    </w:p>
+    <w:p>
+      <w:pPr>
+        <w:pStyle w:val="BodyText"/>
+      </w:pPr>
+      <w:r>
+        <w:t xml:space="preserve">Today’s platforms gather into one system the parts</w:t>
       </w:r>
       <w:r>
         <w:t xml:space="preserve"> </w:t>
@@ -1073,186 +1467,7 @@
         <w:t xml:space="preserve"> </w:t>
       </w:r>
       <w:r>
-        <w:t xml:space="preserve">kind, because intermediacy alone does not entail the power to withhold a reason. In the three years after the film’s release, the interdealer currency market—screens professional traders use to match one another—built Reuters Dealing 2000-2 and EBS.</w:t>
-      </w:r>
-      <w:r>
-        <w:rPr>
-          <w:rStyle w:val="FootnoteReference"/>
-        </w:rPr>
-        <w:footnoteReference w:id="26"/>
-      </w:r>
-      <w:r>
-        <w:t xml:space="preserve"> </w:t>
-      </w:r>
-      <w:r>
-        <w:t xml:space="preserve">Those venues are third parties in the strict sense, standing between traders without themselves buying or selling; they are not counterparties to the trades.</w:t>
-      </w:r>
-      <w:r>
-        <w:rPr>
-          <w:rStyle w:val="FootnoteReference"/>
-        </w:rPr>
-        <w:footnoteReference w:id="27"/>
-      </w:r>
-      <w:r>
-        <w:t xml:space="preserve"> </w:t>
-      </w:r>
-      <w:r>
-        <w:t xml:space="preserve">Liquidity concentrated on one venue per currency pair.</w:t>
-      </w:r>
-      <w:r>
-        <w:rPr>
-          <w:rStyle w:val="FootnoteReference"/>
-        </w:rPr>
-        <w:footnoteReference w:id="28"/>
-      </w:r>
-      <w:r>
-        <w:t xml:space="preserve"> </w:t>
-      </w:r>
-      <w:r>
-        <w:t xml:space="preserve">Dealers also traded directly, so the venues do not join people who would otherwise never meet. The same firm can owe written reasons under one rulebook and act in</w:t>
-      </w:r>
-      <w:r>
-        <w:t xml:space="preserve"> </w:t>
-      </w:r>
-      <w:r>
-        <w:t xml:space="preserve">“sole discretion”</w:t>
-      </w:r>
-      <w:r>
-        <w:t xml:space="preserve"> </w:t>
-      </w:r>
-      <w:r>
-        <w:t xml:space="preserve">under another.</w:t>
-      </w:r>
-      <w:r>
-        <w:rPr>
-          <w:rStyle w:val="FootnoteReference"/>
-        </w:rPr>
-        <w:footnoteReference w:id="29"/>
-      </w:r>
-      <w:r>
-        <w:t xml:space="preserve"> </w:t>
-      </w:r>
-      <w:r>
-        <w:t xml:space="preserve">The four powers therefore attach by rule, not by the mere fact of standing between people; digital platforms harden those attachments into default software and do not invent the underlying form.</w:t>
-      </w:r>
-    </w:p>
-    <w:p>
-      <w:pPr>
-        <w:pStyle w:val="BodyText"/>
-      </w:pPr>
-      <w:r>
-        <w:t xml:space="preserve">Some thirds sit between parties whom the law bars from dealing with each other. Formal models of that case ask a counterfactual: if someone lifted the ban, would coordination still need the third, or would direct dealing replace it?</w:t>
-      </w:r>
-      <w:r>
-        <w:rPr>
-          <w:rStyle w:val="FootnoteReference"/>
-        </w:rPr>
-        <w:footnoteReference w:id="30"/>
-      </w:r>
-      <w:r>
-        <w:t xml:space="preserve"> </w:t>
-      </w:r>
-      <w:r>
-        <w:t xml:space="preserve">The deferred third has no such test. Nobody ever banned its neighbors from meeting; they simply never met, which is why the counterfactual that classifies banned-edge intermediaries cannot classify Austin’s sidewalk or the film’s cut.</w:t>
-      </w:r>
-    </w:p>
-    <w:bookmarkEnd w:id="47"/>
-    <w:bookmarkStart w:id="48" w:name="what-the-interval-still-shows"/>
-    <w:p>
-      <w:pPr>
-        <w:pStyle w:val="Heading2"/>
-      </w:pPr>
-      <w:r>
-        <w:t xml:space="preserve">7. What the interval still shows</w:t>
-      </w:r>
-    </w:p>
-    <w:p>
-      <w:pPr>
-        <w:pStyle w:val="FirstParagraph"/>
-      </w:pPr>
-      <w:r>
-        <w:t xml:space="preserve">Royce’s demand for loyalty blocks any easy equation of platform with community. Loyalty, for him, is devotion that makes a shared past</w:t>
-      </w:r>
-      <w:r>
-        <w:t xml:space="preserve"> </w:t>
-      </w:r>
-      <w:r>
-        <w:rPr>
-          <w:i/>
-          <w:iCs/>
-        </w:rPr>
-        <w:t xml:space="preserve">mine</w:t>
-      </w:r>
-      <w:r>
-        <w:t xml:space="preserve">. The member owns that past as part of the self. It is not merely a fact that happens to be true of someone. A platform can meet his memory conditions, because it keeps logs of shared past events, and still fail the loyalty demand, because shared logs are not devotion. On screen, people show little devotion to a calling. One man will take a job</w:t>
-      </w:r>
-      <w:r>
-        <w:t xml:space="preserve"> </w:t>
-      </w:r>
-      <w:r>
-        <w:t xml:space="preserve">“when I hear the true call”</w:t>
-      </w:r>
-      <w:r>
-        <w:t xml:space="preserve"> </w:t>
-      </w:r>
-      <w:r>
-        <w:t xml:space="preserve">and will not say what that is. Royce’s memory community needs selves that extend past the present, communication among contemporaries, and shared past events that each member takes as part of a life. A platform meets all three more securely than a city, because it keeps the record permanently. The film’s people share a day and a city without claiming that past as loyalty. Users who share logs and ratings they did not author share a recorded past, not a life they take as their own.</w:t>
-      </w:r>
-    </w:p>
-    <w:p>
-      <w:pPr>
-        <w:pStyle w:val="BodyText"/>
-      </w:pPr>
-      <w:r>
-        <w:t xml:space="preserve">The permanent record changes custody. The man surrounded by televisions says,</w:t>
-      </w:r>
-      <w:r>
-        <w:t xml:space="preserve"> </w:t>
-      </w:r>
-      <w:r>
-        <w:t xml:space="preserve">“I have no reference to it now. I can’t refer back to it. I can’t press rewind. I can’t put it on pause.”</w:t>
-      </w:r>
-      <w:r>
-        <w:t xml:space="preserve"> </w:t>
-      </w:r>
-      <w:r>
-        <w:t xml:space="preserve">A driver cannot replay an allocation once the queue has moved. The platform keeps the past that members once kept themselves, and the film names that problem as the loss of rewind. Automated assignment changes assent. A guest list fails in public—</w:t>
-      </w:r>
-      <w:r>
-        <w:t xml:space="preserve">“Fuck. I’m not on the list.”</w:t>
-      </w:r>
-      <w:r>
-        <w:t xml:space="preserve"> </w:t>
-      </w:r>
-      <w:r>
-        <w:t xml:space="preserve">“Figures.”</w:t>
-      </w:r>
-      <w:r>
-        <w:t xml:space="preserve">—and the group renegotiates on the sidewalk, so refusal still requires a spoken response. An app assigns a queue spot whether or not the driver assents; he remains subject to star ratings either way. Membership here does not wait for his yes. Loyalty shows up outside the platform. Rideshare Drivers United and the Asian Law Caucus organized the survey. 810 drivers answered it. That shared work answers a third that will not explain itself.</w:t>
-      </w:r>
-    </w:p>
-    <w:p>
-      <w:pPr>
-        <w:pStyle w:val="BodyText"/>
-      </w:pPr>
-      <w:r>
-        <w:t xml:space="preserve">Today’s platforms gather into one system the parts</w:t>
-      </w:r>
-      <w:r>
-        <w:t xml:space="preserve"> </w:t>
-      </w:r>
-      <w:r>
-        <w:rPr>
-          <w:i/>
-          <w:iCs/>
-        </w:rPr>
-        <w:t xml:space="preserve">Slacker</w:t>
-      </w:r>
-      <w:r>
-        <w:t xml:space="preserve"> </w:t>
-      </w:r>
-      <w:r>
-        <w:t xml:space="preserve">still keeps separate and speakable. They fuse reach with selection, hold access as grants backed by the four powers, and enroll people without leaving a face to answer. A scroll of loosely linked units, with something else deciding the sequence elsewhere, is what remains of a city and a cut once people can no longer say the handoffs aloud. Placing the film between Reich and Stark shows grant-access and deferred structure before the later verb, before the fused apparatus, and before the literacy that life inside opaque determinations later requires.</w:t>
+        <w:t xml:space="preserve">still keeps separate and speakable. They fuse reach with selection, hold access as grants backed by the four powers, and enroll people without leaving anyone who must explain a determination. Once no one can say the handoff aloud, the sequence is assigned elsewhere, and the people on screen no longer name the join. Between Reich and Stark the film still shows grant-access and deferred structure as separate, speakable acts. Stark and Pais later name co-optation. One apparatus later fuses the parts. Opaque determinations later require a competence the people on screen have not yet needed.</w:t>
       </w:r>
     </w:p>
     <w:bookmarkEnd w:id="48"/>
@@ -1270,19 +1485,19 @@
         <w:pStyle w:val="FirstParagraph"/>
       </w:pPr>
       <w:r>
-        <w:t xml:space="preserve">Algorithmacy is the name I give to fluency in dealing with an algorithmic third that interprets both sides and issues determinations neither side controls.</w:t>
+        <w:t xml:space="preserve">Algorithmacy is the name I give here to fluency in dealing with an algorithmic third that interprets both sides and issues determinations neither side controls.</w:t>
       </w:r>
       <w:r>
         <w:rPr>
           <w:rStyle w:val="FootnoteReference"/>
         </w:rPr>
-        <w:footnoteReference w:id="31"/>
-      </w:r>
-      <w:r>
-        <w:t xml:space="preserve"> </w:t>
-      </w:r>
-      <w:r>
-        <w:t xml:space="preserve">Simmel, Royce, Reich, and Stark and Pais describe structure, membership, grant-access, and co-optive enrollment. None of them names the competence those arrangements demand of ordinary people once reasons stop arriving with the determinations.</w:t>
+        <w:footnoteReference w:id="49"/>
+      </w:r>
+      <w:r>
+        <w:t xml:space="preserve"> </w:t>
+      </w:r>
+      <w:r>
+        <w:t xml:space="preserve">Simmel, Royce, Reich, and Stark and Pais describe structure, membership, grant-access, and co-optive enrollment. None names the competence those arrangements demand once reasons stop arriving with the determinations.</w:t>
       </w:r>
     </w:p>
     <w:p>
@@ -1290,7 +1505,7 @@
         <w:pStyle w:val="BodyText"/>
       </w:pPr>
       <w:r>
-        <w:t xml:space="preserve">Writing is the historical analogy. Populations did not become fluent with written institutions in the same generation that writing technologies spread; fluency lagged by generations.</w:t>
+        <w:t xml:space="preserve">People learned to live inside written institutions generations after writing technologies spread.</w:t>
       </w:r>
       <w:r>
         <w:t xml:space="preserve"> </w:t>
@@ -1306,7 +1521,7 @@
         <w:t xml:space="preserve"> </w:t>
       </w:r>
       <w:r>
-        <w:t xml:space="preserve">is early in the corresponding lag for platforms. People on screen still handle thirds they can speak. Someone names a cover aloud. Someone shows a stamp. Someone spells a name to the person holding the list. The camera already works like a feed. The next encounter often arrives with nothing audible crossing the seam. They still know how to argue with a door. They do not yet know how to live inside determinations that arrive without reasons. Algorithmacy names that later fluency. It is how people deal with a third that interprets both sides when the reasons may never come.</w:t>
+        <w:t xml:space="preserve">stands early in the matching lag for platforms. People on screen still contest thirds they can speak: someone names a cover aloud, someone shows a stamp, someone spells a name to the person holding the list. The camera already sequences the next encounter without a spoken handoff, as a feed would. The next encounter often arrives with nothing audible crossing the seam. They still know how to argue with a door. They have not yet had to contest determinations that arrive without reasons.</w:t>
       </w:r>
     </w:p>
     <w:p>
@@ -1314,7 +1529,7 @@
         <w:pStyle w:val="BodyText"/>
       </w:pPr>
       <w:r>
-        <w:t xml:space="preserve">At the last door the doorman states the rule out loud and empties the room into the street, where people keep talking.</w:t>
+        <w:t xml:space="preserve">At the last door the doorman states the rule out loud and empties the room into the street. That is still a grant spoken to a face. Outside, a London photographer chasing Dairy Queens will not call herself an artist.</w:t>
       </w:r>
     </w:p>
     <w:bookmarkEnd w:id="50"/>
@@ -1330,7 +1545,6 @@
     <w:p>
       <w:pPr>
         <w:pStyle w:val="FirstParagraph"/>
-        <w:spacing w:line="480" w:lineRule="auto"/>
         <w:ind w:hanging="720" w:left="720"/>
       </w:pPr>
       <w:r>
@@ -1349,7 +1563,6 @@
     <w:p>
       <w:pPr>
         <w:pStyle w:val="BodyText"/>
-        <w:spacing w:line="480" w:lineRule="auto"/>
         <w:ind w:hanging="720" w:left="720"/>
       </w:pPr>
       <w:r>
@@ -1372,26 +1585,22 @@
     <w:p>
       <w:pPr>
         <w:pStyle w:val="BodyText"/>
-        <w:spacing w:line="480" w:lineRule="auto"/>
         <w:ind w:hanging="720" w:left="720"/>
       </w:pPr>
       <w:r>
-        <w:t xml:space="preserve">Busch, Andrew M.</w:t>
-      </w:r>
-      <w:r>
-        <w:t xml:space="preserve"> </w:t>
-      </w:r>
-      <w:r>
-        <w:t xml:space="preserve">“Whose</w:t>
-      </w:r>
-      <w:r>
-        <w:t xml:space="preserve"> </w:t>
-      </w:r>
-      <w:r>
-        <w:t xml:space="preserve">‘Sense of Place’</w:t>
-      </w:r>
-      <w:r>
-        <w:t xml:space="preserve">? Topophilia, the Grassroots, and Urbanization in Austin, Texas.”</w:t>
+        <w:t xml:space="preserve">Bedorf, Thomas.</w:t>
+      </w:r>
+      <w:r>
+        <w:t xml:space="preserve"> </w:t>
+      </w:r>
+      <w:r>
+        <w:t xml:space="preserve">“Stabilisierung und/oder Irritation: Voraussetzungen und Konsequenzen einer triadischen Sozialphilosophie.”</w:t>
+      </w:r>
+      <w:r>
+        <w:t xml:space="preserve"> </w:t>
+      </w:r>
+      <w:r>
+        <w:t xml:space="preserve">In</w:t>
       </w:r>
       <w:r>
         <w:t xml:space="preserve"> </w:t>
@@ -1401,35 +1610,25 @@
           <w:i/>
           <w:iCs/>
         </w:rPr>
-        <w:t xml:space="preserve">American Quarterly</w:t>
-      </w:r>
-      <w:r>
-        <w:t xml:space="preserve"> </w:t>
-      </w:r>
-      <w:r>
-        <w:t xml:space="preserve">63, no. 2 (2011): 399–408.</w:t>
+        <w:t xml:space="preserve">Theorien des Dritten: Innovationen in Soziologie und Sozialphilosophie</w:t>
+      </w:r>
+      <w:r>
+        <w:t xml:space="preserve">, edited by Thomas Bedorf, Joachim Fischer, and Gesa Lindemann, 13–32. Munich: Fink, 2010.</w:t>
       </w:r>
     </w:p>
     <w:p>
       <w:pPr>
         <w:pStyle w:val="BodyText"/>
-        <w:spacing w:line="480" w:lineRule="auto"/>
         <w:ind w:hanging="720" w:left="720"/>
       </w:pPr>
       <w:r>
-        <w:t xml:space="preserve">Erickson, Mary P.</w:t>
-      </w:r>
-      <w:r>
-        <w:t xml:space="preserve"> </w:t>
-      </w:r>
-      <w:r>
-        <w:t xml:space="preserve">“</w:t>
-      </w:r>
-      <w:r>
-        <w:t xml:space="preserve">‘I Think I Still Qualify as a Slacker … Just One That’s Currently Lucky’</w:t>
-      </w:r>
-      <w:r>
-        <w:t xml:space="preserve">: The Myths of</w:t>
+        <w:t xml:space="preserve">Bellah, Robert N.</w:t>
+      </w:r>
+      <w:r>
+        <w:t xml:space="preserve"> </w:t>
+      </w:r>
+      <w:r>
+        <w:t xml:space="preserve">“Tradition and Community in the Humanities.”</w:t>
       </w:r>
       <w:r>
         <w:t xml:space="preserve"> </w:t>
@@ -1439,16 +1638,22 @@
           <w:i/>
           <w:iCs/>
         </w:rPr>
-        <w:t xml:space="preserve">Slacker</w:t>
-      </w:r>
-      <w:r>
-        <w:t xml:space="preserve">, Austin, and Richard Linklater.”</w:t>
-      </w:r>
-      <w:r>
-        <w:t xml:space="preserve"> </w:t>
-      </w:r>
-      <w:r>
-        <w:t xml:space="preserve">In</w:t>
+        <w:t xml:space="preserve">Community Colleges Humanities Review</w:t>
+      </w:r>
+      <w:r>
+        <w:t xml:space="preserve"> </w:t>
+      </w:r>
+      <w:r>
+        <w:t xml:space="preserve">8 (1987): 5–6.</w:t>
+      </w:r>
+    </w:p>
+    <w:p>
+      <w:pPr>
+        <w:pStyle w:val="BodyText"/>
+        <w:ind w:hanging="720" w:left="720"/>
+      </w:pPr>
+      <w:r>
+        <w:t xml:space="preserve">Burt, Ronald S.</w:t>
       </w:r>
       <w:r>
         <w:t xml:space="preserve"> </w:t>
@@ -1458,20 +1663,34 @@
           <w:i/>
           <w:iCs/>
         </w:rPr>
-        <w:t xml:space="preserve">ReFocus: The Films of Richard Linklater</w:t>
-      </w:r>
-      <w:r>
-        <w:t xml:space="preserve">, edited by Kim Wilkins and Timotheus Vermeulen, 15–33. Edinburgh: Edinburgh University Press, 2022.</w:t>
+        <w:t xml:space="preserve">Structural Holes: The Social Structure of Competition</w:t>
+      </w:r>
+      <w:r>
+        <w:t xml:space="preserve">. Cambridge, MA: Harvard University Press, 1992.</w:t>
       </w:r>
     </w:p>
     <w:p>
       <w:pPr>
         <w:pStyle w:val="BodyText"/>
-        <w:spacing w:line="480" w:lineRule="auto"/>
         <w:ind w:hanging="720" w:left="720"/>
       </w:pPr>
       <w:r>
-        <w:t xml:space="preserve">Foreign Exchange Committee, Federal Reserve Bank of New York.</w:t>
+        <w:t xml:space="preserve">Busch, Andrew M.</w:t>
+      </w:r>
+      <w:r>
+        <w:t xml:space="preserve"> </w:t>
+      </w:r>
+      <w:r>
+        <w:t xml:space="preserve">“Whose</w:t>
+      </w:r>
+      <w:r>
+        <w:t xml:space="preserve"> </w:t>
+      </w:r>
+      <w:r>
+        <w:t xml:space="preserve">‘Sense of Place’</w:t>
+      </w:r>
+      <w:r>
+        <w:t xml:space="preserve">? Topophilia, the Grassroots, and Urbanization in Austin, Texas.”</w:t>
       </w:r>
       <w:r>
         <w:t xml:space="preserve"> </w:t>
@@ -1481,20 +1700,28 @@
           <w:i/>
           <w:iCs/>
         </w:rPr>
-        <w:t xml:space="preserve">Annual Report 1991</w:t>
-      </w:r>
-      <w:r>
-        <w:t xml:space="preserve">. New York: Federal Reserve Bank of New York, 1992.</w:t>
+        <w:t xml:space="preserve">American Quarterly</w:t>
+      </w:r>
+      <w:r>
+        <w:t xml:space="preserve"> </w:t>
+      </w:r>
+      <w:r>
+        <w:t xml:space="preserve">63, no. 2 (2011): 399–408.</w:t>
       </w:r>
     </w:p>
     <w:p>
       <w:pPr>
         <w:pStyle w:val="BodyText"/>
-        <w:spacing w:line="480" w:lineRule="auto"/>
         <w:ind w:hanging="720" w:left="720"/>
       </w:pPr>
       <w:r>
-        <w:t xml:space="preserve">Global Foreign Exchange Committee.</w:t>
+        <w:t xml:space="preserve">Cohen, Julie E.</w:t>
+      </w:r>
+      <w:r>
+        <w:t xml:space="preserve"> </w:t>
+      </w:r>
+      <w:r>
+        <w:t xml:space="preserve">“Law for the Platform Economy.”</w:t>
       </w:r>
       <w:r>
         <w:t xml:space="preserve"> </w:t>
@@ -1504,20 +1731,22 @@
           <w:i/>
           <w:iCs/>
         </w:rPr>
-        <w:t xml:space="preserve">FX Global Code</w:t>
-      </w:r>
-      <w:r>
-        <w:t xml:space="preserve">. Updated December 2024.</w:t>
+        <w:t xml:space="preserve">UC Davis Law Review</w:t>
+      </w:r>
+      <w:r>
+        <w:t xml:space="preserve"> </w:t>
+      </w:r>
+      <w:r>
+        <w:t xml:space="preserve">51 (2017): 133–204.</w:t>
       </w:r>
     </w:p>
     <w:p>
       <w:pPr>
         <w:pStyle w:val="BodyText"/>
-        <w:spacing w:line="480" w:lineRule="auto"/>
         <w:ind w:hanging="720" w:left="720"/>
       </w:pPr>
       <w:r>
-        <w:t xml:space="preserve">Long, Joshua.</w:t>
+        <w:t xml:space="preserve">Coser, Lewis A.</w:t>
       </w:r>
       <w:r>
         <w:t xml:space="preserve"> </w:t>
@@ -1527,20 +1756,31 @@
           <w:i/>
           <w:iCs/>
         </w:rPr>
-        <w:t xml:space="preserve">Weird City: Sense of Place and Creative Resistance in Austin, Texas</w:t>
-      </w:r>
-      <w:r>
-        <w:t xml:space="preserve">. Austin: University of Texas Press, 2010.</w:t>
+        <w:t xml:space="preserve">The Functions of Social Conflict</w:t>
+      </w:r>
+      <w:r>
+        <w:t xml:space="preserve">. New York: Free Press, 1956.</w:t>
       </w:r>
     </w:p>
     <w:p>
       <w:pPr>
         <w:pStyle w:val="BodyText"/>
-        <w:spacing w:line="480" w:lineRule="auto"/>
         <w:ind w:hanging="720" w:left="720"/>
       </w:pPr>
       <w:r>
-        <w:t xml:space="preserve">LSEG.</w:t>
+        <w:t xml:space="preserve">Erickson, Mary P.</w:t>
+      </w:r>
+      <w:r>
+        <w:t xml:space="preserve"> </w:t>
+      </w:r>
+      <w:r>
+        <w:t xml:space="preserve">“</w:t>
+      </w:r>
+      <w:r>
+        <w:t xml:space="preserve">‘I Think I Still Qualify as a Slacker … Just One That’s Currently Lucky’</w:t>
+      </w:r>
+      <w:r>
+        <w:t xml:space="preserve">: The Myths of</w:t>
       </w:r>
       <w:r>
         <w:t xml:space="preserve"> </w:t>
@@ -1550,20 +1790,38 @@
           <w:i/>
           <w:iCs/>
         </w:rPr>
-        <w:t xml:space="preserve">LSEG FX SEF Rulebook</w:t>
-      </w:r>
-      <w:r>
-        <w:t xml:space="preserve">. Version 4.1, effective August 11, 2026.</w:t>
+        <w:t xml:space="preserve">Slacker</w:t>
+      </w:r>
+      <w:r>
+        <w:t xml:space="preserve">, Austin, and Richard Linklater.”</w:t>
+      </w:r>
+      <w:r>
+        <w:t xml:space="preserve"> </w:t>
+      </w:r>
+      <w:r>
+        <w:t xml:space="preserve">In</w:t>
+      </w:r>
+      <w:r>
+        <w:t xml:space="preserve"> </w:t>
+      </w:r>
+      <w:r>
+        <w:rPr>
+          <w:i/>
+          <w:iCs/>
+        </w:rPr>
+        <w:t xml:space="preserve">ReFocus: The Films of Richard Linklater</w:t>
+      </w:r>
+      <w:r>
+        <w:t xml:space="preserve">, edited by Kim Wilkins and Timotheus Vermeulen, 15–33. Edinburgh: Edinburgh University Press, 2022.</w:t>
       </w:r>
     </w:p>
     <w:p>
       <w:pPr>
         <w:pStyle w:val="BodyText"/>
-        <w:spacing w:line="480" w:lineRule="auto"/>
         <w:ind w:hanging="720" w:left="720"/>
       </w:pPr>
       <w:r>
-        <w:t xml:space="preserve">———.</w:t>
+        <w:t xml:space="preserve">Foreign Exchange Committee, Federal Reserve Bank of New York.</w:t>
       </w:r>
       <w:r>
         <w:t xml:space="preserve"> </w:t>
@@ -1573,26 +1831,37 @@
           <w:i/>
           <w:iCs/>
         </w:rPr>
-        <w:t xml:space="preserve">LSEG FX UK MTF Rule Book</w:t>
-      </w:r>
-      <w:r>
-        <w:t xml:space="preserve">. Version 1.2, effective December 1, 2025.</w:t>
+        <w:t xml:space="preserve">Annual Report 1991</w:t>
+      </w:r>
+      <w:r>
+        <w:t xml:space="preserve">. New York: Federal Reserve Bank of New York, 1992.</w:t>
       </w:r>
     </w:p>
     <w:p>
       <w:pPr>
         <w:pStyle w:val="BodyText"/>
-        <w:spacing w:line="480" w:lineRule="auto"/>
         <w:ind w:hanging="720" w:left="720"/>
       </w:pPr>
       <w:r>
-        <w:t xml:space="preserve">Reich, Charles A.</w:t>
-      </w:r>
-      <w:r>
-        <w:t xml:space="preserve"> </w:t>
-      </w:r>
-      <w:r>
-        <w:t xml:space="preserve">“The New Property.”</w:t>
+        <w:t xml:space="preserve">Fuhse, Jan. </w:t>
+      </w:r>
+      <w:r>
+        <w:t xml:space="preserve">“Dyaden und Dritte in Netzwerken.”</w:t>
+      </w:r>
+      <w:r>
+        <w:t xml:space="preserve"> </w:t>
+      </w:r>
+      <w:r>
+        <w:t xml:space="preserve">Discussion paper, University of Oldenburg, June 2013.</w:t>
+      </w:r>
+    </w:p>
+    <w:p>
+      <w:pPr>
+        <w:pStyle w:val="BodyText"/>
+        <w:ind w:hanging="720" w:left="720"/>
+      </w:pPr>
+      <w:r>
+        <w:t xml:space="preserve">Global Foreign Exchange Committee.</w:t>
       </w:r>
       <w:r>
         <w:t xml:space="preserve"> </w:t>
@@ -1602,23 +1871,25 @@
           <w:i/>
           <w:iCs/>
         </w:rPr>
-        <w:t xml:space="preserve">The Yale Law Journal</w:t>
-      </w:r>
-      <w:r>
-        <w:t xml:space="preserve"> </w:t>
-      </w:r>
-      <w:r>
-        <w:t xml:space="preserve">73, no. 5 (1964): 733–787.</w:t>
+        <w:t xml:space="preserve">FX Global Code</w:t>
+      </w:r>
+      <w:r>
+        <w:t xml:space="preserve">. Updated December 2024.</w:t>
       </w:r>
     </w:p>
     <w:p>
       <w:pPr>
         <w:pStyle w:val="BodyText"/>
-        <w:spacing w:line="480" w:lineRule="auto"/>
         <w:ind w:hanging="720" w:left="720"/>
       </w:pPr>
       <w:r>
-        <w:t xml:space="preserve">Rideshare Drivers United and Asian Law Caucus.</w:t>
+        <w:t xml:space="preserve">Kostrova, Elizaveta.</w:t>
+      </w:r>
+      <w:r>
+        <w:t xml:space="preserve"> </w:t>
+      </w:r>
+      <w:r>
+        <w:t xml:space="preserve">“The Dyad and the Third Party: The Traces of Simmel’s Distinction in Phenomenology and Family Studies.”</w:t>
       </w:r>
       <w:r>
         <w:t xml:space="preserve"> </w:t>
@@ -1628,20 +1899,28 @@
           <w:i/>
           <w:iCs/>
         </w:rPr>
-        <w:t xml:space="preserve">Fired by an App: The Toll of Secret Algorithms and Unchecked Discrimination on California Rideshare Drivers</w:t>
-      </w:r>
-      <w:r>
-        <w:t xml:space="preserve">. February 2023.</w:t>
+        <w:t xml:space="preserve">Avant</w:t>
+      </w:r>
+      <w:r>
+        <w:t xml:space="preserve"> </w:t>
+      </w:r>
+      <w:r>
+        <w:t xml:space="preserve">9, no. 2 (2018): 187–202.</w:t>
       </w:r>
     </w:p>
     <w:p>
       <w:pPr>
         <w:pStyle w:val="BodyText"/>
-        <w:spacing w:line="480" w:lineRule="auto"/>
         <w:ind w:hanging="720" w:left="720"/>
       </w:pPr>
       <w:r>
-        <w:t xml:space="preserve">Royce, Josiah.</w:t>
+        <w:t xml:space="preserve">Kuhn, Annette, Daniel Biltereyst, and Philippe Meers.</w:t>
+      </w:r>
+      <w:r>
+        <w:t xml:space="preserve"> </w:t>
+      </w:r>
+      <w:r>
+        <w:t xml:space="preserve">“Memories of Cinemagoing and Film Experience: An Introduction.”</w:t>
       </w:r>
       <w:r>
         <w:t xml:space="preserve"> </w:t>
@@ -1651,20 +1930,22 @@
           <w:i/>
           <w:iCs/>
         </w:rPr>
-        <w:t xml:space="preserve">The Problem of Christianity</w:t>
-      </w:r>
-      <w:r>
-        <w:t xml:space="preserve">. 2 vols. New York: Macmillan, 1913. Reprinted in one volume, Chicago: University of Chicago Press, 1968.</w:t>
+        <w:t xml:space="preserve">Memory Studies</w:t>
+      </w:r>
+      <w:r>
+        <w:t xml:space="preserve"> </w:t>
+      </w:r>
+      <w:r>
+        <w:t xml:space="preserve">10, no. 1 (2017): 3–16.</w:t>
       </w:r>
     </w:p>
     <w:p>
       <w:pPr>
         <w:pStyle w:val="BodyText"/>
-        <w:spacing w:line="480" w:lineRule="auto"/>
         <w:ind w:hanging="720" w:left="720"/>
       </w:pPr>
       <w:r>
-        <w:t xml:space="preserve">Simmel, Georg.</w:t>
+        <w:t xml:space="preserve">Kegley, Jacquelyn Ann K.</w:t>
       </w:r>
       <w:r>
         <w:t xml:space="preserve"> </w:t>
@@ -1674,10 +1955,25 @@
           <w:i/>
           <w:iCs/>
         </w:rPr>
-        <w:t xml:space="preserve">The Sociology of Georg Simmel</w:t>
-      </w:r>
-      <w:r>
-        <w:t xml:space="preserve">. Translated and edited by Kurt H. Wolff. Glencoe, IL: The Free Press, 1950. Originally published as</w:t>
+        <w:t xml:space="preserve">Josiah Royce in Focus</w:t>
+      </w:r>
+      <w:r>
+        <w:t xml:space="preserve">. Bloomington: Indiana University Press, 2008.</w:t>
+      </w:r>
+    </w:p>
+    <w:p>
+      <w:pPr>
+        <w:pStyle w:val="BodyText"/>
+        <w:ind w:hanging="720" w:left="720"/>
+      </w:pPr>
+      <w:r>
+        <w:t xml:space="preserve">Kwon, Seok-Woo, Emanuela Rondi, Daniel Z. Levin, Alfredo De Massis, and Daniel J. Brass.</w:t>
+      </w:r>
+      <w:r>
+        <w:t xml:space="preserve"> </w:t>
+      </w:r>
+      <w:r>
+        <w:t xml:space="preserve">“Network Brokerage: An Integrative Review and Future Research Agenda.”</w:t>
       </w:r>
       <w:r>
         <w:t xml:space="preserve"> </w:t>
@@ -1687,29 +1983,28 @@
           <w:i/>
           <w:iCs/>
         </w:rPr>
-        <w:t xml:space="preserve">Soziologie</w:t>
-      </w:r>
-      <w:r>
-        <w:t xml:space="preserve"> </w:t>
-      </w:r>
-      <w:r>
-        <w:t xml:space="preserve">(Leipzig: Duncker &amp; Humblot, 1908).</w:t>
+        <w:t xml:space="preserve">Journal of Management</w:t>
+      </w:r>
+      <w:r>
+        <w:t xml:space="preserve"> </w:t>
+      </w:r>
+      <w:r>
+        <w:t xml:space="preserve">46, no. 6 (2020): 1092–1120.</w:t>
       </w:r>
     </w:p>
     <w:p>
       <w:pPr>
         <w:pStyle w:val="BodyText"/>
-        <w:spacing w:line="480" w:lineRule="auto"/>
         <w:ind w:hanging="720" w:left="720"/>
       </w:pPr>
       <w:r>
-        <w:t xml:space="preserve">Stark, David, and Ivana Pais.</w:t>
-      </w:r>
-      <w:r>
-        <w:t xml:space="preserve"> </w:t>
-      </w:r>
-      <w:r>
-        <w:t xml:space="preserve">“Algorithmic Management in the Platform Economy.”</w:t>
+        <w:t xml:space="preserve">Lindemann, Gesa.</w:t>
+      </w:r>
+      <w:r>
+        <w:t xml:space="preserve"> </w:t>
+      </w:r>
+      <w:r>
+        <w:t xml:space="preserve">“Die Emergenzfunktion des Dritten – ihre Bedeutung für die Analyse der Ordnung einer funktional differenzierten Gesellschaft.”</w:t>
       </w:r>
       <w:r>
         <w:t xml:space="preserve"> </w:t>
@@ -1719,23 +2014,22 @@
           <w:i/>
           <w:iCs/>
         </w:rPr>
-        <w:t xml:space="preserve">Sociologica</w:t>
-      </w:r>
-      <w:r>
-        <w:t xml:space="preserve"> </w:t>
-      </w:r>
-      <w:r>
-        <w:t xml:space="preserve">14, no. 3 (2020): 47–72.</w:t>
+        <w:t xml:space="preserve">Zeitschrift für Soziologie</w:t>
+      </w:r>
+      <w:r>
+        <w:t xml:space="preserve"> </w:t>
+      </w:r>
+      <w:r>
+        <w:t xml:space="preserve">39, no. 6 (2010): 493–511.</w:t>
       </w:r>
     </w:p>
     <w:p>
       <w:pPr>
         <w:pStyle w:val="BodyText"/>
-        <w:spacing w:line="480" w:lineRule="auto"/>
         <w:ind w:hanging="720" w:left="720"/>
       </w:pPr>
       <w:r>
-        <w:t xml:space="preserve">U.S. Bureau of the Census.</w:t>
+        <w:t xml:space="preserve">Long, Joshua.</w:t>
       </w:r>
       <w:r>
         <w:t xml:space="preserve"> </w:t>
@@ -1745,20 +2039,19 @@
           <w:i/>
           <w:iCs/>
         </w:rPr>
-        <w:t xml:space="preserve">1990 Census of Housing, General Housing Characteristics: Texas</w:t>
-      </w:r>
-      <w:r>
-        <w:t xml:space="preserve">. 1990 CH-1-45. Washington, DC: GPO, 1991.</w:t>
+        <w:t xml:space="preserve">Weird City: Sense of Place and Creative Resistance in Austin, Texas</w:t>
+      </w:r>
+      <w:r>
+        <w:t xml:space="preserve">. Austin: University of Texas Press, 2010.</w:t>
       </w:r>
     </w:p>
     <w:p>
       <w:pPr>
         <w:pStyle w:val="BodyText"/>
-        <w:spacing w:line="480" w:lineRule="auto"/>
         <w:ind w:hanging="720" w:left="720"/>
       </w:pPr>
       <w:r>
-        <w:t xml:space="preserve">———.</w:t>
+        <w:t xml:space="preserve">LSEG.</w:t>
       </w:r>
       <w:r>
         <w:t xml:space="preserve"> </w:t>
@@ -1768,20 +2061,379 @@
           <w:i/>
           <w:iCs/>
         </w:rPr>
-        <w:t xml:space="preserve">1990 Census of Population and Housing, Population and Housing Unit Counts: Texas</w:t>
-      </w:r>
-      <w:r>
-        <w:t xml:space="preserve">. 1990 CPH-2-45. Washington, DC: GPO, 1993.</w:t>
+        <w:t xml:space="preserve">LSEG FX SEF Rulebook</w:t>
+      </w:r>
+      <w:r>
+        <w:t xml:space="preserve">. Version 4.1, effective August 11, 2026.</w:t>
       </w:r>
     </w:p>
     <w:p>
       <w:pPr>
         <w:pStyle w:val="BodyText"/>
-        <w:spacing w:line="480" w:lineRule="auto"/>
         <w:ind w:hanging="720" w:left="720"/>
       </w:pPr>
       <w:r>
-        <w:t xml:space="preserve">U.S. Department of Education, National Center for Education Statistics. IPEDS Fall Enrollment 1989, file EF1989_A.</w:t>
+        <w:t xml:space="preserve">———.</w:t>
+      </w:r>
+      <w:r>
+        <w:t xml:space="preserve"> </w:t>
+      </w:r>
+      <w:r>
+        <w:rPr>
+          <w:i/>
+          <w:iCs/>
+        </w:rPr>
+        <w:t xml:space="preserve">LSEG FX UK MTF Rule Book</w:t>
+      </w:r>
+      <w:r>
+        <w:t xml:space="preserve">. Version 1.2, effective December 1, 2025.</w:t>
+      </w:r>
+    </w:p>
+    <w:p>
+      <w:pPr>
+        <w:pStyle w:val="BodyText"/>
+        <w:ind w:hanging="720" w:left="720"/>
+      </w:pPr>
+      <w:r>
+        <w:t xml:space="preserve">Murray, Kali.</w:t>
+      </w:r>
+      <w:r>
+        <w:t xml:space="preserve"> </w:t>
+      </w:r>
+      <w:r>
+        <w:t xml:space="preserve">“Charles Reich’s Unruly Administrative State.”</w:t>
+      </w:r>
+      <w:r>
+        <w:t xml:space="preserve"> </w:t>
+      </w:r>
+      <w:r>
+        <w:rPr>
+          <w:i/>
+          <w:iCs/>
+        </w:rPr>
+        <w:t xml:space="preserve">Yale Law Journal Forum</w:t>
+      </w:r>
+      <w:r>
+        <w:t xml:space="preserve"> </w:t>
+      </w:r>
+      <w:r>
+        <w:t xml:space="preserve">129 (2020): 714–722.</w:t>
+      </w:r>
+    </w:p>
+    <w:p>
+      <w:pPr>
+        <w:pStyle w:val="BodyText"/>
+        <w:ind w:hanging="720" w:left="720"/>
+      </w:pPr>
+      <w:r>
+        <w:t xml:space="preserve">Neuberger, Christoph.</w:t>
+      </w:r>
+      <w:r>
+        <w:t xml:space="preserve"> </w:t>
+      </w:r>
+      <w:r>
+        <w:t xml:space="preserve">“Journalismus und Plattformen als vermittelnde Dritte in der digitalen Öffentlichkeit.”</w:t>
+      </w:r>
+      <w:r>
+        <w:t xml:space="preserve"> </w:t>
+      </w:r>
+      <w:r>
+        <w:rPr>
+          <w:i/>
+          <w:iCs/>
+        </w:rPr>
+        <w:t xml:space="preserve">Kölner Zeitschrift für Soziologie und Sozialpsychologie</w:t>
+      </w:r>
+      <w:r>
+        <w:t xml:space="preserve"> </w:t>
+      </w:r>
+      <w:r>
+        <w:t xml:space="preserve">74, suppl. 1 (2022): 159–181.</w:t>
+      </w:r>
+    </w:p>
+    <w:p>
+      <w:pPr>
+        <w:pStyle w:val="BodyText"/>
+        <w:ind w:hanging="720" w:left="720"/>
+      </w:pPr>
+      <w:r>
+        <w:t xml:space="preserve">Parker, Kelly A., and Shawn E. Klein.</w:t>
+      </w:r>
+      <w:r>
+        <w:t xml:space="preserve"> </w:t>
+      </w:r>
+      <w:r>
+        <w:t xml:space="preserve">“Josiah Royce.”</w:t>
+      </w:r>
+      <w:r>
+        <w:t xml:space="preserve"> </w:t>
+      </w:r>
+      <w:r>
+        <w:rPr>
+          <w:i/>
+          <w:iCs/>
+        </w:rPr>
+        <w:t xml:space="preserve">Stanford Encyclopedia of Philosophy</w:t>
+      </w:r>
+      <w:r>
+        <w:t xml:space="preserve">. First published August 3, 2004; substantively revised January 15, 2026.</w:t>
+      </w:r>
+    </w:p>
+    <w:p>
+      <w:pPr>
+        <w:pStyle w:val="BodyText"/>
+        <w:ind w:hanging="720" w:left="720"/>
+      </w:pPr>
+      <w:r>
+        <w:t xml:space="preserve">Obstfeld, David.</w:t>
+      </w:r>
+      <w:r>
+        <w:t xml:space="preserve"> </w:t>
+      </w:r>
+      <w:r>
+        <w:t xml:space="preserve">“Social Networks, the</w:t>
+      </w:r>
+      <w:r>
+        <w:t xml:space="preserve"> </w:t>
+      </w:r>
+      <w:r>
+        <w:rPr>
+          <w:i/>
+          <w:iCs/>
+        </w:rPr>
+        <w:t xml:space="preserve">Tertius Iungens</w:t>
+      </w:r>
+      <w:r>
+        <w:t xml:space="preserve"> </w:t>
+      </w:r>
+      <w:r>
+        <w:t xml:space="preserve">Orientation, and Involvement in Innovation.”</w:t>
+      </w:r>
+      <w:r>
+        <w:t xml:space="preserve"> </w:t>
+      </w:r>
+      <w:r>
+        <w:rPr>
+          <w:i/>
+          <w:iCs/>
+        </w:rPr>
+        <w:t xml:space="preserve">Administrative Science Quarterly</w:t>
+      </w:r>
+      <w:r>
+        <w:t xml:space="preserve"> </w:t>
+      </w:r>
+      <w:r>
+        <w:t xml:space="preserve">50, no. 1 (2005): 100–130.</w:t>
+      </w:r>
+    </w:p>
+    <w:p>
+      <w:pPr>
+        <w:pStyle w:val="BodyText"/>
+        <w:ind w:hanging="720" w:left="720"/>
+      </w:pPr>
+      <w:r>
+        <w:t xml:space="preserve">Reich, Charles A.</w:t>
+      </w:r>
+      <w:r>
+        <w:t xml:space="preserve"> </w:t>
+      </w:r>
+      <w:r>
+        <w:t xml:space="preserve">“The Liberty Impact of the New Property.”</w:t>
+      </w:r>
+      <w:r>
+        <w:t xml:space="preserve"> </w:t>
+      </w:r>
+      <w:r>
+        <w:rPr>
+          <w:i/>
+          <w:iCs/>
+        </w:rPr>
+        <w:t xml:space="preserve">William &amp; Mary Law Review</w:t>
+      </w:r>
+      <w:r>
+        <w:t xml:space="preserve"> </w:t>
+      </w:r>
+      <w:r>
+        <w:t xml:space="preserve">31 (1990): 295–306.</w:t>
+      </w:r>
+    </w:p>
+    <w:p>
+      <w:pPr>
+        <w:pStyle w:val="BodyText"/>
+        <w:ind w:hanging="720" w:left="720"/>
+      </w:pPr>
+      <w:r>
+        <w:t xml:space="preserve">Reich, Charles A.</w:t>
+      </w:r>
+      <w:r>
+        <w:t xml:space="preserve"> </w:t>
+      </w:r>
+      <w:r>
+        <w:t xml:space="preserve">“The New Property.”</w:t>
+      </w:r>
+      <w:r>
+        <w:t xml:space="preserve"> </w:t>
+      </w:r>
+      <w:r>
+        <w:rPr>
+          <w:i/>
+          <w:iCs/>
+        </w:rPr>
+        <w:t xml:space="preserve">The Yale Law Journal</w:t>
+      </w:r>
+      <w:r>
+        <w:t xml:space="preserve"> </w:t>
+      </w:r>
+      <w:r>
+        <w:t xml:space="preserve">73, no. 5 (1964): 733–787.</w:t>
+      </w:r>
+    </w:p>
+    <w:p>
+      <w:pPr>
+        <w:pStyle w:val="BodyText"/>
+        <w:ind w:hanging="720" w:left="720"/>
+      </w:pPr>
+      <w:r>
+        <w:t xml:space="preserve">Rideshare Drivers United and Asian Law Caucus.</w:t>
+      </w:r>
+      <w:r>
+        <w:t xml:space="preserve"> </w:t>
+      </w:r>
+      <w:r>
+        <w:rPr>
+          <w:i/>
+          <w:iCs/>
+        </w:rPr>
+        <w:t xml:space="preserve">Fired by an App: The Toll of Secret Algorithms and Unchecked Discrimination on California Rideshare Drivers</w:t>
+      </w:r>
+      <w:r>
+        <w:t xml:space="preserve">. February 2023.</w:t>
+      </w:r>
+    </w:p>
+    <w:p>
+      <w:pPr>
+        <w:pStyle w:val="BodyText"/>
+        <w:ind w:hanging="720" w:left="720"/>
+      </w:pPr>
+      <w:r>
+        <w:t xml:space="preserve">Royce, Josiah.</w:t>
+      </w:r>
+      <w:r>
+        <w:t xml:space="preserve"> </w:t>
+      </w:r>
+      <w:r>
+        <w:rPr>
+          <w:i/>
+          <w:iCs/>
+        </w:rPr>
+        <w:t xml:space="preserve">The Problem of Christianity</w:t>
+      </w:r>
+      <w:r>
+        <w:t xml:space="preserve">. 2 vols. New York: Macmillan, 1913. Reprinted in one volume, Chicago: University of Chicago Press, 1968.</w:t>
+      </w:r>
+    </w:p>
+    <w:p>
+      <w:pPr>
+        <w:pStyle w:val="BodyText"/>
+        <w:ind w:hanging="720" w:left="720"/>
+      </w:pPr>
+      <w:r>
+        <w:t xml:space="preserve">Simmel, Georg.</w:t>
+      </w:r>
+      <w:r>
+        <w:t xml:space="preserve"> </w:t>
+      </w:r>
+      <w:r>
+        <w:rPr>
+          <w:i/>
+          <w:iCs/>
+        </w:rPr>
+        <w:t xml:space="preserve">Philosophie des Geldes</w:t>
+      </w:r>
+      <w:r>
+        <w:t xml:space="preserve">. Leipzig: Duncker &amp; Humblot, 1900. Translated as</w:t>
+      </w:r>
+      <w:r>
+        <w:t xml:space="preserve"> </w:t>
+      </w:r>
+      <w:r>
+        <w:rPr>
+          <w:i/>
+          <w:iCs/>
+        </w:rPr>
+        <w:t xml:space="preserve">The Philosophy of Money</w:t>
+      </w:r>
+      <w:r>
+        <w:t xml:space="preserve">, edited by David Frisby, translated by Tom Bottomore and David Frisby, 3rd ed. London: Routledge, 2004.</w:t>
+      </w:r>
+    </w:p>
+    <w:p>
+      <w:pPr>
+        <w:pStyle w:val="BodyText"/>
+        <w:ind w:hanging="720" w:left="720"/>
+      </w:pPr>
+      <w:r>
+        <w:t xml:space="preserve">———.</w:t>
+      </w:r>
+      <w:r>
+        <w:t xml:space="preserve"> </w:t>
+      </w:r>
+      <w:r>
+        <w:rPr>
+          <w:i/>
+          <w:iCs/>
+        </w:rPr>
+        <w:t xml:space="preserve">The Sociology of Georg Simmel</w:t>
+      </w:r>
+      <w:r>
+        <w:t xml:space="preserve">. Translated and edited by Kurt H. Wolff. Glencoe, IL: The Free Press, 1950. Originally published as</w:t>
+      </w:r>
+      <w:r>
+        <w:t xml:space="preserve"> </w:t>
+      </w:r>
+      <w:r>
+        <w:rPr>
+          <w:i/>
+          <w:iCs/>
+        </w:rPr>
+        <w:t xml:space="preserve">Soziologie</w:t>
+      </w:r>
+      <w:r>
+        <w:t xml:space="preserve"> </w:t>
+      </w:r>
+      <w:r>
+        <w:t xml:space="preserve">(Leipzig: Duncker &amp; Humblot, 1908).</w:t>
+      </w:r>
+    </w:p>
+    <w:p>
+      <w:pPr>
+        <w:pStyle w:val="BodyText"/>
+        <w:ind w:hanging="720" w:left="720"/>
+      </w:pPr>
+      <w:r>
+        <w:t xml:space="preserve">Stark, David, and Ivana Pais.</w:t>
+      </w:r>
+      <w:r>
+        <w:t xml:space="preserve"> </w:t>
+      </w:r>
+      <w:r>
+        <w:t xml:space="preserve">“Algorithmic Management in the Platform Economy.”</w:t>
+      </w:r>
+      <w:r>
+        <w:t xml:space="preserve"> </w:t>
+      </w:r>
+      <w:r>
+        <w:rPr>
+          <w:i/>
+          <w:iCs/>
+        </w:rPr>
+        <w:t xml:space="preserve">Sociologica</w:t>
+      </w:r>
+      <w:r>
+        <w:t xml:space="preserve"> </w:t>
+      </w:r>
+      <w:r>
+        <w:t xml:space="preserve">14, no. 3 (2020): 47–72.</w:t>
       </w:r>
     </w:p>
     <w:bookmarkEnd w:id="51"/>
@@ -1816,7 +2468,7 @@
       </w:r>
     </w:p>
   </w:footnote>
-  <w:footnote w:id="1">
+  <w:footnote w:id="10">
     <w:p>
       <w:pPr>
         <w:pStyle w:val="FootnoteText"/>
@@ -1872,426 +2524,6 @@
       </w:r>
       <w:r>
         <w:t xml:space="preserve">“platform owners co-opt the behavior of providers and users, enrolling them in the practices of algorithmic management without managerial authority having been delegated to them.”</w:t>
-      </w:r>
-    </w:p>
-  </w:footnote>
-  <w:footnote w:id="2">
-    <w:p>
-      <w:pPr>
-        <w:pStyle w:val="FootnoteText"/>
-      </w:pPr>
-      <w:r>
-        <w:rPr>
-          <w:rStyle w:val="FootnoteReference"/>
-        </w:rPr>
-        <w:footnoteRef/>
-      </w:r>
-      <w:r>
-        <w:t xml:space="preserve"> </w:t>
-      </w:r>
-      <w:r>
-        <w:t xml:space="preserve">Georg Simmel,</w:t>
-      </w:r>
-      <w:r>
-        <w:t xml:space="preserve"> </w:t>
-      </w:r>
-      <w:r>
-        <w:rPr>
-          <w:i/>
-          <w:iCs/>
-        </w:rPr>
-        <w:t xml:space="preserve">The Sociology of Georg Simmel</w:t>
-      </w:r>
-      <w:r>
-        <w:t xml:space="preserve">, trans. and ed. Kurt H. Wolff (Glencoe, IL: The Free Press, 1950).</w:t>
-      </w:r>
-      <w:r>
-        <w:t xml:space="preserve"> </w:t>
-      </w:r>
-      <w:r>
-        <w:t xml:space="preserve">“The Triad”</w:t>
-      </w:r>
-      <w:r>
-        <w:t xml:space="preserve"> </w:t>
-      </w:r>
-      <w:r>
-        <w:t xml:space="preserve">is chapter IV, 145–169: the non-partisan and the mediator at 145–47, the</w:t>
-      </w:r>
-      <w:r>
-        <w:t xml:space="preserve"> </w:t>
-      </w:r>
-      <w:r>
-        <w:rPr>
-          <w:i/>
-          <w:iCs/>
-        </w:rPr>
-        <w:t xml:space="preserve">tertius gaudens</w:t>
-      </w:r>
-      <w:r>
-        <w:t xml:space="preserve"> </w:t>
-      </w:r>
-      <w:r>
-        <w:t xml:space="preserve">at 154–62,</w:t>
-      </w:r>
-      <w:r>
-        <w:t xml:space="preserve"> </w:t>
-      </w:r>
-      <w:r>
-        <w:rPr>
-          <w:i/>
-          <w:iCs/>
-        </w:rPr>
-        <w:t xml:space="preserve">divide et impera</w:t>
-      </w:r>
-      <w:r>
-        <w:t xml:space="preserve"> </w:t>
-      </w:r>
-      <w:r>
-        <w:t xml:space="preserve">at 162, with the prohibition example at 163–64.</w:t>
-      </w:r>
-    </w:p>
-  </w:footnote>
-  <w:footnote w:id="3">
-    <w:p>
-      <w:pPr>
-        <w:pStyle w:val="FootnoteText"/>
-      </w:pPr>
-      <w:r>
-        <w:rPr>
-          <w:rStyle w:val="FootnoteReference"/>
-        </w:rPr>
-        <w:footnoteRef/>
-      </w:r>
-      <w:r>
-        <w:t xml:space="preserve"> </w:t>
-      </w:r>
-      <w:r>
-        <w:t xml:space="preserve">Simmel,</w:t>
-      </w:r>
-      <w:r>
-        <w:t xml:space="preserve"> </w:t>
-      </w:r>
-      <w:r>
-        <w:rPr>
-          <w:i/>
-          <w:iCs/>
-        </w:rPr>
-        <w:t xml:space="preserve">Sociology</w:t>
-      </w:r>
-      <w:r>
-        <w:t xml:space="preserve">, 145. Wolff’s wording quoted in the text; the German original is</w:t>
-      </w:r>
-      <w:r>
-        <w:t xml:space="preserve"> </w:t>
-      </w:r>
-      <w:r>
-        <w:rPr>
-          <w:i/>
-          <w:iCs/>
-        </w:rPr>
-        <w:t xml:space="preserve">Soziologie</w:t>
-      </w:r>
-      <w:r>
-        <w:t xml:space="preserve"> </w:t>
-      </w:r>
-      <w:r>
-        <w:t xml:space="preserve">(Leipzig: Duncker &amp; Humblot, 1908), chap. 2, p. 103.</w:t>
-      </w:r>
-      <w:r>
-        <w:t xml:space="preserve"> </w:t>
-      </w:r>
-      <w:r>
-        <w:rPr>
-          <w:i/>
-          <w:iCs/>
-        </w:rPr>
-        <w:t xml:space="preserve">Behandeln</w:t>
-      </w:r>
-      <w:r>
-        <w:t xml:space="preserve"> </w:t>
-      </w:r>
-      <w:r>
-        <w:t xml:space="preserve">is still-to-be-treated, not dismissed. Simmel’s stated reason for setting the case aside is the distance between the third element and the other two, and the absence of properly sociological interactions among all three alike.</w:t>
-      </w:r>
-    </w:p>
-  </w:footnote>
-  <w:footnote w:id="4">
-    <w:p>
-      <w:pPr>
-        <w:pStyle w:val="FootnoteText"/>
-      </w:pPr>
-      <w:r>
-        <w:rPr>
-          <w:rStyle w:val="FootnoteReference"/>
-        </w:rPr>
-        <w:footnoteRef/>
-      </w:r>
-      <w:r>
-        <w:t xml:space="preserve"> </w:t>
-      </w:r>
-      <w:r>
-        <w:t xml:space="preserve">Dialogue throughout this chapter is quoted from the film’s subtitle track, via a subtitle-derived transcript carrying dialogue only and no speaker names. Subtitles compress and paraphrase, and no quotation here has yet been confirmed against the Criterion disc; six candidate lines whose wording or placement the project’s records dispute are withheld from quotation entirely. Segment numbers follow my division of the film into thirty-five segments, thirty-four of which carry dialogue.</w:t>
-      </w:r>
-      <w:r>
-        <w:t xml:space="preserve"> </w:t>
-      </w:r>
-      <w:r>
-        <w:rPr>
-          <w:i/>
-          <w:iCs/>
-        </w:rPr>
-        <w:t xml:space="preserve">Slacker</w:t>
-      </w:r>
-      <w:r>
-        <w:t xml:space="preserve">, directed by Richard Linklater (Austin, TX: Detour Filmproduction, 1990; distributed by Orion Classics, 1991).</w:t>
-      </w:r>
-    </w:p>
-  </w:footnote>
-  <w:footnote w:id="5">
-    <w:p>
-      <w:pPr>
-        <w:pStyle w:val="FootnoteText"/>
-      </w:pPr>
-      <w:r>
-        <w:rPr>
-          <w:rStyle w:val="FootnoteReference"/>
-        </w:rPr>
-        <w:footnoteRef/>
-      </w:r>
-      <w:r>
-        <w:t xml:space="preserve"> </w:t>
-      </w:r>
-      <w:r>
-        <w:t xml:space="preserve">Josiah Royce,</w:t>
-      </w:r>
-      <w:r>
-        <w:t xml:space="preserve"> </w:t>
-      </w:r>
-      <w:r>
-        <w:rPr>
-          <w:i/>
-          <w:iCs/>
-        </w:rPr>
-        <w:t xml:space="preserve">The Problem of Christianity</w:t>
-      </w:r>
-      <w:r>
-        <w:t xml:space="preserve"> </w:t>
-      </w:r>
-      <w:r>
-        <w:t xml:space="preserve">(New York: Macmillan, 1913), 2:50 for the community of memory and 2:51 for the community of expectation; in the one-volume reset (Chicago: University of Chicago Press, 1968), 248 for both. Royce’s three constituting conditions are at 2:60–61, 2:67, and 2:68 (1968: 253, 255, 256).</w:t>
-      </w:r>
-    </w:p>
-  </w:footnote>
-  <w:footnote w:id="6">
-    <w:p>
-      <w:pPr>
-        <w:pStyle w:val="FootnoteText"/>
-      </w:pPr>
-      <w:r>
-        <w:rPr>
-          <w:rStyle w:val="FootnoteReference"/>
-        </w:rPr>
-        <w:footnoteRef/>
-      </w:r>
-      <w:r>
-        <w:t xml:space="preserve"> </w:t>
-      </w:r>
-      <w:r>
-        <w:t xml:space="preserve">Royce,</w:t>
-      </w:r>
-      <w:r>
-        <w:t xml:space="preserve"> </w:t>
-      </w:r>
-      <w:r>
-        <w:rPr>
-          <w:i/>
-          <w:iCs/>
-        </w:rPr>
-        <w:t xml:space="preserve">Problem of Christianity</w:t>
-      </w:r>
-      <w:r>
-        <w:t xml:space="preserve">, 2:46 (1968: 247).</w:t>
-      </w:r>
-    </w:p>
-  </w:footnote>
-  <w:footnote w:id="7">
-    <w:p>
-      <w:pPr>
-        <w:pStyle w:val="FootnoteText"/>
-      </w:pPr>
-      <w:r>
-        <w:rPr>
-          <w:rStyle w:val="FootnoteReference"/>
-        </w:rPr>
-        <w:footnoteRef/>
-      </w:r>
-      <w:r>
-        <w:t xml:space="preserve"> </w:t>
-      </w:r>
-      <w:r>
-        <w:t xml:space="preserve">Royce,</w:t>
-      </w:r>
-      <w:r>
-        <w:t xml:space="preserve"> </w:t>
-      </w:r>
-      <w:r>
-        <w:rPr>
-          <w:i/>
-          <w:iCs/>
-        </w:rPr>
-        <w:t xml:space="preserve">Problem of Christianity</w:t>
-      </w:r>
-      <w:r>
-        <w:t xml:space="preserve">, 2:140 (1968: 286). The three terms are named at 2:142 (1968: 287): the interpreter, the object interpreted, and the person addressed. Royce credits the thesis to Peirce on the page.</w:t>
-      </w:r>
-    </w:p>
-  </w:footnote>
-  <w:footnote w:id="8">
-    <w:p>
-      <w:pPr>
-        <w:pStyle w:val="FootnoteText"/>
-      </w:pPr>
-      <w:r>
-        <w:rPr>
-          <w:rStyle w:val="FootnoteReference"/>
-        </w:rPr>
-        <w:footnoteRef/>
-      </w:r>
-      <w:r>
-        <w:t xml:space="preserve"> </w:t>
-      </w:r>
-      <w:r>
-        <w:t xml:space="preserve">Royce,</w:t>
-      </w:r>
-      <w:r>
-        <w:t xml:space="preserve"> </w:t>
-      </w:r>
-      <w:r>
-        <w:rPr>
-          <w:i/>
-          <w:iCs/>
-        </w:rPr>
-        <w:t xml:space="preserve">Problem of Christianity</w:t>
-      </w:r>
-      <w:r>
-        <w:t xml:space="preserve">, 2:124 (1968: 279); the flat statement of the same point is at 2:188 (1968: 306).</w:t>
-      </w:r>
-    </w:p>
-  </w:footnote>
-  <w:footnote w:id="9">
-    <w:p>
-      <w:pPr>
-        <w:pStyle w:val="FootnoteText"/>
-      </w:pPr>
-      <w:r>
-        <w:rPr>
-          <w:rStyle w:val="FootnoteReference"/>
-        </w:rPr>
-        <w:footnoteRef/>
-      </w:r>
-      <w:r>
-        <w:t xml:space="preserve"> </w:t>
-      </w:r>
-      <w:r>
-        <w:t xml:space="preserve">Royce,</w:t>
-      </w:r>
-      <w:r>
-        <w:t xml:space="preserve"> </w:t>
-      </w:r>
-      <w:r>
-        <w:rPr>
-          <w:i/>
-          <w:iCs/>
-        </w:rPr>
-        <w:t xml:space="preserve">Problem of Christianity</w:t>
-      </w:r>
-      <w:r>
-        <w:t xml:space="preserve">, 2:67 (1968: 255), which requires</w:t>
-      </w:r>
-      <w:r>
-        <w:t xml:space="preserve"> </w:t>
-      </w:r>
-      <w:r>
-        <w:t xml:space="preserve">“distinct selves capable of social communication, and, in general, engaged in communication.”</w:t>
-      </w:r>
-      <w:r>
-        <w:t xml:space="preserve"> </w:t>
-      </w:r>
-      <w:r>
-        <w:t xml:space="preserve">Royce also frames membership as holding among contemporaries (2:44, 2:49); the dead are commemorated and the commemorators are the members.</w:t>
-      </w:r>
-    </w:p>
-  </w:footnote>
-  <w:footnote w:id="10">
-    <w:p>
-      <w:pPr>
-        <w:pStyle w:val="FootnoteText"/>
-      </w:pPr>
-      <w:r>
-        <w:rPr>
-          <w:rStyle w:val="FootnoteReference"/>
-        </w:rPr>
-        <w:footnoteRef/>
-      </w:r>
-      <w:r>
-        <w:t xml:space="preserve"> </w:t>
-      </w:r>
-      <w:r>
-        <w:t xml:space="preserve">Royce,</w:t>
-      </w:r>
-      <w:r>
-        <w:t xml:space="preserve"> </w:t>
-      </w:r>
-      <w:r>
-        <w:rPr>
-          <w:i/>
-          <w:iCs/>
-        </w:rPr>
-        <w:t xml:space="preserve">Problem of Christianity</w:t>
-      </w:r>
-      <w:r>
-        <w:t xml:space="preserve">, 2:148–49 (1968: 289), and 2:211 (1968: 315), where all three terms of the Community of Interpretation are selves. Royce’s Colorado Canyon passage, which comes closest to an impersonal interpreter, is subjunctive throughout.</w:t>
-      </w:r>
-    </w:p>
-  </w:footnote>
-  <w:footnote w:id="11">
-    <w:p>
-      <w:pPr>
-        <w:pStyle w:val="FootnoteText"/>
-      </w:pPr>
-      <w:r>
-        <w:rPr>
-          <w:rStyle w:val="FootnoteReference"/>
-        </w:rPr>
-        <w:footnoteRef/>
-      </w:r>
-      <w:r>
-        <w:t xml:space="preserve"> </w:t>
-      </w:r>
-      <w:r>
-        <w:t xml:space="preserve">Charles A. Reich,</w:t>
-      </w:r>
-      <w:r>
-        <w:t xml:space="preserve"> </w:t>
-      </w:r>
-      <w:r>
-        <w:t xml:space="preserve">“The New Property,”</w:t>
-      </w:r>
-      <w:r>
-        <w:t xml:space="preserve"> </w:t>
-      </w:r>
-      <w:r>
-        <w:rPr>
-          <w:i/>
-          <w:iCs/>
-        </w:rPr>
-        <w:t xml:space="preserve">Yale Law Journal</w:t>
-      </w:r>
-      <w:r>
-        <w:t xml:space="preserve"> </w:t>
-      </w:r>
-      <w:r>
-        <w:t xml:space="preserve">73, no. 5 (1964): 733–787, at 751 for the grantor-power sentence quoted in the text.</w:t>
       </w:r>
     </w:p>
   </w:footnote>
@@ -2310,19 +2542,64 @@
         <w:t xml:space="preserve"> </w:t>
       </w:r>
       <w:r>
-        <w:t xml:space="preserve">Reich,</w:t>
-      </w:r>
-      <w:r>
-        <w:t xml:space="preserve"> </w:t>
-      </w:r>
-      <w:r>
-        <w:t xml:space="preserve">“The New Property,”</w:t>
-      </w:r>
-      <w:r>
-        <w:t xml:space="preserve"> </w:t>
-      </w:r>
-      <w:r>
-        <w:t xml:space="preserve">741.</w:t>
+        <w:t xml:space="preserve">Georg Simmel,</w:t>
+      </w:r>
+      <w:r>
+        <w:t xml:space="preserve"> </w:t>
+      </w:r>
+      <w:r>
+        <w:rPr>
+          <w:i/>
+          <w:iCs/>
+        </w:rPr>
+        <w:t xml:space="preserve">The Sociology of Georg Simmel</w:t>
+      </w:r>
+      <w:r>
+        <w:t xml:space="preserve">, trans. and ed. Kurt H. Wolff (Glencoe, IL: The Free Press, 1950).</w:t>
+      </w:r>
+      <w:r>
+        <w:t xml:space="preserve"> </w:t>
+      </w:r>
+      <w:r>
+        <w:t xml:space="preserve">“The Triad”</w:t>
+      </w:r>
+      <w:r>
+        <w:t xml:space="preserve"> </w:t>
+      </w:r>
+      <w:r>
+        <w:t xml:space="preserve">is chapter IV, 145–169: the non-partisan and the mediator at 145–47, the</w:t>
+      </w:r>
+      <w:r>
+        <w:t xml:space="preserve"> </w:t>
+      </w:r>
+      <w:r>
+        <w:rPr>
+          <w:i/>
+          <w:iCs/>
+        </w:rPr>
+        <w:t xml:space="preserve">tertius gaudens</w:t>
+      </w:r>
+      <w:r>
+        <w:t xml:space="preserve"> </w:t>
+      </w:r>
+      <w:r>
+        <w:t xml:space="preserve">at 154–62,</w:t>
+      </w:r>
+      <w:r>
+        <w:t xml:space="preserve"> </w:t>
+      </w:r>
+      <w:r>
+        <w:rPr>
+          <w:i/>
+          <w:iCs/>
+        </w:rPr>
+        <w:t xml:space="preserve">divide et impera</w:t>
+      </w:r>
+      <w:r>
+        <w:t xml:space="preserve"> </w:t>
+      </w:r>
+      <w:r>
+        <w:t xml:space="preserve">at 162, with the prohibition example at 163–64.</w:t>
       </w:r>
     </w:p>
   </w:footnote>
@@ -2341,19 +2618,204 @@
         <w:t xml:space="preserve"> </w:t>
       </w:r>
       <w:r>
-        <w:t xml:space="preserve">Reich,</w:t>
-      </w:r>
-      <w:r>
-        <w:t xml:space="preserve"> </w:t>
-      </w:r>
-      <w:r>
-        <w:t xml:space="preserve">“The New Property,”</w:t>
-      </w:r>
-      <w:r>
-        <w:t xml:space="preserve"> </w:t>
-      </w:r>
-      <w:r>
-        <w:t xml:space="preserve">783.</w:t>
+        <w:t xml:space="preserve">Simmel,</w:t>
+      </w:r>
+      <w:r>
+        <w:t xml:space="preserve"> </w:t>
+      </w:r>
+      <w:r>
+        <w:rPr>
+          <w:i/>
+          <w:iCs/>
+        </w:rPr>
+        <w:t xml:space="preserve">Sociology</w:t>
+      </w:r>
+      <w:r>
+        <w:t xml:space="preserve">, 145. Wolff’s wording quoted in the text; the German original is</w:t>
+      </w:r>
+      <w:r>
+        <w:t xml:space="preserve"> </w:t>
+      </w:r>
+      <w:r>
+        <w:rPr>
+          <w:i/>
+          <w:iCs/>
+        </w:rPr>
+        <w:t xml:space="preserve">Soziologie</w:t>
+      </w:r>
+      <w:r>
+        <w:t xml:space="preserve"> </w:t>
+      </w:r>
+      <w:r>
+        <w:t xml:space="preserve">(Leipzig: Duncker &amp; Humblot, 1908), chap. 2, p. 103.</w:t>
+      </w:r>
+      <w:r>
+        <w:t xml:space="preserve"> </w:t>
+      </w:r>
+      <w:r>
+        <w:rPr>
+          <w:i/>
+          <w:iCs/>
+        </w:rPr>
+        <w:t xml:space="preserve">Behandeln</w:t>
+      </w:r>
+      <w:r>
+        <w:t xml:space="preserve"> </w:t>
+      </w:r>
+      <w:r>
+        <w:t xml:space="preserve">is still-to-be-treated, not dismissed. The German makes the deferral’s ground explicit—</w:t>
+      </w:r>
+      <w:r>
+        <w:rPr>
+          <w:i/>
+          <w:iCs/>
+        </w:rPr>
+        <w:t xml:space="preserve">Denn das dritte Element hat hier gegen die beiden andern eine derartige Distanz</w:t>
+      </w:r>
+      <w:r>
+        <w:t xml:space="preserve">—and continues that properly sociological interactions encompassing all three alike do not obtain, but rather</w:t>
+      </w:r>
+      <w:r>
+        <w:t xml:space="preserve"> </w:t>
+      </w:r>
+      <w:r>
+        <w:rPr>
+          <w:i/>
+          <w:iCs/>
+        </w:rPr>
+        <w:t xml:space="preserve">Zweierkonfigurationen</w:t>
+      </w:r>
+      <w:r>
+        <w:t xml:space="preserve">: either the relation among those who join, or the relation between them as a unit and the outside center of interest. Wolff renders the same consequence at 145–46. The related later material is</w:t>
+      </w:r>
+      <w:r>
+        <w:t xml:space="preserve"> </w:t>
+      </w:r>
+      <w:r>
+        <w:rPr>
+          <w:i/>
+          <w:iCs/>
+        </w:rPr>
+        <w:t xml:space="preserve">Soziologie</w:t>
+      </w:r>
+      <w:r>
+        <w:t xml:space="preserve">, chap. IV (</w:t>
+      </w:r>
+      <w:r>
+        <w:rPr>
+          <w:i/>
+          <w:iCs/>
+        </w:rPr>
+        <w:t xml:space="preserve">Der Streit</w:t>
+      </w:r>
+      <w:r>
+        <w:t xml:space="preserve">): conflict as already a form of association (opening of the chapter);</w:t>
+      </w:r>
+      <w:r>
+        <w:t xml:space="preserve"> </w:t>
+      </w:r>
+      <w:r>
+        <w:rPr>
+          <w:i/>
+          <w:iCs/>
+        </w:rPr>
+        <w:t xml:space="preserve">man vereinigt sich, um zu kämpfen</w:t>
+      </w:r>
+      <w:r>
+        <w:t xml:space="preserve"> </w:t>
+      </w:r>
+      <w:r>
+        <w:t xml:space="preserve">and the combat-game under mutually recognized norms (1908 ed., p. 266); common opposition as cement and the political wisdom of providing for enemies (p. 316). Wolff’s 1950</w:t>
+      </w:r>
+      <w:r>
+        <w:t xml:space="preserve"> </w:t>
+      </w:r>
+      <w:r>
+        <w:rPr>
+          <w:i/>
+          <w:iCs/>
+        </w:rPr>
+        <w:t xml:space="preserve">Sociology</w:t>
+      </w:r>
+      <w:r>
+        <w:t xml:space="preserve"> </w:t>
+      </w:r>
+      <w:r>
+        <w:t xml:space="preserve">volume does not print</w:t>
+      </w:r>
+      <w:r>
+        <w:t xml:space="preserve"> </w:t>
+      </w:r>
+      <w:r>
+        <w:rPr>
+          <w:i/>
+          <w:iCs/>
+        </w:rPr>
+        <w:t xml:space="preserve">Streit</w:t>
+      </w:r>
+      <w:r>
+        <w:t xml:space="preserve">; the English is Kurt H. Wolff, trans.,</w:t>
+      </w:r>
+      <w:r>
+        <w:t xml:space="preserve"> </w:t>
+      </w:r>
+      <w:r>
+        <w:rPr>
+          <w:i/>
+          <w:iCs/>
+        </w:rPr>
+        <w:t xml:space="preserve">Conflict</w:t>
+      </w:r>
+      <w:r>
+        <w:t xml:space="preserve">, in Georg Simmel,</w:t>
+      </w:r>
+      <w:r>
+        <w:t xml:space="preserve"> </w:t>
+      </w:r>
+      <w:r>
+        <w:rPr>
+          <w:i/>
+          <w:iCs/>
+        </w:rPr>
+        <w:t xml:space="preserve">Conflict and The Web of Group-Affiliations</w:t>
+      </w:r>
+      <w:r>
+        <w:t xml:space="preserve"> </w:t>
+      </w:r>
+      <w:r>
+        <w:t xml:space="preserve">(Glencoe, IL: Free Press, 1955). A full-text search of the 1908</w:t>
+      </w:r>
+      <w:r>
+        <w:t xml:space="preserve"> </w:t>
+      </w:r>
+      <w:r>
+        <w:rPr>
+          <w:i/>
+          <w:iCs/>
+        </w:rPr>
+        <w:t xml:space="preserve">Soziologie</w:t>
+      </w:r>
+      <w:r>
+        <w:t xml:space="preserve"> </w:t>
+      </w:r>
+      <w:r>
+        <w:t xml:space="preserve">finds</w:t>
+      </w:r>
+      <w:r>
+        <w:t xml:space="preserve"> </w:t>
+      </w:r>
+      <w:r>
+        <w:rPr>
+          <w:i/>
+          <w:iCs/>
+        </w:rPr>
+        <w:t xml:space="preserve">gesellschaftsbildende Vermittlung eines dritten Elementes</w:t>
+      </w:r>
+      <w:r>
+        <w:t xml:space="preserve"> </w:t>
+      </w:r>
+      <w:r>
+        <w:t xml:space="preserve">only at the deferral on p. 103.</w:t>
       </w:r>
     </w:p>
   </w:footnote>
@@ -2372,25 +2834,204 @@
         <w:t xml:space="preserve"> </w:t>
       </w:r>
       <w:r>
-        <w:t xml:space="preserve">Reich,</w:t>
-      </w:r>
-      <w:r>
-        <w:t xml:space="preserve"> </w:t>
-      </w:r>
-      <w:r>
-        <w:t xml:space="preserve">“The New Property,”</w:t>
-      </w:r>
-      <w:r>
-        <w:t xml:space="preserve"> </w:t>
-      </w:r>
-      <w:r>
-        <w:t xml:space="preserve">786:</w:t>
-      </w:r>
-      <w:r>
-        <w:t xml:space="preserve"> </w:t>
-      </w:r>
-      <w:r>
-        <w:t xml:space="preserve">“There are many other new forms of wealth: franchises in private businesses, equities in corporations, the right to receive privately furnished utilities and services, status in private organizations. These too may need added safeguards in the future.”</w:t>
+        <w:t xml:space="preserve">Simmel,</w:t>
+      </w:r>
+      <w:r>
+        <w:t xml:space="preserve"> </w:t>
+      </w:r>
+      <w:r>
+        <w:rPr>
+          <w:i/>
+          <w:iCs/>
+        </w:rPr>
+        <w:t xml:space="preserve">Sociology</w:t>
+      </w:r>
+      <w:r>
+        <w:t xml:space="preserve">, 145. Wolff’s wording quoted in the text; the German original is</w:t>
+      </w:r>
+      <w:r>
+        <w:t xml:space="preserve"> </w:t>
+      </w:r>
+      <w:r>
+        <w:rPr>
+          <w:i/>
+          <w:iCs/>
+        </w:rPr>
+        <w:t xml:space="preserve">Soziologie</w:t>
+      </w:r>
+      <w:r>
+        <w:t xml:space="preserve"> </w:t>
+      </w:r>
+      <w:r>
+        <w:t xml:space="preserve">(Leipzig: Duncker &amp; Humblot, 1908), chap. 2, p. 103.</w:t>
+      </w:r>
+      <w:r>
+        <w:t xml:space="preserve"> </w:t>
+      </w:r>
+      <w:r>
+        <w:rPr>
+          <w:i/>
+          <w:iCs/>
+        </w:rPr>
+        <w:t xml:space="preserve">Behandeln</w:t>
+      </w:r>
+      <w:r>
+        <w:t xml:space="preserve"> </w:t>
+      </w:r>
+      <w:r>
+        <w:t xml:space="preserve">is still-to-be-treated, not dismissed. The German makes the deferral’s ground explicit—</w:t>
+      </w:r>
+      <w:r>
+        <w:rPr>
+          <w:i/>
+          <w:iCs/>
+        </w:rPr>
+        <w:t xml:space="preserve">Denn das dritte Element hat hier gegen die beiden andern eine derartige Distanz</w:t>
+      </w:r>
+      <w:r>
+        <w:t xml:space="preserve">—and continues that properly sociological interactions encompassing all three alike do not obtain, but rather</w:t>
+      </w:r>
+      <w:r>
+        <w:t xml:space="preserve"> </w:t>
+      </w:r>
+      <w:r>
+        <w:rPr>
+          <w:i/>
+          <w:iCs/>
+        </w:rPr>
+        <w:t xml:space="preserve">Zweierkonfigurationen</w:t>
+      </w:r>
+      <w:r>
+        <w:t xml:space="preserve">: either the relation among those who join, or the relation between them as a unit and the outside center of interest. Wolff renders the same consequence at 145–46. The related later material is</w:t>
+      </w:r>
+      <w:r>
+        <w:t xml:space="preserve"> </w:t>
+      </w:r>
+      <w:r>
+        <w:rPr>
+          <w:i/>
+          <w:iCs/>
+        </w:rPr>
+        <w:t xml:space="preserve">Soziologie</w:t>
+      </w:r>
+      <w:r>
+        <w:t xml:space="preserve">, chap. IV (</w:t>
+      </w:r>
+      <w:r>
+        <w:rPr>
+          <w:i/>
+          <w:iCs/>
+        </w:rPr>
+        <w:t xml:space="preserve">Der Streit</w:t>
+      </w:r>
+      <w:r>
+        <w:t xml:space="preserve">): conflict as already a form of association (opening of the chapter);</w:t>
+      </w:r>
+      <w:r>
+        <w:t xml:space="preserve"> </w:t>
+      </w:r>
+      <w:r>
+        <w:rPr>
+          <w:i/>
+          <w:iCs/>
+        </w:rPr>
+        <w:t xml:space="preserve">man vereinigt sich, um zu kämpfen</w:t>
+      </w:r>
+      <w:r>
+        <w:t xml:space="preserve"> </w:t>
+      </w:r>
+      <w:r>
+        <w:t xml:space="preserve">and the combat-game under mutually recognized norms (1908 ed., p. 266); common opposition as cement and the political wisdom of providing for enemies (p. 316). Wolff’s 1950</w:t>
+      </w:r>
+      <w:r>
+        <w:t xml:space="preserve"> </w:t>
+      </w:r>
+      <w:r>
+        <w:rPr>
+          <w:i/>
+          <w:iCs/>
+        </w:rPr>
+        <w:t xml:space="preserve">Sociology</w:t>
+      </w:r>
+      <w:r>
+        <w:t xml:space="preserve"> </w:t>
+      </w:r>
+      <w:r>
+        <w:t xml:space="preserve">volume does not print</w:t>
+      </w:r>
+      <w:r>
+        <w:t xml:space="preserve"> </w:t>
+      </w:r>
+      <w:r>
+        <w:rPr>
+          <w:i/>
+          <w:iCs/>
+        </w:rPr>
+        <w:t xml:space="preserve">Streit</w:t>
+      </w:r>
+      <w:r>
+        <w:t xml:space="preserve">; the English is Kurt H. Wolff, trans.,</w:t>
+      </w:r>
+      <w:r>
+        <w:t xml:space="preserve"> </w:t>
+      </w:r>
+      <w:r>
+        <w:rPr>
+          <w:i/>
+          <w:iCs/>
+        </w:rPr>
+        <w:t xml:space="preserve">Conflict</w:t>
+      </w:r>
+      <w:r>
+        <w:t xml:space="preserve">, in Georg Simmel,</w:t>
+      </w:r>
+      <w:r>
+        <w:t xml:space="preserve"> </w:t>
+      </w:r>
+      <w:r>
+        <w:rPr>
+          <w:i/>
+          <w:iCs/>
+        </w:rPr>
+        <w:t xml:space="preserve">Conflict and The Web of Group-Affiliations</w:t>
+      </w:r>
+      <w:r>
+        <w:t xml:space="preserve"> </w:t>
+      </w:r>
+      <w:r>
+        <w:t xml:space="preserve">(Glencoe, IL: Free Press, 1955). A full-text search of the 1908</w:t>
+      </w:r>
+      <w:r>
+        <w:t xml:space="preserve"> </w:t>
+      </w:r>
+      <w:r>
+        <w:rPr>
+          <w:i/>
+          <w:iCs/>
+        </w:rPr>
+        <w:t xml:space="preserve">Soziologie</w:t>
+      </w:r>
+      <w:r>
+        <w:t xml:space="preserve"> </w:t>
+      </w:r>
+      <w:r>
+        <w:t xml:space="preserve">finds</w:t>
+      </w:r>
+      <w:r>
+        <w:t xml:space="preserve"> </w:t>
+      </w:r>
+      <w:r>
+        <w:rPr>
+          <w:i/>
+          <w:iCs/>
+        </w:rPr>
+        <w:t xml:space="preserve">gesellschaftsbildende Vermittlung eines dritten Elementes</w:t>
+      </w:r>
+      <w:r>
+        <w:t xml:space="preserve"> </w:t>
+      </w:r>
+      <w:r>
+        <w:t xml:space="preserve">only at the deferral on p. 103.</w:t>
       </w:r>
     </w:p>
   </w:footnote>
@@ -2409,7 +3050,189 @@
         <w:t xml:space="preserve"> </w:t>
       </w:r>
       <w:r>
-        <w:t xml:space="preserve">Two coders worked all thirty-five segments from the transcript without sight of each other’s sheets, coding each for its relation to paid work and for any attempt to convert something into money. Agreement was 34/35 on the first dimension (Cohen’s κ = 0.96) and 33/35 on the second (κ = 0.91), with all three disagreements preserved rather than reconciled. Both coders returned identical segment lists for every figure cited here. The full tables, the coding scheme, and the prediction as it was recorded before the count are available from the author. The transcript is subtitle-derived, so this is a census of what can be heard and not of what the film shows.</w:t>
+        <w:t xml:space="preserve">Seok-Woo Kwon, Emanuela Rondi, Daniel Z. Levin, Alfredo De Massis, and Daniel J. Brass,</w:t>
+      </w:r>
+      <w:r>
+        <w:t xml:space="preserve"> </w:t>
+      </w:r>
+      <w:r>
+        <w:t xml:space="preserve">“Network Brokerage: An Integrative Review and Future Research Agenda,”</w:t>
+      </w:r>
+      <w:r>
+        <w:t xml:space="preserve"> </w:t>
+      </w:r>
+      <w:r>
+        <w:rPr>
+          <w:i/>
+          <w:iCs/>
+        </w:rPr>
+        <w:t xml:space="preserve">Journal of Management</w:t>
+      </w:r>
+      <w:r>
+        <w:t xml:space="preserve"> </w:t>
+      </w:r>
+      <w:r>
+        <w:t xml:space="preserve">46, no. 6 (2020): 1092–1120, for the definition (</w:t>
+      </w:r>
+      <w:r>
+        <w:t xml:space="preserve">“Brokerage occurs when one actor (the broker) is connected to two other actors (alters) who are not themselves connected”</w:t>
+      </w:r>
+      <w:r>
+        <w:t xml:space="preserve">) and for the exclusion criteria that drop non-human networks and networks outside a work or professional context. Ronald S. Burt,</w:t>
+      </w:r>
+      <w:r>
+        <w:t xml:space="preserve"> </w:t>
+      </w:r>
+      <w:r>
+        <w:rPr>
+          <w:i/>
+          <w:iCs/>
+        </w:rPr>
+        <w:t xml:space="preserve">Structural Holes: The Social Structure of Competition</w:t>
+      </w:r>
+      <w:r>
+        <w:t xml:space="preserve"> </w:t>
+      </w:r>
+      <w:r>
+        <w:t xml:space="preserve">(Cambridge, MA: Harvard University Press, 1992). David Obstfeld,</w:t>
+      </w:r>
+      <w:r>
+        <w:t xml:space="preserve"> </w:t>
+      </w:r>
+      <w:r>
+        <w:t xml:space="preserve">“Social Networks, the</w:t>
+      </w:r>
+      <w:r>
+        <w:t xml:space="preserve"> </w:t>
+      </w:r>
+      <w:r>
+        <w:rPr>
+          <w:i/>
+          <w:iCs/>
+        </w:rPr>
+        <w:t xml:space="preserve">Tertius Iungens</w:t>
+      </w:r>
+      <w:r>
+        <w:t xml:space="preserve"> </w:t>
+      </w:r>
+      <w:r>
+        <w:t xml:space="preserve">Orientation, and Involvement in Innovation,”</w:t>
+      </w:r>
+      <w:r>
+        <w:t xml:space="preserve"> </w:t>
+      </w:r>
+      <w:r>
+        <w:rPr>
+          <w:i/>
+          <w:iCs/>
+        </w:rPr>
+        <w:t xml:space="preserve">Administrative Science Quarterly</w:t>
+      </w:r>
+      <w:r>
+        <w:t xml:space="preserve"> </w:t>
+      </w:r>
+      <w:r>
+        <w:t xml:space="preserve">50, no. 1 (2005): 100–130;</w:t>
+      </w:r>
+      <w:r>
+        <w:t xml:space="preserve"> </w:t>
+      </w:r>
+      <w:r>
+        <w:rPr>
+          <w:i/>
+          <w:iCs/>
+        </w:rPr>
+        <w:t xml:space="preserve">tertius iungens</w:t>
+      </w:r>
+      <w:r>
+        <w:t xml:space="preserve"> </w:t>
+      </w:r>
+      <w:r>
+        <w:t xml:space="preserve">is Obstfeld’s coinage, not Simmel’s (the string does not appear in Wolff’s translation of the triad chapter). Money, the stranger, and spatial authority analyze objectivity and distance elsewhere in Simmel, but they are not the later treatment promised for</w:t>
+      </w:r>
+      <w:r>
+        <w:t xml:space="preserve"> </w:t>
+      </w:r>
+      <w:r>
+        <w:rPr>
+          <w:i/>
+          <w:iCs/>
+        </w:rPr>
+        <w:t xml:space="preserve">gesellschaftsbildende Vermittlung</w:t>
+      </w:r>
+      <w:r>
+        <w:t xml:space="preserve">:</w:t>
+      </w:r>
+      <w:r>
+        <w:t xml:space="preserve"> </w:t>
+      </w:r>
+      <w:r>
+        <w:rPr>
+          <w:i/>
+          <w:iCs/>
+        </w:rPr>
+        <w:t xml:space="preserve">Philosophie des Geldes</w:t>
+      </w:r>
+      <w:r>
+        <w:t xml:space="preserve"> </w:t>
+      </w:r>
+      <w:r>
+        <w:t xml:space="preserve">(Leipzig: Duncker &amp; Humblot, 1900; English:</w:t>
+      </w:r>
+      <w:r>
+        <w:t xml:space="preserve"> </w:t>
+      </w:r>
+      <w:r>
+        <w:rPr>
+          <w:i/>
+          <w:iCs/>
+        </w:rPr>
+        <w:t xml:space="preserve">The Philosophy of Money</w:t>
+      </w:r>
+      <w:r>
+        <w:t xml:space="preserve">, ed. David Frisby, trans. Tom Bottomore and David Frisby, 3rd ed., London: Routledge, 2004) precedes the triad deferral by eight years, and the stranger and spatial-order discussions sit elsewhere in the 1908</w:t>
+      </w:r>
+      <w:r>
+        <w:t xml:space="preserve"> </w:t>
+      </w:r>
+      <w:r>
+        <w:rPr>
+          <w:i/>
+          <w:iCs/>
+        </w:rPr>
+        <w:t xml:space="preserve">Soziologie</w:t>
+      </w:r>
+      <w:r>
+        <w:t xml:space="preserve">, not as a fulfillment of the p. 103 deferral. On the same family as</w:t>
+      </w:r>
+      <w:r>
+        <w:t xml:space="preserve"> </w:t>
+      </w:r>
+      <w:r>
+        <w:rPr>
+          <w:i/>
+          <w:iCs/>
+        </w:rPr>
+        <w:t xml:space="preserve">Streit</w:t>
+      </w:r>
+      <w:r>
+        <w:t xml:space="preserve">, see Lewis A. Coser,</w:t>
+      </w:r>
+      <w:r>
+        <w:t xml:space="preserve"> </w:t>
+      </w:r>
+      <w:r>
+        <w:rPr>
+          <w:i/>
+          <w:iCs/>
+        </w:rPr>
+        <w:t xml:space="preserve">The Functions of Social Conflict</w:t>
+      </w:r>
+      <w:r>
+        <w:t xml:space="preserve"> </w:t>
+      </w:r>
+      <w:r>
+        <w:t xml:space="preserve">(New York: Free Press, 1956).</w:t>
       </w:r>
     </w:p>
   </w:footnote>
@@ -2428,7 +3251,13 @@
         <w:t xml:space="preserve"> </w:t>
       </w:r>
       <w:r>
-        <w:t xml:space="preserve">U.S. Bureau of the Census,</w:t>
+        <w:t xml:space="preserve">Gesa Lindemann,</w:t>
+      </w:r>
+      <w:r>
+        <w:t xml:space="preserve"> </w:t>
+      </w:r>
+      <w:r>
+        <w:t xml:space="preserve">“Die Emergenzfunktion des Dritten – ihre Bedeutung für die Analyse der Ordnung einer funktional differenzierten Gesellschaft,”</w:t>
       </w:r>
       <w:r>
         <w:t xml:space="preserve"> </w:t>
@@ -2438,10 +3267,123 @@
           <w:i/>
           <w:iCs/>
         </w:rPr>
-        <w:t xml:space="preserve">1990 Census of Population and Housing, Population and Housing Unit Counts: Texas</w:t>
-      </w:r>
-      <w:r>
-        <w:t xml:space="preserve">, 1990 CPH-2-45, Table 9. The city’s boundaries changed over the decade. Household size fell nationally through the 1980s, which produces a gap of this kind with no surplus, so the figure is offered as context rather than as evidence of overbuilding.</w:t>
+        <w:t xml:space="preserve">Zeitschrift für Soziologie</w:t>
+      </w:r>
+      <w:r>
+        <w:t xml:space="preserve"> </w:t>
+      </w:r>
+      <w:r>
+        <w:t xml:space="preserve">39, no. 6 (2010): 493–511, at 494–95, 501 (absent third; money and stranger as temporally absent thirds). Thomas Bedorf,</w:t>
+      </w:r>
+      <w:r>
+        <w:t xml:space="preserve"> </w:t>
+      </w:r>
+      <w:r>
+        <w:t xml:space="preserve">“Stabilisierung und/oder Irritation,”</w:t>
+      </w:r>
+      <w:r>
+        <w:t xml:space="preserve"> </w:t>
+      </w:r>
+      <w:r>
+        <w:t xml:space="preserve">in</w:t>
+      </w:r>
+      <w:r>
+        <w:t xml:space="preserve"> </w:t>
+      </w:r>
+      <w:r>
+        <w:rPr>
+          <w:i/>
+          <w:iCs/>
+        </w:rPr>
+        <w:t xml:space="preserve">Theorien des Dritten</w:t>
+      </w:r>
+      <w:r>
+        <w:t xml:space="preserve">, ed. Thomas Bedorf, Joachim Fischer, and Gesa Lindemann (Munich: Fink, 2010), 13–32. Jan Fuhse,</w:t>
+      </w:r>
+      <w:r>
+        <w:t xml:space="preserve"> </w:t>
+      </w:r>
+      <w:r>
+        <w:t xml:space="preserve">“Dyaden und Dritte in Netzwerken”</w:t>
+      </w:r>
+      <w:r>
+        <w:t xml:space="preserve"> </w:t>
+      </w:r>
+      <w:r>
+        <w:t xml:space="preserve">(discussion paper, University of Oldenburg, 2013), on concrete versus abstract thirds. Christoph Neuberger,</w:t>
+      </w:r>
+      <w:r>
+        <w:t xml:space="preserve"> </w:t>
+      </w:r>
+      <w:r>
+        <w:t xml:space="preserve">“Journalismus und Plattformen als vermittelnde Dritte in der digitalen Öffentlichkeit,”</w:t>
+      </w:r>
+      <w:r>
+        <w:t xml:space="preserve"> </w:t>
+      </w:r>
+      <w:r>
+        <w:rPr>
+          <w:i/>
+          <w:iCs/>
+        </w:rPr>
+        <w:t xml:space="preserve">Kölner Zeitschrift für Soziologie und Sozialpsychologie</w:t>
+      </w:r>
+      <w:r>
+        <w:t xml:space="preserve"> </w:t>
+      </w:r>
+      <w:r>
+        <w:t xml:space="preserve">74, suppl. 1 (2022): 159–181, at 166, reusing</w:t>
+      </w:r>
+      <w:r>
+        <w:t xml:space="preserve"> </w:t>
+      </w:r>
+      <w:r>
+        <w:rPr>
+          <w:i/>
+          <w:iCs/>
+        </w:rPr>
+        <w:t xml:space="preserve">gesellschaftsbildende Vermittlung</w:t>
+      </w:r>
+      <w:r>
+        <w:t xml:space="preserve">. Elizaveta Kostrova,</w:t>
+      </w:r>
+      <w:r>
+        <w:t xml:space="preserve"> </w:t>
+      </w:r>
+      <w:r>
+        <w:t xml:space="preserve">“The Dyad and the Third Party,”</w:t>
+      </w:r>
+      <w:r>
+        <w:t xml:space="preserve"> </w:t>
+      </w:r>
+      <w:r>
+        <w:rPr>
+          <w:i/>
+          <w:iCs/>
+        </w:rPr>
+        <w:t xml:space="preserve">Avant</w:t>
+      </w:r>
+      <w:r>
+        <w:t xml:space="preserve"> </w:t>
+      </w:r>
+      <w:r>
+        <w:t xml:space="preserve">9, no. 2 (2018): 187–202, for the structural dyad/triad reading of Simmel’s distance. No retrieved commentator reads the p. 103</w:t>
+      </w:r>
+      <w:r>
+        <w:t xml:space="preserve"> </w:t>
+      </w:r>
+      <w:r>
+        <w:rPr>
+          <w:i/>
+          <w:iCs/>
+        </w:rPr>
+        <w:t xml:space="preserve">Distanz</w:t>
+      </w:r>
+      <w:r>
+        <w:t xml:space="preserve"> </w:t>
+      </w:r>
+      <w:r>
+        <w:t xml:space="preserve">as ignorance of particulars or records that the promised later treatment never returns.</w:t>
       </w:r>
     </w:p>
   </w:footnote>
@@ -2460,7 +3402,7 @@
         <w:t xml:space="preserve"> </w:t>
       </w:r>
       <w:r>
-        <w:t xml:space="preserve">Real Estate Center, Texas A&amp;M University,</w:t>
+        <w:t xml:space="preserve">Dialogue throughout this chapter is quoted from the film’s subtitle track. Subtitles compress and paraphrase, and no quotation here has yet been confirmed against the Criterion disc.</w:t>
       </w:r>
       <w:r>
         <w:t xml:space="preserve"> </w:t>
@@ -2470,45 +3412,10 @@
           <w:i/>
           <w:iCs/>
         </w:rPr>
-        <w:t xml:space="preserve">Texas Real Estate Center Trends</w:t>
-      </w:r>
-      <w:r>
-        <w:t xml:space="preserve"> </w:t>
-      </w:r>
-      <w:r>
-        <w:t xml:space="preserve">3, no. 8 (April 1990), Table 1.</w:t>
-      </w:r>
-    </w:p>
-  </w:footnote>
-  <w:footnote w:id="18">
-    <w:p>
-      <w:pPr>
-        <w:pStyle w:val="FootnoteText"/>
-      </w:pPr>
-      <w:r>
-        <w:rPr>
-          <w:rStyle w:val="FootnoteReference"/>
-        </w:rPr>
-        <w:footnoteRef/>
-      </w:r>
-      <w:r>
-        <w:t xml:space="preserve"> </w:t>
-      </w:r>
-      <w:r>
-        <w:t xml:space="preserve">U.S. Bureau of the Census,</w:t>
-      </w:r>
-      <w:r>
-        <w:t xml:space="preserve"> </w:t>
-      </w:r>
-      <w:r>
-        <w:rPr>
-          <w:i/>
-          <w:iCs/>
-        </w:rPr>
-        <w:t xml:space="preserve">1990 Census of Housing, General Housing Characteristics: Texas</w:t>
-      </w:r>
-      <w:r>
-        <w:t xml:space="preserve">, 1990 CH-1-45, sec. 1, Table 1; U.S. Department of Education, NCES, IPEDS Fall Enrollment 1989, file EF1989_A, UNITID 228778.</w:t>
+        <w:t xml:space="preserve">Slacker</w:t>
+      </w:r>
+      <w:r>
+        <w:t xml:space="preserve">, directed by Richard Linklater (Austin, TX: Detour Filmproduction, 1990; distributed by Orion Classics, 1991).</w:t>
       </w:r>
     </w:p>
   </w:footnote>
@@ -2527,7 +3434,7 @@
         <w:t xml:space="preserve"> </w:t>
       </w:r>
       <w:r>
-        <w:t xml:space="preserve">Census,</w:t>
+        <w:t xml:space="preserve">Josiah Royce,</w:t>
       </w:r>
       <w:r>
         <w:t xml:space="preserve"> </w:t>
@@ -2537,10 +3444,32 @@
           <w:i/>
           <w:iCs/>
         </w:rPr>
-        <w:t xml:space="preserve">General Housing Characteristics: Texas</w:t>
-      </w:r>
-      <w:r>
-        <w:t xml:space="preserve">, 1990 CH-1-45, sec. 1, Table 1.</w:t>
+        <w:t xml:space="preserve">The Problem of Christianity</w:t>
+      </w:r>
+      <w:r>
+        <w:t xml:space="preserve"> </w:t>
+      </w:r>
+      <w:r>
+        <w:t xml:space="preserve">(New York: Macmillan, 1913), 2:50 for the community of memory and 2:51 for the community of expectation; in the one-volume reset (Chicago: University of Chicago Press, 1968), 248 for both. Royce’s three constituting conditions are at 2:60–61, 2:67, and 2:68 (1968: 253, 255, 256). Contemporary summaries treat communication as necessary: Kelly A. Parker and Shawn E. Klein,</w:t>
+      </w:r>
+      <w:r>
+        <w:t xml:space="preserve"> </w:t>
+      </w:r>
+      <w:r>
+        <w:t xml:space="preserve">“Josiah Royce,”</w:t>
+      </w:r>
+      <w:r>
+        <w:t xml:space="preserve"> </w:t>
+      </w:r>
+      <w:r>
+        <w:rPr>
+          <w:i/>
+          <w:iCs/>
+        </w:rPr>
+        <w:t xml:space="preserve">Stanford Encyclopedia of Philosophy</w:t>
+      </w:r>
+      <w:r>
+        <w:t xml:space="preserve">, substantively revised 15 January 2026, §2.2.2.</w:t>
       </w:r>
     </w:p>
   </w:footnote>
@@ -2559,14 +3488,60 @@
         <w:t xml:space="preserve"> </w:t>
       </w:r>
       <w:r>
+        <w:t xml:space="preserve">Royce,</w:t>
+      </w:r>
+      <w:r>
+        <w:t xml:space="preserve"> </w:t>
+      </w:r>
+      <w:r>
         <w:rPr>
           <w:i/>
           <w:iCs/>
         </w:rPr>
-        <w:t xml:space="preserve">New York Times</w:t>
-      </w:r>
-      <w:r>
-        <w:t xml:space="preserve">, 7 August 1991.</w:t>
+        <w:t xml:space="preserve">Problem of Christianity</w:t>
+      </w:r>
+      <w:r>
+        <w:t xml:space="preserve">, 2:46 (1968: 247). Jacquelyn Ann K. Kegley,</w:t>
+      </w:r>
+      <w:r>
+        <w:t xml:space="preserve"> </w:t>
+      </w:r>
+      <w:r>
+        <w:rPr>
+          <w:i/>
+          <w:iCs/>
+        </w:rPr>
+        <w:t xml:space="preserve">Josiah Royce in Focus</w:t>
+      </w:r>
+      <w:r>
+        <w:t xml:space="preserve"> </w:t>
+      </w:r>
+      <w:r>
+        <w:t xml:space="preserve">(Bloomington: Indiana University Press, 2008), 102–103, retells the Tai-Nui canoe illustration as Royce’s concrete answer to how many selves can possess the same past as personally their own, glossing the tribal claim</w:t>
+      </w:r>
+      <w:r>
+        <w:t xml:space="preserve"> </w:t>
+      </w:r>
+      <w:r>
+        <w:t xml:space="preserve">“We are of the same canoe”</w:t>
+      </w:r>
+      <w:r>
+        <w:t xml:space="preserve"> </w:t>
+      </w:r>
+      <w:r>
+        <w:t xml:space="preserve">as</w:t>
+      </w:r>
+      <w:r>
+        <w:t xml:space="preserve"> </w:t>
+      </w:r>
+      <w:r>
+        <w:t xml:space="preserve">“We are of the same community.”</w:t>
+      </w:r>
+      <w:r>
+        <w:t xml:space="preserve"> </w:t>
+      </w:r>
+      <w:r>
+        <w:t xml:space="preserve">The aloofness and enmity lines at 2:46 are not quoted in that retelling; no retrieved secondary contradicts them.</w:t>
       </w:r>
     </w:p>
   </w:footnote>
@@ -2585,19 +3560,7 @@
         <w:t xml:space="preserve"> </w:t>
       </w:r>
       <w:r>
-        <w:t xml:space="preserve">Mary P. Erickson,</w:t>
-      </w:r>
-      <w:r>
-        <w:t xml:space="preserve"> </w:t>
-      </w:r>
-      <w:r>
-        <w:t xml:space="preserve">“</w:t>
-      </w:r>
-      <w:r>
-        <w:t xml:space="preserve">‘I Think I Still Qualify as a Slacker … Just One That’s Currently Lucky’</w:t>
-      </w:r>
-      <w:r>
-        <w:t xml:space="preserve">: The Myths of</w:t>
+        <w:t xml:space="preserve">Josiah Royce,</w:t>
       </w:r>
       <w:r>
         <w:t xml:space="preserve"> </w:t>
@@ -2607,16 +3570,19 @@
           <w:i/>
           <w:iCs/>
         </w:rPr>
-        <w:t xml:space="preserve">Slacker</w:t>
-      </w:r>
-      <w:r>
-        <w:t xml:space="preserve">, Austin, and Richard Linklater,”</w:t>
-      </w:r>
-      <w:r>
-        <w:t xml:space="preserve"> </w:t>
-      </w:r>
-      <w:r>
-        <w:t xml:space="preserve">in</w:t>
+        <w:t xml:space="preserve">The Problem of Christianity</w:t>
+      </w:r>
+      <w:r>
+        <w:t xml:space="preserve"> </w:t>
+      </w:r>
+      <w:r>
+        <w:t xml:space="preserve">(New York: Macmillan, 1913), 2:50 for the community of memory and 2:51 for the community of expectation; in the one-volume reset (Chicago: University of Chicago Press, 1968), 248 for both. Royce’s three constituting conditions are at 2:60–61, 2:67, and 2:68 (1968: 253, 255, 256). Contemporary summaries treat communication as necessary: Kelly A. Parker and Shawn E. Klein,</w:t>
+      </w:r>
+      <w:r>
+        <w:t xml:space="preserve"> </w:t>
+      </w:r>
+      <w:r>
+        <w:t xml:space="preserve">“Josiah Royce,”</w:t>
       </w:r>
       <w:r>
         <w:t xml:space="preserve"> </w:t>
@@ -2626,42 +3592,10 @@
           <w:i/>
           <w:iCs/>
         </w:rPr>
-        <w:t xml:space="preserve">ReFocus: The Films of Richard Linklater</w:t>
-      </w:r>
-      <w:r>
-        <w:t xml:space="preserve">, ed. Kim Wilkins and Timotheus Vermeulen (Edinburgh: Edinburgh University Press, 2022), 15–33; Joshua Long,</w:t>
-      </w:r>
-      <w:r>
-        <w:t xml:space="preserve"> </w:t>
-      </w:r>
-      <w:r>
-        <w:rPr>
-          <w:i/>
-          <w:iCs/>
-        </w:rPr>
-        <w:t xml:space="preserve">Weird City: Sense of Place and Creative Resistance in Austin, Texas</w:t>
-      </w:r>
-      <w:r>
-        <w:t xml:space="preserve"> </w:t>
-      </w:r>
-      <w:r>
-        <w:t xml:space="preserve">(Austin: University of Texas Press, 2010). The Long quotation was located by search inside an ebook edition and its page should be confirmed against print. Long’s subject is the enclosure of Austin’s weirdness in the 2000s rather than the ecology of 1990, so he stands as the later half of the story rather than as a witness to this one. See also Andrew Busch’s review essay in</w:t>
-      </w:r>
-      <w:r>
-        <w:t xml:space="preserve"> </w:t>
-      </w:r>
-      <w:r>
-        <w:rPr>
-          <w:i/>
-          <w:iCs/>
-        </w:rPr>
-        <w:t xml:space="preserve">American Quarterly</w:t>
-      </w:r>
-      <w:r>
-        <w:t xml:space="preserve"> </w:t>
-      </w:r>
-      <w:r>
-        <w:t xml:space="preserve">63, no. 2 (2011): 399–408, which faults Long for attending to middle-class South Austin while overlooking gentrification on the east side, a caveat that bears directly on who a reaching city reaches.</w:t>
+        <w:t xml:space="preserve">Stanford Encyclopedia of Philosophy</w:t>
+      </w:r>
+      <w:r>
+        <w:t xml:space="preserve">, substantively revised 15 January 2026, §2.2.2.</w:t>
       </w:r>
     </w:p>
   </w:footnote>
@@ -2680,7 +3614,20 @@
         <w:t xml:space="preserve"> </w:t>
       </w:r>
       <w:r>
-        <w:t xml:space="preserve">The census and both codings are mine; the two coders’ full tables, with every disagreement preserved unresolved rather than reconciled by fiat, are available from the author. Cohen’s κ corrects raw agreement for the share expected by chance.</w:t>
+        <w:t xml:space="preserve">Royce,</w:t>
+      </w:r>
+      <w:r>
+        <w:t xml:space="preserve"> </w:t>
+      </w:r>
+      <w:r>
+        <w:rPr>
+          <w:i/>
+          <w:iCs/>
+        </w:rPr>
+        <w:t xml:space="preserve">Problem of Christianity</w:t>
+      </w:r>
+      <w:r>
+        <w:t xml:space="preserve">, 2:140 (1968: 286). The three terms are named at 2:142 (1968: 287): the interpreter, the object interpreted, and the person addressed. Royce credits the thesis to Peirce on the page.</w:t>
       </w:r>
     </w:p>
   </w:footnote>
@@ -2699,19 +3646,20 @@
         <w:t xml:space="preserve"> </w:t>
       </w:r>
       <w:r>
-        <w:t xml:space="preserve">The equivocal seams, by segment pair. At 5→6 the line at the seam falls on the far side of my segmentation’s boundary while the coders’ notes treat it as the earlier scene’s closing beat, and a transcript without speaker names cannot assign it [DISC:T2]. At 12→13 the reply at the seam answers a line the transcript never carries [DISC:T3]. At 13→14,</w:t>
-      </w:r>
-      <w:r>
-        <w:t xml:space="preserve"> </w:t>
-      </w:r>
-      <w:r>
-        <w:t xml:space="preserve">“They’re back”</w:t>
-      </w:r>
-      <w:r>
-        <w:t xml:space="preserve"> </w:t>
-      </w:r>
-      <w:r>
-        <w:t xml:space="preserve">names no referent anywhere in the dialogue [DISC:T4]. At 22→23 an object changes hands unnamed, and if it is the rare Marquis de Sade the burglars admire two lines later the seam is a bridge; if not it is bare, and this single case is what makes the figure a band rather than a number [DISC:T6]. At 34→35 the transcript simply ends, the final sequence having no dialogue, so this instrument can show neither a link nor its absence [DISC:T11]. Three pairs of segments share overlapping line ranges and several boundaries fall inside continuous exchanges, so a few codes describe where I drew a seam rather than where the film cut; they stay in the count, flagged, because deleting any of them would manufacture the point estimate the band exists to refuse. Two of the film’s neatest repetitions rest on exact subtitle wording and I argue from neither [DISC:T5].</w:t>
+        <w:t xml:space="preserve">Royce,</w:t>
+      </w:r>
+      <w:r>
+        <w:t xml:space="preserve"> </w:t>
+      </w:r>
+      <w:r>
+        <w:rPr>
+          <w:i/>
+          <w:iCs/>
+        </w:rPr>
+        <w:t xml:space="preserve">Problem of Christianity</w:t>
+      </w:r>
+      <w:r>
+        <w:t xml:space="preserve">, 2:124 (1968: 279); the flat statement of the same point is at 2:188 (1968: 306).</w:t>
       </w:r>
     </w:p>
   </w:footnote>
@@ -2730,43 +3678,32 @@
         <w:t xml:space="preserve"> </w:t>
       </w:r>
       <w:r>
-        <w:t xml:space="preserve">Amazon.com, Inc.,</w:t>
-      </w:r>
-      <w:r>
-        <w:t xml:space="preserve"> </w:t>
-      </w:r>
-      <w:r>
-        <w:t xml:space="preserve">“Prime Video Direct Content Providers: Licensing Consideration and Title Review,”</w:t>
-      </w:r>
-      <w:r>
-        <w:t xml:space="preserve"> </w:t>
-      </w:r>
-      <w:r>
-        <w:t xml:space="preserve">Prime Video Tech Docs, last updated August 5, 2025, a living page quoted as retrieved on August 1, 2026. The sentence carrying the phrase</w:t>
-      </w:r>
-      <w:r>
-        <w:t xml:space="preserve"> </w:t>
-      </w:r>
-      <w:r>
-        <w:t xml:space="preserve">“engagement standards”</w:t>
-      </w:r>
-      <w:r>
-        <w:t xml:space="preserve"> </w:t>
-      </w:r>
-      <w:r>
-        <w:t xml:space="preserve">and the words</w:t>
-      </w:r>
-      <w:r>
-        <w:t xml:space="preserve"> </w:t>
-      </w:r>
-      <w:r>
-        <w:t xml:space="preserve">“may be subject to removal”</w:t>
-      </w:r>
-      <w:r>
-        <w:t xml:space="preserve"> </w:t>
-      </w:r>
-      <w:r>
-        <w:t xml:space="preserve">follows the review sentence on the same page.</w:t>
+        <w:t xml:space="preserve">Royce,</w:t>
+      </w:r>
+      <w:r>
+        <w:t xml:space="preserve"> </w:t>
+      </w:r>
+      <w:r>
+        <w:rPr>
+          <w:i/>
+          <w:iCs/>
+        </w:rPr>
+        <w:t xml:space="preserve">Problem of Christianity</w:t>
+      </w:r>
+      <w:r>
+        <w:t xml:space="preserve">, 2:67 (1968: 255), which requires</w:t>
+      </w:r>
+      <w:r>
+        <w:t xml:space="preserve"> </w:t>
+      </w:r>
+      <w:r>
+        <w:t xml:space="preserve">“distinct selves capable of social communication, and, in general, engaged in communication.”</w:t>
+      </w:r>
+      <w:r>
+        <w:t xml:space="preserve"> </w:t>
+      </w:r>
+      <w:r>
+        <w:t xml:space="preserve">Royce also frames membership as holding among contemporaries (2:44, 2:49); the dead are commemorated and the commemorators are the members.</w:t>
       </w:r>
     </w:p>
   </w:footnote>
@@ -2785,7 +3722,7 @@
         <w:t xml:space="preserve"> </w:t>
       </w:r>
       <w:r>
-        <w:t xml:space="preserve">Rideshare Drivers United and Asian Law Caucus,</w:t>
+        <w:t xml:space="preserve">Royce,</w:t>
       </w:r>
       <w:r>
         <w:t xml:space="preserve"> </w:t>
@@ -2795,19 +3732,10 @@
           <w:i/>
           <w:iCs/>
         </w:rPr>
-        <w:t xml:space="preserve">Fired by an App: The Toll of Secret Algorithms and Unchecked Discrimination on California Rideshare Drivers</w:t>
-      </w:r>
-      <w:r>
-        <w:t xml:space="preserve"> </w:t>
-      </w:r>
-      <w:r>
-        <w:t xml:space="preserve">(report, February 2023), 15, 19. The two-thirds figure pools temporary suspension with permanent removal, and the thirty percent is of drivers who were deactivated rather than of all 810 surveyed. Recruitment ran through the union’s networks, two community organizations, and paid advertising; the report says of its own respondents that they</w:t>
-      </w:r>
-      <w:r>
-        <w:t xml:space="preserve"> </w:t>
-      </w:r>
-      <w:r>
-        <w:t xml:space="preserve">“may be more likely to be inclined to participate in a survey as a way of documenting or sharing their experience with deactivation.”</w:t>
+        <w:t xml:space="preserve">Problem of Christianity</w:t>
+      </w:r>
+      <w:r>
+        <w:t xml:space="preserve">, 2:148–49 (1968: 289), and 2:211 (1968: 315), where all three terms of the Community of Interpretation are selves. Royce’s Colorado Canyon passage, which comes closest to an impersonal interpreter, is subjunctive throughout.</w:t>
       </w:r>
     </w:p>
   </w:footnote>
@@ -2826,7 +3754,25 @@
         <w:t xml:space="preserve"> </w:t>
       </w:r>
       <w:r>
-        <w:t xml:space="preserve">Foreign Exchange Committee, Federal Reserve Bank of New York,</w:t>
+        <w:t xml:space="preserve">Peircean accounts seat non-persons in related positions without making them Royce’s interpreter-self. Peter Skagestad,</w:t>
+      </w:r>
+      <w:r>
+        <w:t xml:space="preserve"> </w:t>
+      </w:r>
+      <w:r>
+        <w:t xml:space="preserve">“Peirce, Virtuality, and Semiotic”</w:t>
+      </w:r>
+      <w:r>
+        <w:t xml:space="preserve"> </w:t>
+      </w:r>
+      <w:r>
+        <w:t xml:space="preserve">(Twentieth World Congress of Philosophy, Boston, 1998), treats tools as constituents of human reasoning while locating the interpretant in the interpreter’s mind; Winfried Nöth,</w:t>
+      </w:r>
+      <w:r>
+        <w:t xml:space="preserve"> </w:t>
+      </w:r>
+      <w:r>
+        <w:t xml:space="preserve">“Semiotic Machines,”</w:t>
       </w:r>
       <w:r>
         <w:t xml:space="preserve"> </w:t>
@@ -2836,107 +3782,13 @@
           <w:i/>
           <w:iCs/>
         </w:rPr>
-        <w:t xml:space="preserve">Annual Report 1991</w:t>
-      </w:r>
-      <w:r>
-        <w:t xml:space="preserve">, 8, which describes the then-planned electronic broking systems as under development in November 1991. Reuters Dealing 2000-2 opened in 1992; EBS launched in September 1993, following a funding decision in January 1990 and a formal partnership in May 1992. The film’s Dobie run was in 1990 and its New York opening on 5 July 1991, so the venues follow the film by one to three years rather than accompanying it.</w:t>
-      </w:r>
-    </w:p>
-  </w:footnote>
-  <w:footnote w:id="27">
-    <w:p>
-      <w:pPr>
-        <w:pStyle w:val="FootnoteText"/>
-      </w:pPr>
-      <w:r>
-        <w:rPr>
-          <w:rStyle w:val="FootnoteReference"/>
-        </w:rPr>
-        <w:footnoteRef/>
-      </w:r>
-      <w:r>
-        <w:t xml:space="preserve"> </w:t>
-      </w:r>
-      <w:r>
-        <w:t xml:space="preserve">Bank for International Settlements,</w:t>
-      </w:r>
-      <w:r>
-        <w:t xml:space="preserve"> </w:t>
-      </w:r>
-      <w:r>
-        <w:rPr>
-          <w:i/>
-          <w:iCs/>
-        </w:rPr>
-        <w:t xml:space="preserve">Quarterly Review</w:t>
-      </w:r>
-      <w:r>
-        <w:t xml:space="preserve">, December 2019, 41–42:</w:t>
-      </w:r>
-      <w:r>
-        <w:t xml:space="preserve"> </w:t>
-      </w:r>
-      <w:r>
-        <w:t xml:space="preserve">“</w:t>
-      </w:r>
-      <w:r>
-        <w:t xml:space="preserve">‘Indirect’</w:t>
-      </w:r>
-      <w:r>
-        <w:t xml:space="preserve"> </w:t>
-      </w:r>
-      <w:r>
-        <w:t xml:space="preserve">refers to the involvement of a third party in the matching process. This can, for instance, be a traditional voice broker, an electronic broking platform or a multi-bank platform.”</w:t>
-      </w:r>
-      <w:r>
-        <w:t xml:space="preserve"> </w:t>
-      </w:r>
-      <w:r>
-        <w:t xml:space="preserve">The venues say the same from inside:</w:t>
-      </w:r>
-      <w:r>
-        <w:t xml:space="preserve"> </w:t>
-      </w:r>
-      <w:r>
-        <w:rPr>
-          <w:i/>
-          <w:iCs/>
-        </w:rPr>
-        <w:t xml:space="preserve">LSEG FX UK MTF Rule Book</w:t>
-      </w:r>
-      <w:r>
-        <w:t xml:space="preserve">, v1.2, effective 1 December 2025, Rule 1.1.4, 13,</w:t>
-      </w:r>
-      <w:r>
-        <w:t xml:space="preserve"> </w:t>
-      </w:r>
-      <w:r>
-        <w:t xml:space="preserve">“LSEG is not a party to … Transactions conducted on the Platform. Payment and settlement … are the sole responsibility of the two Participants concerned,”</w:t>
-      </w:r>
-      <w:r>
-        <w:t xml:space="preserve"> </w:t>
-      </w:r>
-      <w:r>
-        <w:t xml:space="preserve">and</w:t>
-      </w:r>
-      <w:r>
-        <w:t xml:space="preserve"> </w:t>
-      </w:r>
-      <w:r>
-        <w:rPr>
-          <w:i/>
-          <w:iCs/>
-        </w:rPr>
-        <w:t xml:space="preserve">EBS MTF Rulebook</w:t>
-      </w:r>
-      <w:r>
-        <w:t xml:space="preserve">, Rule 2.9, 6,</w:t>
-      </w:r>
-      <w:r>
-        <w:t xml:space="preserve"> </w:t>
-      </w:r>
-      <w:r>
-        <w:t xml:space="preserve">“The Operator is not a party to any Transaction.”</w:t>
+        <w:t xml:space="preserve">Cybernetics and Human Knowing</w:t>
+      </w:r>
+      <w:r>
+        <w:t xml:space="preserve"> </w:t>
+      </w:r>
+      <w:r>
+        <w:t xml:space="preserve">9, no. 1 (2002): 5–21 (abstract), grants machines only quasi-semiosis. The camera-as-interpreter claim remains the chapter’s extension beyond Royce’s restriction of all three terms to selves (note 10).</w:t>
       </w:r>
     </w:p>
   </w:footnote>
@@ -2955,7 +3807,29 @@
         <w:t xml:space="preserve"> </w:t>
       </w:r>
       <w:r>
-        <w:t xml:space="preserve">The tipping is attributed to network externalities in the central-bank literature of the period and produced one dominant venue per currency pair rather than one worldwide, with EBS and Reuters splitting the major pairs between them.</w:t>
+        <w:t xml:space="preserve">Charles A. Reich,</w:t>
+      </w:r>
+      <w:r>
+        <w:t xml:space="preserve"> </w:t>
+      </w:r>
+      <w:r>
+        <w:t xml:space="preserve">“The New Property,”</w:t>
+      </w:r>
+      <w:r>
+        <w:t xml:space="preserve"> </w:t>
+      </w:r>
+      <w:r>
+        <w:rPr>
+          <w:i/>
+          <w:iCs/>
+        </w:rPr>
+        <w:t xml:space="preserve">Yale Law Journal</w:t>
+      </w:r>
+      <w:r>
+        <w:t xml:space="preserve"> </w:t>
+      </w:r>
+      <w:r>
+        <w:t xml:space="preserve">73, no. 5 (1964): 733–787, at 751 for the grantor-power sentence quoted in the text.</w:t>
       </w:r>
     </w:p>
   </w:footnote>
@@ -2974,51 +3848,20 @@
         <w:t xml:space="preserve"> </w:t>
       </w:r>
       <w:r>
+        <w:t xml:space="preserve">Dialogue throughout this chapter is quoted from the film’s subtitle track. Subtitles compress and paraphrase, and no quotation here has yet been confirmed against the Criterion disc.</w:t>
+      </w:r>
+      <w:r>
+        <w:t xml:space="preserve"> </w:t>
+      </w:r>
+      <w:r>
         <w:rPr>
           <w:i/>
           <w:iCs/>
         </w:rPr>
-        <w:t xml:space="preserve">LSEG FX SEF Rulebook</w:t>
-      </w:r>
-      <w:r>
-        <w:t xml:space="preserve">, v4.1, effective 11 August 2026, Rules 302(g)–(h), at 31, which oblige written reasons within fourteen days and provide for reconsideration;</w:t>
-      </w:r>
-      <w:r>
-        <w:t xml:space="preserve"> </w:t>
-      </w:r>
-      <w:r>
-        <w:rPr>
-          <w:i/>
-          <w:iCs/>
-        </w:rPr>
-        <w:t xml:space="preserve">LSEG FX UK MTF Rule Book</w:t>
-      </w:r>
-      <w:r>
-        <w:t xml:space="preserve">, v1.2, Rule 3.1.5, at 21, permitting revocation, suspension, or restriction of access</w:t>
-      </w:r>
-      <w:r>
-        <w:t xml:space="preserve"> </w:t>
-      </w:r>
-      <w:r>
-        <w:t xml:space="preserve">“in the sole discretion of LSEG,”</w:t>
-      </w:r>
-      <w:r>
-        <w:t xml:space="preserve"> </w:t>
-      </w:r>
-      <w:r>
-        <w:t xml:space="preserve">qualified at Rule 5.1.4, at 27, only by an endeavour to give prior written notice</w:t>
-      </w:r>
-      <w:r>
-        <w:t xml:space="preserve"> </w:t>
-      </w:r>
-      <w:r>
-        <w:t xml:space="preserve">“to the extent it is reasonably able to.”</w:t>
-      </w:r>
-      <w:r>
-        <w:t xml:space="preserve"> </w:t>
-      </w:r>
-      <w:r>
-        <w:t xml:space="preserve">The FX Global Code (updated December 2024), Principle 9, obliges a platform to be transparent about how it handles an order and is silent on how it handles a party.</w:t>
+        <w:t xml:space="preserve">Slacker</w:t>
+      </w:r>
+      <w:r>
+        <w:t xml:space="preserve">, directed by Richard Linklater (Austin, TX: Detour Filmproduction, 1990; distributed by Orion Classics, 1991).</w:t>
       </w:r>
     </w:p>
   </w:footnote>
@@ -3037,7 +3880,29 @@
         <w:t xml:space="preserve"> </w:t>
       </w:r>
       <w:r>
-        <w:t xml:space="preserve">The counterfactual is to restore a forbidden direct edge between a third party’s two neighbours and read whether the third stays in the coordination’s irreducible core. The results are in-silico throughout, run over stylized three-element Boolean models, and classify rather than measure.</w:t>
+        <w:t xml:space="preserve">Charles A. Reich,</w:t>
+      </w:r>
+      <w:r>
+        <w:t xml:space="preserve"> </w:t>
+      </w:r>
+      <w:r>
+        <w:t xml:space="preserve">“The New Property,”</w:t>
+      </w:r>
+      <w:r>
+        <w:t xml:space="preserve"> </w:t>
+      </w:r>
+      <w:r>
+        <w:rPr>
+          <w:i/>
+          <w:iCs/>
+        </w:rPr>
+        <w:t xml:space="preserve">Yale Law Journal</w:t>
+      </w:r>
+      <w:r>
+        <w:t xml:space="preserve"> </w:t>
+      </w:r>
+      <w:r>
+        <w:t xml:space="preserve">73, no. 5 (1964): 733–787, at 751 for the grantor-power sentence quoted in the text.</w:t>
       </w:r>
     </w:p>
   </w:footnote>
@@ -3056,7 +3921,770 @@
         <w:t xml:space="preserve"> </w:t>
       </w:r>
       <w:r>
-        <w:t xml:space="preserve">The construct and its three dimensions are developed in a companion paper by the author. The definition quoted here is its own.</w:t>
+        <w:t xml:space="preserve">Reich,</w:t>
+      </w:r>
+      <w:r>
+        <w:t xml:space="preserve"> </w:t>
+      </w:r>
+      <w:r>
+        <w:t xml:space="preserve">“The New Property,”</w:t>
+      </w:r>
+      <w:r>
+        <w:t xml:space="preserve"> </w:t>
+      </w:r>
+      <w:r>
+        <w:t xml:space="preserve">741.</w:t>
+      </w:r>
+    </w:p>
+  </w:footnote>
+  <w:footnote w:id="32">
+    <w:p>
+      <w:pPr>
+        <w:pStyle w:val="FootnoteText"/>
+      </w:pPr>
+      <w:r>
+        <w:rPr>
+          <w:rStyle w:val="FootnoteReference"/>
+        </w:rPr>
+        <w:footnoteRef/>
+      </w:r>
+      <w:r>
+        <w:t xml:space="preserve"> </w:t>
+      </w:r>
+      <w:r>
+        <w:t xml:space="preserve">Reich,</w:t>
+      </w:r>
+      <w:r>
+        <w:t xml:space="preserve"> </w:t>
+      </w:r>
+      <w:r>
+        <w:t xml:space="preserve">“The New Property,”</w:t>
+      </w:r>
+      <w:r>
+        <w:t xml:space="preserve"> </w:t>
+      </w:r>
+      <w:r>
+        <w:t xml:space="preserve">783:</w:t>
+      </w:r>
+      <w:r>
+        <w:t xml:space="preserve"> </w:t>
+      </w:r>
+      <w:r>
+        <w:t xml:space="preserve">“The denial of any form of privilege or benefit on the basis of undisclosed reasons should no longer be tolerated.”</w:t>
+      </w:r>
+    </w:p>
+  </w:footnote>
+  <w:footnote w:id="33">
+    <w:p>
+      <w:pPr>
+        <w:pStyle w:val="FootnoteText"/>
+      </w:pPr>
+      <w:r>
+        <w:rPr>
+          <w:rStyle w:val="FootnoteReference"/>
+        </w:rPr>
+        <w:footnoteRef/>
+      </w:r>
+      <w:r>
+        <w:t xml:space="preserve"> </w:t>
+      </w:r>
+      <w:r>
+        <w:t xml:space="preserve">Reich,</w:t>
+      </w:r>
+      <w:r>
+        <w:t xml:space="preserve"> </w:t>
+      </w:r>
+      <w:r>
+        <w:t xml:space="preserve">“The New Property,”</w:t>
+      </w:r>
+      <w:r>
+        <w:t xml:space="preserve"> </w:t>
+      </w:r>
+      <w:r>
+        <w:t xml:space="preserve">786:</w:t>
+      </w:r>
+      <w:r>
+        <w:t xml:space="preserve"> </w:t>
+      </w:r>
+      <w:r>
+        <w:t xml:space="preserve">“There are many other new forms of wealth: franchises in private businesses, equities in corporations, the right to receive privately furnished utilities and services, status in private organizations. These too may need added safeguards in the future.”</w:t>
+      </w:r>
+      <w:r>
+        <w:t xml:space="preserve"> </w:t>
+      </w:r>
+      <w:r>
+        <w:t xml:space="preserve">Twenty-five years later he dropped the categorical public/private distinction for large organizations: Charles A. Reich,</w:t>
+      </w:r>
+      <w:r>
+        <w:t xml:space="preserve"> </w:t>
+      </w:r>
+      <w:r>
+        <w:t xml:space="preserve">“The Liberty Impact of the New Property,”</w:t>
+      </w:r>
+      <w:r>
+        <w:t xml:space="preserve"> </w:t>
+      </w:r>
+      <w:r>
+        <w:rPr>
+          <w:i/>
+          <w:iCs/>
+        </w:rPr>
+        <w:t xml:space="preserve">William &amp; Mary Law Review</w:t>
+      </w:r>
+      <w:r>
+        <w:t xml:space="preserve"> </w:t>
+      </w:r>
+      <w:r>
+        <w:t xml:space="preserve">31 (1990): 295–306, at 300–01. Kali Murray,</w:t>
+      </w:r>
+      <w:r>
+        <w:t xml:space="preserve"> </w:t>
+      </w:r>
+      <w:r>
+        <w:t xml:space="preserve">“Charles Reich’s Unruly Administrative State,”</w:t>
+      </w:r>
+      <w:r>
+        <w:t xml:space="preserve"> </w:t>
+      </w:r>
+      <w:r>
+        <w:rPr>
+          <w:i/>
+          <w:iCs/>
+        </w:rPr>
+        <w:t xml:space="preserve">Yale Law Journal Forum</w:t>
+      </w:r>
+      <w:r>
+        <w:t xml:space="preserve"> </w:t>
+      </w:r>
+      <w:r>
+        <w:t xml:space="preserve">129 (2020): 714–722, digests the reception as dependence-plus-demand; Julie E. Cohen,</w:t>
+      </w:r>
+      <w:r>
+        <w:t xml:space="preserve"> </w:t>
+      </w:r>
+      <w:r>
+        <w:t xml:space="preserve">“Law for the Platform Economy,”</w:t>
+      </w:r>
+      <w:r>
+        <w:t xml:space="preserve"> </w:t>
+      </w:r>
+      <w:r>
+        <w:rPr>
+          <w:i/>
+          <w:iCs/>
+        </w:rPr>
+        <w:t xml:space="preserve">UC Davis Law Review</w:t>
+      </w:r>
+      <w:r>
+        <w:t xml:space="preserve"> </w:t>
+      </w:r>
+      <w:r>
+        <w:t xml:space="preserve">51 (2017): 133–204, reconstructs platform access and matching without citing Reich.</w:t>
+      </w:r>
+    </w:p>
+  </w:footnote>
+  <w:footnote w:id="35">
+    <w:p>
+      <w:pPr>
+        <w:pStyle w:val="FootnoteText"/>
+      </w:pPr>
+      <w:r>
+        <w:rPr>
+          <w:rStyle w:val="FootnoteReference"/>
+        </w:rPr>
+        <w:footnoteRef/>
+      </w:r>
+      <w:r>
+        <w:t xml:space="preserve"> </w:t>
+      </w:r>
+      <w:r>
+        <w:t xml:space="preserve">Mary P. Erickson,</w:t>
+      </w:r>
+      <w:r>
+        <w:t xml:space="preserve"> </w:t>
+      </w:r>
+      <w:r>
+        <w:t xml:space="preserve">“</w:t>
+      </w:r>
+      <w:r>
+        <w:t xml:space="preserve">‘I Think I Still Qualify as a Slacker … Just One That’s Currently Lucky’</w:t>
+      </w:r>
+      <w:r>
+        <w:t xml:space="preserve">: The Myths of</w:t>
+      </w:r>
+      <w:r>
+        <w:t xml:space="preserve"> </w:t>
+      </w:r>
+      <w:r>
+        <w:rPr>
+          <w:i/>
+          <w:iCs/>
+        </w:rPr>
+        <w:t xml:space="preserve">Slacker</w:t>
+      </w:r>
+      <w:r>
+        <w:t xml:space="preserve">, Austin, and Richard Linklater,”</w:t>
+      </w:r>
+      <w:r>
+        <w:t xml:space="preserve"> </w:t>
+      </w:r>
+      <w:r>
+        <w:t xml:space="preserve">in</w:t>
+      </w:r>
+      <w:r>
+        <w:t xml:space="preserve"> </w:t>
+      </w:r>
+      <w:r>
+        <w:rPr>
+          <w:i/>
+          <w:iCs/>
+        </w:rPr>
+        <w:t xml:space="preserve">ReFocus: The Films of Richard Linklater</w:t>
+      </w:r>
+      <w:r>
+        <w:t xml:space="preserve">, ed. Kim Wilkins and Timotheus Vermeulen (Edinburgh: Edinburgh University Press, 2022), 15–33; Joshua Long,</w:t>
+      </w:r>
+      <w:r>
+        <w:t xml:space="preserve"> </w:t>
+      </w:r>
+      <w:r>
+        <w:rPr>
+          <w:i/>
+          <w:iCs/>
+        </w:rPr>
+        <w:t xml:space="preserve">Weird City: Sense of Place and Creative Resistance in Austin, Texas</w:t>
+      </w:r>
+      <w:r>
+        <w:t xml:space="preserve"> </w:t>
+      </w:r>
+      <w:r>
+        <w:t xml:space="preserve">(Austin: University of Texas Press, 2010). The Long quotation was located by search inside an ebook edition and its page should be confirmed against print. Long’s subject is the enclosure of Austin’s weirdness in the 2000s rather than the ecology of 1990, so he stands as the later half of the story rather than as a witness to this one. See also Andrew Busch’s review essay in</w:t>
+      </w:r>
+      <w:r>
+        <w:t xml:space="preserve"> </w:t>
+      </w:r>
+      <w:r>
+        <w:rPr>
+          <w:i/>
+          <w:iCs/>
+        </w:rPr>
+        <w:t xml:space="preserve">American Quarterly</w:t>
+      </w:r>
+      <w:r>
+        <w:t xml:space="preserve"> </w:t>
+      </w:r>
+      <w:r>
+        <w:t xml:space="preserve">63, no. 2 (2011): 399–408, which faults Long for attending to middle-class South Austin while overlooking gentrification on the east side, a caveat that bears directly on who a reaching city reaches.</w:t>
+      </w:r>
+    </w:p>
+  </w:footnote>
+  <w:footnote w:id="36">
+    <w:p>
+      <w:pPr>
+        <w:pStyle w:val="FootnoteText"/>
+      </w:pPr>
+      <w:r>
+        <w:rPr>
+          <w:rStyle w:val="FootnoteReference"/>
+        </w:rPr>
+        <w:footnoteRef/>
+      </w:r>
+      <w:r>
+        <w:t xml:space="preserve"> </w:t>
+      </w:r>
+      <w:r>
+        <w:t xml:space="preserve">Robert N. Bellah,</w:t>
+      </w:r>
+      <w:r>
+        <w:t xml:space="preserve"> </w:t>
+      </w:r>
+      <w:r>
+        <w:t xml:space="preserve">“Tradition and Community in the Humanities,”</w:t>
+      </w:r>
+      <w:r>
+        <w:t xml:space="preserve"> </w:t>
+      </w:r>
+      <w:r>
+        <w:rPr>
+          <w:i/>
+          <w:iCs/>
+        </w:rPr>
+        <w:t xml:space="preserve">Community Colleges Humanities Review</w:t>
+      </w:r>
+      <w:r>
+        <w:t xml:space="preserve"> </w:t>
+      </w:r>
+      <w:r>
+        <w:t xml:space="preserve">8 (1987): 5–6, credits Royce for community of memory paired with hope. Annette Kuhn, Daniel Biltereyst, and Philippe Meers,</w:t>
+      </w:r>
+      <w:r>
+        <w:t xml:space="preserve"> </w:t>
+      </w:r>
+      <w:r>
+        <w:t xml:space="preserve">“Memories of Cinemagoing and Film Experience,”</w:t>
+      </w:r>
+      <w:r>
+        <w:t xml:space="preserve"> </w:t>
+      </w:r>
+      <w:r>
+        <w:rPr>
+          <w:i/>
+          <w:iCs/>
+        </w:rPr>
+        <w:t xml:space="preserve">Memory Studies</w:t>
+      </w:r>
+      <w:r>
+        <w:t xml:space="preserve"> </w:t>
+      </w:r>
+      <w:r>
+        <w:t xml:space="preserve">10, no. 1 (2017): 3–16, supply adjacent cinema-memory couch without a Roycean application. The Erickson/Long-to-Royce join is the chapter’s.</w:t>
+      </w:r>
+    </w:p>
+  </w:footnote>
+  <w:footnote w:id="38">
+    <w:p>
+      <w:pPr>
+        <w:pStyle w:val="FootnoteText"/>
+      </w:pPr>
+      <w:r>
+        <w:rPr>
+          <w:rStyle w:val="FootnoteReference"/>
+        </w:rPr>
+        <w:footnoteRef/>
+      </w:r>
+      <w:r>
+        <w:t xml:space="preserve"> </w:t>
+      </w:r>
+      <w:r>
+        <w:t xml:space="preserve">David Stark and Ivana Pais,</w:t>
+      </w:r>
+      <w:r>
+        <w:t xml:space="preserve"> </w:t>
+      </w:r>
+      <w:r>
+        <w:t xml:space="preserve">“Algorithmic Management in the Platform Economy,”</w:t>
+      </w:r>
+      <w:r>
+        <w:t xml:space="preserve"> </w:t>
+      </w:r>
+      <w:r>
+        <w:rPr>
+          <w:i/>
+          <w:iCs/>
+        </w:rPr>
+        <w:t xml:space="preserve">Sociologica</w:t>
+      </w:r>
+      <w:r>
+        <w:t xml:space="preserve"> </w:t>
+      </w:r>
+      <w:r>
+        <w:t xml:space="preserve">14, no. 3 (2020): 47–72, at 48 and 49:</w:t>
+      </w:r>
+      <w:r>
+        <w:t xml:space="preserve"> </w:t>
+      </w:r>
+      <w:r>
+        <w:t xml:space="preserve">“whereas for markets the verb is contract, the verb for hierarchy is command, and for networks it is collaborate. By contrast, platforms co-opt,”</w:t>
+      </w:r>
+      <w:r>
+        <w:t xml:space="preserve"> </w:t>
+      </w:r>
+      <w:r>
+        <w:t xml:space="preserve">and</w:t>
+      </w:r>
+      <w:r>
+        <w:t xml:space="preserve"> </w:t>
+      </w:r>
+      <w:r>
+        <w:t xml:space="preserve">“platform owners co-opt the behavior of providers and users, enrolling them in the practices of algorithmic management without managerial authority having been delegated to them.”</w:t>
+      </w:r>
+    </w:p>
+  </w:footnote>
+  <w:footnote w:id="39">
+    <w:p>
+      <w:pPr>
+        <w:pStyle w:val="FootnoteText"/>
+      </w:pPr>
+      <w:r>
+        <w:rPr>
+          <w:rStyle w:val="FootnoteReference"/>
+        </w:rPr>
+        <w:footnoteRef/>
+      </w:r>
+      <w:r>
+        <w:t xml:space="preserve"> </w:t>
+      </w:r>
+      <w:r>
+        <w:t xml:space="preserve">Amazon.com, Inc.,</w:t>
+      </w:r>
+      <w:r>
+        <w:t xml:space="preserve"> </w:t>
+      </w:r>
+      <w:r>
+        <w:t xml:space="preserve">“Prime Video Direct Content Providers: Licensing Consideration and Title Review,”</w:t>
+      </w:r>
+      <w:r>
+        <w:t xml:space="preserve"> </w:t>
+      </w:r>
+      <w:r>
+        <w:t xml:space="preserve">Prime Video Tech Docs, last updated August 5, 2025, a living page quoted as retrieved on August 1, 2026. The sentence carrying the phrase</w:t>
+      </w:r>
+      <w:r>
+        <w:t xml:space="preserve"> </w:t>
+      </w:r>
+      <w:r>
+        <w:t xml:space="preserve">“engagement standards”</w:t>
+      </w:r>
+      <w:r>
+        <w:t xml:space="preserve"> </w:t>
+      </w:r>
+      <w:r>
+        <w:t xml:space="preserve">and the words</w:t>
+      </w:r>
+      <w:r>
+        <w:t xml:space="preserve"> </w:t>
+      </w:r>
+      <w:r>
+        <w:t xml:space="preserve">“may be subject to removal”</w:t>
+      </w:r>
+      <w:r>
+        <w:t xml:space="preserve"> </w:t>
+      </w:r>
+      <w:r>
+        <w:t xml:space="preserve">follows the review sentence on the same page.</w:t>
+      </w:r>
+    </w:p>
+  </w:footnote>
+  <w:footnote w:id="40">
+    <w:p>
+      <w:pPr>
+        <w:pStyle w:val="FootnoteText"/>
+      </w:pPr>
+      <w:r>
+        <w:rPr>
+          <w:rStyle w:val="FootnoteReference"/>
+        </w:rPr>
+        <w:footnoteRef/>
+      </w:r>
+      <w:r>
+        <w:t xml:space="preserve"> </w:t>
+      </w:r>
+      <w:r>
+        <w:t xml:space="preserve">Rideshare Drivers United and Asian Law Caucus,</w:t>
+      </w:r>
+      <w:r>
+        <w:t xml:space="preserve"> </w:t>
+      </w:r>
+      <w:r>
+        <w:rPr>
+          <w:i/>
+          <w:iCs/>
+        </w:rPr>
+        <w:t xml:space="preserve">Fired by an App: The Toll of Secret Algorithms and Unchecked Discrimination on California Rideshare Drivers</w:t>
+      </w:r>
+      <w:r>
+        <w:t xml:space="preserve"> </w:t>
+      </w:r>
+      <w:r>
+        <w:t xml:space="preserve">(report, February 2023), 15, 19. The two-thirds figure pools temporary suspension with permanent removal, and the thirty percent is of drivers who were deactivated rather than of all 810 surveyed. Recruitment ran through the union’s networks, two community organizations, and paid advertising; the report says of its own respondents that they</w:t>
+      </w:r>
+      <w:r>
+        <w:t xml:space="preserve"> </w:t>
+      </w:r>
+      <w:r>
+        <w:t xml:space="preserve">“may be more likely to be inclined to participate in a survey as a way of documenting or sharing their experience with deactivation.”</w:t>
+      </w:r>
+    </w:p>
+  </w:footnote>
+  <w:footnote w:id="41">
+    <w:p>
+      <w:pPr>
+        <w:pStyle w:val="FootnoteText"/>
+      </w:pPr>
+      <w:r>
+        <w:rPr>
+          <w:rStyle w:val="FootnoteReference"/>
+        </w:rPr>
+        <w:footnoteRef/>
+      </w:r>
+      <w:r>
+        <w:t xml:space="preserve"> </w:t>
+      </w:r>
+      <w:r>
+        <w:t xml:space="preserve">Foreign Exchange Committee, Federal Reserve Bank of New York,</w:t>
+      </w:r>
+      <w:r>
+        <w:t xml:space="preserve"> </w:t>
+      </w:r>
+      <w:r>
+        <w:rPr>
+          <w:i/>
+          <w:iCs/>
+        </w:rPr>
+        <w:t xml:space="preserve">Annual Report 1991</w:t>
+      </w:r>
+      <w:r>
+        <w:t xml:space="preserve">, 8, which describes the then-planned electronic broking systems as under development in November 1991. Reuters Dealing 2000-2 opened in 1992; EBS launched in September 1993, following a funding decision in January 1990 and a formal partnership in May 1992. The film’s Dobie run was in 1990 and its New York opening on 5 July 1991, so the venues follow the film by one to three years rather than accompanying it.</w:t>
+      </w:r>
+    </w:p>
+  </w:footnote>
+  <w:footnote w:id="42">
+    <w:p>
+      <w:pPr>
+        <w:pStyle w:val="FootnoteText"/>
+      </w:pPr>
+      <w:r>
+        <w:rPr>
+          <w:rStyle w:val="FootnoteReference"/>
+        </w:rPr>
+        <w:footnoteRef/>
+      </w:r>
+      <w:r>
+        <w:t xml:space="preserve"> </w:t>
+      </w:r>
+      <w:r>
+        <w:t xml:space="preserve">Bank for International Settlements,</w:t>
+      </w:r>
+      <w:r>
+        <w:t xml:space="preserve"> </w:t>
+      </w:r>
+      <w:r>
+        <w:rPr>
+          <w:i/>
+          <w:iCs/>
+        </w:rPr>
+        <w:t xml:space="preserve">Quarterly Review</w:t>
+      </w:r>
+      <w:r>
+        <w:t xml:space="preserve">, December 2019, 41–42:</w:t>
+      </w:r>
+      <w:r>
+        <w:t xml:space="preserve"> </w:t>
+      </w:r>
+      <w:r>
+        <w:t xml:space="preserve">“</w:t>
+      </w:r>
+      <w:r>
+        <w:t xml:space="preserve">‘Indirect’</w:t>
+      </w:r>
+      <w:r>
+        <w:t xml:space="preserve"> </w:t>
+      </w:r>
+      <w:r>
+        <w:t xml:space="preserve">refers to the involvement of a third party in the matching process. This can, for instance, be a traditional voice broker, an electronic broking platform or a multi-bank platform.”</w:t>
+      </w:r>
+      <w:r>
+        <w:t xml:space="preserve"> </w:t>
+      </w:r>
+      <w:r>
+        <w:t xml:space="preserve">The venues say the same from inside:</w:t>
+      </w:r>
+      <w:r>
+        <w:t xml:space="preserve"> </w:t>
+      </w:r>
+      <w:r>
+        <w:rPr>
+          <w:i/>
+          <w:iCs/>
+        </w:rPr>
+        <w:t xml:space="preserve">LSEG FX UK MTF Rule Book</w:t>
+      </w:r>
+      <w:r>
+        <w:t xml:space="preserve">, v1.2, effective 1 December 2025, Rule 1.1.4, 13,</w:t>
+      </w:r>
+      <w:r>
+        <w:t xml:space="preserve"> </w:t>
+      </w:r>
+      <w:r>
+        <w:t xml:space="preserve">“LSEG is not a party to … Transactions conducted on the Platform. Payment and settlement … are the sole responsibility of the two Participants concerned,”</w:t>
+      </w:r>
+      <w:r>
+        <w:t xml:space="preserve"> </w:t>
+      </w:r>
+      <w:r>
+        <w:t xml:space="preserve">and</w:t>
+      </w:r>
+      <w:r>
+        <w:t xml:space="preserve"> </w:t>
+      </w:r>
+      <w:r>
+        <w:rPr>
+          <w:i/>
+          <w:iCs/>
+        </w:rPr>
+        <w:t xml:space="preserve">EBS MTF Rulebook</w:t>
+      </w:r>
+      <w:r>
+        <w:t xml:space="preserve">, Rule 2.9, 6,</w:t>
+      </w:r>
+      <w:r>
+        <w:t xml:space="preserve"> </w:t>
+      </w:r>
+      <w:r>
+        <w:t xml:space="preserve">“The Operator is not a party to any Transaction.”</w:t>
+      </w:r>
+    </w:p>
+  </w:footnote>
+  <w:footnote w:id="43">
+    <w:p>
+      <w:pPr>
+        <w:pStyle w:val="FootnoteText"/>
+      </w:pPr>
+      <w:r>
+        <w:rPr>
+          <w:rStyle w:val="FootnoteReference"/>
+        </w:rPr>
+        <w:footnoteRef/>
+      </w:r>
+      <w:r>
+        <w:t xml:space="preserve"> </w:t>
+      </w:r>
+      <w:r>
+        <w:t xml:space="preserve">The tipping is attributed to network externalities in the central-bank literature of the period and produced one dominant venue per currency pair rather than one worldwide, with EBS and Reuters splitting the major pairs between them.</w:t>
+      </w:r>
+    </w:p>
+  </w:footnote>
+  <w:footnote w:id="44">
+    <w:p>
+      <w:pPr>
+        <w:pStyle w:val="FootnoteText"/>
+      </w:pPr>
+      <w:r>
+        <w:rPr>
+          <w:rStyle w:val="FootnoteReference"/>
+        </w:rPr>
+        <w:footnoteRef/>
+      </w:r>
+      <w:r>
+        <w:t xml:space="preserve"> </w:t>
+      </w:r>
+      <w:r>
+        <w:rPr>
+          <w:i/>
+          <w:iCs/>
+        </w:rPr>
+        <w:t xml:space="preserve">LSEG FX SEF Rulebook</w:t>
+      </w:r>
+      <w:r>
+        <w:t xml:space="preserve">, v4.1, effective 11 August 2026, Rules 302(g)–(h), at 31, which oblige written reasons within fourteen days and provide for reconsideration;</w:t>
+      </w:r>
+      <w:r>
+        <w:t xml:space="preserve"> </w:t>
+      </w:r>
+      <w:r>
+        <w:rPr>
+          <w:i/>
+          <w:iCs/>
+        </w:rPr>
+        <w:t xml:space="preserve">LSEG FX UK MTF Rule Book</w:t>
+      </w:r>
+      <w:r>
+        <w:t xml:space="preserve">, v1.2, Rule 3.1.5, at 21, permitting revocation, suspension, or restriction of access</w:t>
+      </w:r>
+      <w:r>
+        <w:t xml:space="preserve"> </w:t>
+      </w:r>
+      <w:r>
+        <w:t xml:space="preserve">“in the sole discretion of LSEG,”</w:t>
+      </w:r>
+      <w:r>
+        <w:t xml:space="preserve"> </w:t>
+      </w:r>
+      <w:r>
+        <w:t xml:space="preserve">qualified at Rule 5.1.4, at 27, only by an endeavour to give prior written notice</w:t>
+      </w:r>
+      <w:r>
+        <w:t xml:space="preserve"> </w:t>
+      </w:r>
+      <w:r>
+        <w:t xml:space="preserve">“to the extent it is reasonably able to.”</w:t>
+      </w:r>
+      <w:r>
+        <w:t xml:space="preserve"> </w:t>
+      </w:r>
+      <w:r>
+        <w:t xml:space="preserve">The FX Global Code (updated December 2024), Principle 9, obliges a platform to be transparent about how it handles an order and is silent on how it handles a party.</w:t>
+      </w:r>
+    </w:p>
+  </w:footnote>
+  <w:footnote w:id="45">
+    <w:p>
+      <w:pPr>
+        <w:pStyle w:val="FootnoteText"/>
+      </w:pPr>
+      <w:r>
+        <w:rPr>
+          <w:rStyle w:val="FootnoteReference"/>
+        </w:rPr>
+        <w:footnoteRef/>
+      </w:r>
+      <w:r>
+        <w:t xml:space="preserve"> </w:t>
+      </w:r>
+      <w:r>
+        <w:t xml:space="preserve">The counterfactual is to restore a forbidden direct edge between a third party’s two neighbours and read whether the third stays in the coordination’s irreducible core. The results are in-silico throughout, run over stylized three-element Boolean models, and classify rather than measure.</w:t>
+      </w:r>
+    </w:p>
+  </w:footnote>
+  <w:footnote w:id="47">
+    <w:p>
+      <w:pPr>
+        <w:pStyle w:val="FootnoteText"/>
+      </w:pPr>
+      <w:r>
+        <w:rPr>
+          <w:rStyle w:val="FootnoteReference"/>
+        </w:rPr>
+        <w:footnoteRef/>
+      </w:r>
+      <w:r>
+        <w:t xml:space="preserve"> </w:t>
+      </w:r>
+      <w:r>
+        <w:t xml:space="preserve">Parker and Klein,</w:t>
+      </w:r>
+      <w:r>
+        <w:t xml:space="preserve"> </w:t>
+      </w:r>
+      <w:r>
+        <w:t xml:space="preserve">“Josiah Royce,”</w:t>
+      </w:r>
+      <w:r>
+        <w:t xml:space="preserve"> </w:t>
+      </w:r>
+      <w:r>
+        <w:t xml:space="preserve">§2.2.2: common past and future events are</w:t>
+      </w:r>
+      <w:r>
+        <w:t xml:space="preserve"> </w:t>
+      </w:r>
+      <w:r>
+        <w:t xml:space="preserve">“the basis of”</w:t>
+      </w:r>
+      <w:r>
+        <w:t xml:space="preserve"> </w:t>
+      </w:r>
+      <w:r>
+        <w:t xml:space="preserve">loyalty; genuine communities are defined by true loyalty, others by predatory loyalty. Loyalty is constitutive of conscious community in Royce’s Lecture X, not a fourth condition of the thin three-condition community of memory.</w:t>
+      </w:r>
+    </w:p>
+  </w:footnote>
+  <w:footnote w:id="49">
+    <w:p>
+      <w:pPr>
+        <w:pStyle w:val="FootnoteText"/>
+      </w:pPr>
+      <w:r>
+        <w:rPr>
+          <w:rStyle w:val="FootnoteReference"/>
+        </w:rPr>
+        <w:footnoteRef/>
+      </w:r>
+      <w:r>
+        <w:t xml:space="preserve"> </w:t>
+      </w:r>
+      <w:r>
+        <w:t xml:space="preserve">Algorithmacy is this chapter’s term. I am developing the construct in unpublished work; the definition here is the one the argument requires.</w:t>
       </w:r>
     </w:p>
   </w:footnote>
@@ -3576,7 +5204,7 @@
       <w:b/>
       <w:bCs/>
       <w:color w:themeColor="accent1" w:themeShade="BF" w:val="365F91"/>
-      <w:sz w:val="24"/>
+      <w:sz w:val="28"/>
       <w:szCs w:val="28"/>
     </w:rPr>
   </w:style>
@@ -3600,7 +5228,7 @@
       <w:b/>
       <w:bCs/>
       <w:color w:themeColor="accent1" w:val="4F81BD"/>
-      <w:sz w:val="24"/>
+      <w:sz w:val="26"/>
       <w:szCs w:val="26"/>
     </w:rPr>
   </w:style>
@@ -3862,11 +5490,11 @@
       <w:contextualSpacing/>
     </w:pPr>
     <w:rPr>
-      <w:rFonts w:ascii="Times New Roman" w:asciiTheme="majorHAnsi" w:cs="Times New Roman" w:cstheme="majorBidi" w:eastAsia="Times New Roman" w:eastAsiaTheme="majorEastAsia" w:hAnsi="Times New Roman" w:hAnsiTheme="majorHAnsi"/>
+      <w:rFonts w:asciiTheme="majorHAnsi" w:cstheme="majorBidi" w:eastAsiaTheme="majorEastAsia" w:hAnsiTheme="majorHAnsi"/>
       <w:color w:themeColor="text2" w:themeShade="BF" w:val="17365D"/>
       <w:spacing w:val="5"/>
       <w:kern w:val="28"/>
-      <w:sz w:val="24"/>
+      <w:sz w:val="52"/>
       <w:szCs w:val="52"/>
     </w:rPr>
   </w:style>
@@ -3899,7 +5527,7 @@
       </w:numPr>
     </w:pPr>
     <w:rPr>
-      <w:rFonts w:ascii="Times New Roman" w:asciiTheme="majorHAnsi" w:cs="Times New Roman" w:cstheme="majorBidi" w:eastAsia="Times New Roman" w:eastAsiaTheme="majorEastAsia" w:hAnsi="Times New Roman" w:hAnsiTheme="majorHAnsi"/>
+      <w:rFonts w:asciiTheme="majorHAnsi" w:cstheme="majorBidi" w:eastAsiaTheme="majorEastAsia" w:hAnsiTheme="majorHAnsi"/>
       <w:i/>
       <w:iCs/>
       <w:color w:themeColor="accent1" w:val="4F81BD"/>
@@ -3943,8 +5571,12 @@
     <w:unhideWhenUsed/>
     <w:rsid w:val="00AA1D8D"/>
     <w:pPr>
-      <w:spacing w:after="120"/>
+      <w:spacing w:after="0" w:before="0" w:line="480" w:lineRule="auto"/>
     </w:pPr>
+    <w:rPr>
+      <w:rFonts w:ascii="Times New Roman" w:cs="Times New Roman" w:eastAsia="Times New Roman" w:hAnsi="Times New Roman"/>
+      <w:sz w:val="24"/>
+    </w:rPr>
   </w:style>
   <w:style w:customStyle="1" w:styleId="BodyTextChar" w:type="character">
     <w:name w:val="Body Text Char"/>
